--- a/StudYear-Facebook-Campaign-Bundle.docx
+++ b/StudYear-Facebook-Campaign-Bundle.docx
@@ -4,8 +4,7 @@
   <w:body>
     <w:p>
       <w:pPr>
-        <w:spacing w:after="40" w:before="240"/>
-        <w:jc w:val="left"/>
+        <w:spacing w:after="40" w:before="200"/>
       </w:pPr>
       <w:r>
         <w:rPr>
@@ -45,7 +44,7 @@
           <w:sz w:val="24"/>
           <w:szCs w:val="24"/>
         </w:rPr>
-        <w:t xml:space="preserve">Brand-launch awareness → traffic. Copy-and-paste ready.</w:t>
+        <w:t xml:space="preserve">Feature-led. Punchy. Copy-and-paste ready.</w:t>
       </w:r>
     </w:p>
     <w:p>
@@ -57,33 +56,54 @@
           <w:b/>
           <w:bCs/>
           <w:color w:val="0B1B33"/>
+          <w:sz w:val="20"/>
+          <w:szCs w:val="20"/>
+        </w:rPr>
+        <w:t xml:space="preserve">Product: </w:t>
+      </w:r>
+      <w:r>
+        <w:rPr>
+          <w:color w:val="1B2A44"/>
+          <w:sz w:val="20"/>
+          <w:szCs w:val="20"/>
+        </w:rPr>
+        <w:t xml:space="preserve">StudYear — the AI learning operating system   </w:t>
+      </w:r>
+      <w:r>
+        <w:rPr>
+          <w:b/>
+          <w:bCs/>
+          <w:color w:val="0B1B33"/>
+          <w:sz w:val="20"/>
+          <w:szCs w:val="20"/>
+        </w:rPr>
+        <w:t xml:space="preserve">Destination: </w:t>
+      </w:r>
+      <w:r>
+        <w:rPr>
+          <w:color w:val="1B2A44"/>
+          <w:sz w:val="20"/>
+          <w:szCs w:val="20"/>
+        </w:rPr>
+        <w:t xml:space="preserve">studyear.com/free   </w:t>
+      </w:r>
+      <w:r>
+        <w:rPr>
+          <w:b/>
+          <w:bCs/>
+          <w:color w:val="0B1B33"/>
+          <w:sz w:val="20"/>
+          <w:szCs w:val="20"/>
         </w:rPr>
         <w:t xml:space="preserve">Prepared by: </w:t>
       </w:r>
       <w:r>
-        <w:t xml:space="preserve">Marketing (Director) </w:t>
-      </w:r>
-      <w:r>
-        <w:rPr>
-          <w:b/>
-          <w:bCs/>
-          <w:color w:val="0B1B33"/>
-        </w:rPr>
-        <w:t xml:space="preserve">  ·  Product: </w:t>
-      </w:r>
-      <w:r>
-        <w:t xml:space="preserve">StudYear — the AI learning operating system </w:t>
-      </w:r>
-      <w:r>
-        <w:rPr>
-          <w:b/>
-          <w:bCs/>
-          <w:color w:val="0B1B33"/>
-        </w:rPr>
-        <w:t xml:space="preserve">  ·  Destination: </w:t>
-      </w:r>
-      <w:r>
-        <w:t xml:space="preserve">studyear.com/free</w:t>
+        <w:rPr>
+          <w:color w:val="1B2A44"/>
+          <w:sz w:val="20"/>
+          <w:szCs w:val="20"/>
+        </w:rPr>
+        <w:t xml:space="preserve">Marketing (Director)</w:t>
       </w:r>
     </w:p>
     <w:p>
@@ -97,15 +117,9 @@
     <w:p>
       <w:pPr>
         <w:pStyle w:val="Heading1"/>
-        <w:spacing w:after="140" w:before="320"/>
-      </w:pPr>
-      <w:r>
-        <w:rPr>
-          <w:b/>
-          <w:bCs/>
-          <w:color w:val="0B1B33"/>
-        </w:rPr>
-        <w:t xml:space="preserve">Director's note — which objective, and why</w:t>
+      </w:pPr>
+      <w:r>
+        <w:t xml:space="preserve">Director's note — objective (read first)</w:t>
       </w:r>
     </w:p>
     <w:p>
@@ -113,87 +127,170 @@
         <w:spacing w:after="120"/>
       </w:pPr>
       <w:r>
+        <w:rPr>
+          <w:color w:val="1B2A44"/>
+          <w:sz w:val="20"/>
+          <w:szCs w:val="20"/>
+        </w:rPr>
         <w:t xml:space="preserve">You asked for </w:t>
       </w:r>
       <w:r>
         <w:rPr>
           <w:b/>
           <w:bCs/>
+          <w:color w:val="0B1B33"/>
+          <w:sz w:val="20"/>
+          <w:szCs w:val="20"/>
         </w:rPr>
         <w:t xml:space="preserve">Awareness</w:t>
       </w:r>
       <w:r>
-        <w:t xml:space="preserve">, and for an unknown brand that instinct is sound. My recommendation, though, is to run this as a </w:t>
-      </w:r>
-      <w:r>
-        <w:rPr>
-          <w:b/>
-          <w:bCs/>
-        </w:rPr>
-        <w:t xml:space="preserve">Traffic campaign optimised for Landing Page Views</w:t>
-      </w:r>
-      <w:r>
-        <w:t xml:space="preserve"> — and I have built everything in this document around that. The reasoning:</w:t>
-      </w:r>
-    </w:p>
-    <w:p>
-      <w:pPr>
-        <w:pStyle w:val="ListParagraph"/>
-        <w:numPr>
-          <w:ilvl w:val="0"/>
-          <w:numId w:val="2"/>
-        </w:numPr>
+        <w:rPr>
+          <w:color w:val="1B2A44"/>
+          <w:sz w:val="20"/>
+          <w:szCs w:val="20"/>
+        </w:rPr>
+        <w:t xml:space="preserve">, which is right for an unknown brand. My recommendation is to run it as </w:t>
+      </w:r>
+      <w:r>
+        <w:rPr>
+          <w:b/>
+          <w:bCs/>
+          <w:color w:val="0B1B33"/>
+          <w:sz w:val="20"/>
+          <w:szCs w:val="20"/>
+        </w:rPr>
+        <w:t xml:space="preserve">Traffic → Landing Page Views</w:t>
+      </w:r>
+      <w:r>
+        <w:rPr>
+          <w:color w:val="1B2A44"/>
+          <w:sz w:val="20"/>
+          <w:szCs w:val="20"/>
+        </w:rPr>
+        <w:t xml:space="preserve"> — because StudYear can be </w:t>
+      </w:r>
+      <w:r>
+        <w:rPr>
+          <w:i/>
+          <w:iCs/>
+          <w:color w:val="1B2A44"/>
+          <w:sz w:val="20"/>
+          <w:szCs w:val="20"/>
+        </w:rPr>
+        <w:t xml:space="preserve">tried in 60 seconds</w:t>
+      </w:r>
+      <w:r>
+        <w:rPr>
+          <w:color w:val="1B2A44"/>
+          <w:sz w:val="20"/>
+          <w:szCs w:val="20"/>
+        </w:rPr>
+        <w:t xml:space="preserve"> at studyear.com/free (no sign-up). Paying for the visit still builds awareness, seeds the Meta Pixel with real visitors, and hands you retargeting + lookalike audiences for the later marketwaros.com push. Same copy works for pure Awareness if you only want reach — just switch the objective.</w:t>
+      </w:r>
+    </w:p>
+    <w:p>
+      <w:pPr>
+        <w:pStyle w:val="Heading1"/>
+      </w:pPr>
+      <w:r>
+        <w:t xml:space="preserve">1. Campaign at a glance</w:t>
+      </w:r>
+    </w:p>
+    <w:p>
+      <w:pPr>
         <w:spacing w:after="60"/>
       </w:pPr>
       <w:r>
         <w:rPr>
           <w:b/>
           <w:bCs/>
-        </w:rPr>
-        <w:t xml:space="preserve">You have something people can try in 60 seconds. </w:t>
-      </w:r>
-      <w:r>
-        <w:t xml:space="preserve">The free predicted-grade + study plan at studyear.com/free needs no sign-up and no card. When a product is instantly experienceable, the cheapest awareness is a visit — the viewer sees the brand and feels the value in one tap.</w:t>
-      </w:r>
-    </w:p>
-    <w:p>
-      <w:pPr>
-        <w:pStyle w:val="ListParagraph"/>
-        <w:numPr>
-          <w:ilvl w:val="0"/>
-          <w:numId w:val="2"/>
-        </w:numPr>
+          <w:color w:val="0B1B33"/>
+        </w:rPr>
+        <w:t xml:space="preserve">Objective: </w:t>
+      </w:r>
+      <w:r>
+        <w:t xml:space="preserve">Traffic (optimise for Landing Page Views) — or Awareness for pure reach</w:t>
+      </w:r>
+    </w:p>
+    <w:p>
+      <w:pPr>
         <w:spacing w:after="60"/>
       </w:pPr>
       <w:r>
         <w:rPr>
           <w:b/>
           <w:bCs/>
-        </w:rPr>
-        <w:t xml:space="preserve">It builds the audiences you will need next. </w:t>
-      </w:r>
-      <w:r>
-        <w:t xml:space="preserve">Traffic seeds the Meta Pixel with real website visitors from day one, giving you Custom Audiences (site visitors) and Lookalikes to retarget the moment you shift focus to marketwaros.com. Pure Awareness leaves you with impressions you cannot retarget as richly.</w:t>
-      </w:r>
-    </w:p>
-    <w:p>
-      <w:pPr>
-        <w:pStyle w:val="ListParagraph"/>
-        <w:numPr>
-          <w:ilvl w:val="0"/>
-          <w:numId w:val="2"/>
-        </w:numPr>
+          <w:color w:val="0B1B33"/>
+        </w:rPr>
+        <w:t xml:space="preserve">Destination URL: </w:t>
+      </w:r>
+      <w:r>
+        <w:t xml:space="preserve">https://www.studyear.com/free/</w:t>
+      </w:r>
+    </w:p>
+    <w:p>
+      <w:pPr>
         <w:spacing w:after="60"/>
       </w:pPr>
       <w:r>
         <w:rPr>
           <w:b/>
           <w:bCs/>
-        </w:rPr>
-        <w:t xml:space="preserve">It stays measurable. </w:t>
-      </w:r>
-      <w:r>
-        <w:t xml:space="preserve">Cost per landing-page view and click-through rate tell you which hook and which audience actually work, so you scale winners quickly instead of guessing.</w:t>
+          <w:color w:val="0B1B33"/>
+        </w:rPr>
+        <w:t xml:space="preserve">Placements: </w:t>
+      </w:r>
+      <w:r>
+        <w:t xml:space="preserve">Advantage+ (Feed, Reels, Stories on)</w:t>
+      </w:r>
+    </w:p>
+    <w:p>
+      <w:pPr>
+        <w:spacing w:after="60"/>
+      </w:pPr>
+      <w:r>
+        <w:rPr>
+          <w:b/>
+          <w:bCs/>
+          <w:color w:val="0B1B33"/>
+        </w:rPr>
+        <w:t xml:space="preserve">Structure: </w:t>
+      </w:r>
+      <w:r>
+        <w:t xml:space="preserve">1 campaign → 3 ad sets (audiences) → run several FEATURE ads per set</w:t>
+      </w:r>
+    </w:p>
+    <w:p>
+      <w:pPr>
+        <w:spacing w:after="60"/>
+      </w:pPr>
+      <w:r>
+        <w:rPr>
+          <w:b/>
+          <w:bCs/>
+          <w:color w:val="0B1B33"/>
+        </w:rPr>
+        <w:t xml:space="preserve">Budget to start: </w:t>
+      </w:r>
+      <w:r>
+        <w:t xml:space="preserve">£10–£20/day per ad set · 5–7 days before judging</w:t>
+      </w:r>
+    </w:p>
+    <w:p>
+      <w:pPr>
+        <w:spacing w:after="60"/>
+      </w:pPr>
+      <w:r>
+        <w:rPr>
+          <w:b/>
+          <w:bCs/>
+          <w:color w:val="0B1B33"/>
+        </w:rPr>
+        <w:t xml:space="preserve">CTA button: </w:t>
+      </w:r>
+      <w:r>
+        <w:t xml:space="preserve">Learn More</w:t>
       </w:r>
     </w:p>
     <w:p>
@@ -204,11 +301,349 @@
         <w:rPr>
           <w:b/>
           <w:bCs/>
-        </w:rPr>
-        <w:t xml:space="preserve">When pure Awareness is the right call instead: </w:t>
-      </w:r>
-      <w:r>
-        <w:t xml:space="preserve">if the only goal for this phase is maximum reach and frequency for brand recall (a big-budget launch moment), switch the objective to Awareness — the same copy and creative below work unchanged; only the optimisation goal differs. The classic play is Traffic first (build audiences + learn what resonates), then layer an Awareness burst for scale.</w:t>
+          <w:color w:val="B00020"/>
+        </w:rPr>
+        <w:t xml:space="preserve">Adults only: </w:t>
+      </w:r>
+      <w:r>
+        <w:rPr>
+          <w:color w:val="1B2A44"/>
+          <w:sz w:val="20"/>
+          <w:szCs w:val="20"/>
+        </w:rPr>
+        <w:t xml:space="preserve">target parents, teachers and adult learners — never under-18s (Meta restricts it and it is the wrong buyer).</w:t>
+      </w:r>
+    </w:p>
+    <w:p>
+      <w:pPr>
+        <w:pStyle w:val="Heading1"/>
+      </w:pPr>
+      <w:r>
+        <w:t xml:space="preserve">2. Targeting — 3 ad sets</w:t>
+      </w:r>
+    </w:p>
+    <w:tbl>
+      <w:tblPr>
+        <w:tblW w:type="dxa" w:w="9706"/>
+        <w:tblBorders>
+          <w:top w:val="single" w:color="auto" w:sz="4"/>
+          <w:left w:val="single" w:color="auto" w:sz="4"/>
+          <w:bottom w:val="single" w:color="auto" w:sz="4"/>
+          <w:right w:val="single" w:color="auto" w:sz="4"/>
+          <w:insideH w:val="single" w:color="auto" w:sz="4"/>
+          <w:insideV w:val="single" w:color="auto" w:sz="4"/>
+        </w:tblBorders>
+      </w:tblPr>
+      <w:tblGrid>
+        <w:gridCol w:w="2300"/>
+        <w:gridCol w:w="1300"/>
+        <w:gridCol w:w="6106"/>
+      </w:tblGrid>
+      <w:tr>
+        <w:trPr>
+          <w:tblHeader/>
+        </w:trPr>
+        <w:tc>
+          <w:tcPr>
+            <w:tcW w:type="dxa" w:w="2300"/>
+            <w:shd w:fill="2E6BC4" w:val="clear"/>
+            <w:tcMar>
+              <w:top w:type="dxa" w:w="60"/>
+              <w:left w:type="dxa" w:w="100"/>
+              <w:bottom w:type="dxa" w:w="60"/>
+              <w:right w:type="dxa" w:w="100"/>
+            </w:tcMar>
+          </w:tcPr>
+          <w:p>
+            <w:r>
+              <w:rPr>
+                <w:b/>
+                <w:bCs/>
+                <w:color w:val="FFFFFF"/>
+                <w:sz w:val="20"/>
+                <w:szCs w:val="20"/>
+              </w:rPr>
+              <w:t xml:space="preserve">Ad set</w:t>
+            </w:r>
+          </w:p>
+        </w:tc>
+        <w:tc>
+          <w:tcPr>
+            <w:tcW w:type="dxa" w:w="1300"/>
+            <w:shd w:fill="2E6BC4" w:val="clear"/>
+            <w:tcMar>
+              <w:top w:type="dxa" w:w="60"/>
+              <w:left w:type="dxa" w:w="100"/>
+              <w:bottom w:type="dxa" w:w="60"/>
+              <w:right w:type="dxa" w:w="100"/>
+            </w:tcMar>
+          </w:tcPr>
+          <w:p>
+            <w:r>
+              <w:rPr>
+                <w:b/>
+                <w:bCs/>
+                <w:color w:val="FFFFFF"/>
+                <w:sz w:val="20"/>
+                <w:szCs w:val="20"/>
+              </w:rPr>
+              <w:t xml:space="preserve">UK audience</w:t>
+            </w:r>
+          </w:p>
+        </w:tc>
+        <w:tc>
+          <w:tcPr>
+            <w:tcW w:type="dxa" w:w="6106"/>
+            <w:shd w:fill="2E6BC4" w:val="clear"/>
+            <w:tcMar>
+              <w:top w:type="dxa" w:w="60"/>
+              <w:left w:type="dxa" w:w="100"/>
+              <w:bottom w:type="dxa" w:w="60"/>
+              <w:right w:type="dxa" w:w="100"/>
+            </w:tcMar>
+          </w:tcPr>
+          <w:p>
+            <w:r>
+              <w:rPr>
+                <w:b/>
+                <w:bCs/>
+                <w:color w:val="FFFFFF"/>
+                <w:sz w:val="20"/>
+                <w:szCs w:val="20"/>
+              </w:rPr>
+              <w:t xml:space="preserve">Interests / targeting</w:t>
+            </w:r>
+          </w:p>
+        </w:tc>
+      </w:tr>
+      <w:tr>
+        <w:trPr>
+          <w:tblHeader w:val="false"/>
+        </w:trPr>
+        <w:tc>
+          <w:tcPr>
+            <w:tcW w:type="dxa" w:w="2300"/>
+            <w:shd w:fill="FFFFFF" w:val="clear"/>
+            <w:tcMar>
+              <w:top w:type="dxa" w:w="60"/>
+              <w:left w:type="dxa" w:w="100"/>
+              <w:bottom w:type="dxa" w:w="60"/>
+              <w:right w:type="dxa" w:w="100"/>
+            </w:tcMar>
+          </w:tcPr>
+          <w:p>
+            <w:r>
+              <w:rPr>
+                <w:color w:val="1B2A44"/>
+                <w:sz w:val="20"/>
+                <w:szCs w:val="20"/>
+              </w:rPr>
+              <w:t xml:space="preserve">A — Parents (core)</w:t>
+            </w:r>
+          </w:p>
+        </w:tc>
+        <w:tc>
+          <w:tcPr>
+            <w:tcW w:type="dxa" w:w="1300"/>
+            <w:shd w:fill="FFFFFF" w:val="clear"/>
+            <w:tcMar>
+              <w:top w:type="dxa" w:w="60"/>
+              <w:left w:type="dxa" w:w="100"/>
+              <w:bottom w:type="dxa" w:w="60"/>
+              <w:right w:type="dxa" w:w="100"/>
+            </w:tcMar>
+          </w:tcPr>
+          <w:p>
+            <w:r>
+              <w:rPr>
+                <w:color w:val="1B2A44"/>
+                <w:sz w:val="20"/>
+                <w:szCs w:val="20"/>
+              </w:rPr>
+              <w:t xml:space="preserve">30–55</w:t>
+            </w:r>
+          </w:p>
+        </w:tc>
+        <w:tc>
+          <w:tcPr>
+            <w:tcW w:type="dxa" w:w="6106"/>
+            <w:shd w:fill="FFFFFF" w:val="clear"/>
+            <w:tcMar>
+              <w:top w:type="dxa" w:w="60"/>
+              <w:left w:type="dxa" w:w="100"/>
+              <w:bottom w:type="dxa" w:w="60"/>
+              <w:right w:type="dxa" w:w="100"/>
+            </w:tcMar>
+          </w:tcPr>
+          <w:p>
+            <w:r>
+              <w:rPr>
+                <w:color w:val="1B2A44"/>
+                <w:sz w:val="20"/>
+                <w:szCs w:val="20"/>
+              </w:rPr>
+              <w:t xml:space="preserve">GCSE, A-Level, Tutor, Exam, Revision, Secondary school, 11+, Parenting</w:t>
+            </w:r>
+          </w:p>
+        </w:tc>
+      </w:tr>
+      <w:tr>
+        <w:trPr>
+          <w:tblHeader w:val="false"/>
+        </w:trPr>
+        <w:tc>
+          <w:tcPr>
+            <w:tcW w:type="dxa" w:w="2300"/>
+            <w:shd w:fill="EEF3FB" w:val="clear"/>
+            <w:tcMar>
+              <w:top w:type="dxa" w:w="60"/>
+              <w:left w:type="dxa" w:w="100"/>
+              <w:bottom w:type="dxa" w:w="60"/>
+              <w:right w:type="dxa" w:w="100"/>
+            </w:tcMar>
+          </w:tcPr>
+          <w:p>
+            <w:r>
+              <w:rPr>
+                <w:color w:val="1B2A44"/>
+                <w:sz w:val="20"/>
+                <w:szCs w:val="20"/>
+              </w:rPr>
+              <w:t xml:space="preserve">B — Adult learners</w:t>
+            </w:r>
+          </w:p>
+        </w:tc>
+        <w:tc>
+          <w:tcPr>
+            <w:tcW w:type="dxa" w:w="1300"/>
+            <w:shd w:fill="EEF3FB" w:val="clear"/>
+            <w:tcMar>
+              <w:top w:type="dxa" w:w="60"/>
+              <w:left w:type="dxa" w:w="100"/>
+              <w:bottom w:type="dxa" w:w="60"/>
+              <w:right w:type="dxa" w:w="100"/>
+            </w:tcMar>
+          </w:tcPr>
+          <w:p>
+            <w:r>
+              <w:rPr>
+                <w:color w:val="1B2A44"/>
+                <w:sz w:val="20"/>
+                <w:szCs w:val="20"/>
+              </w:rPr>
+              <w:t xml:space="preserve">24–54</w:t>
+            </w:r>
+          </w:p>
+        </w:tc>
+        <w:tc>
+          <w:tcPr>
+            <w:tcW w:type="dxa" w:w="6106"/>
+            <w:shd w:fill="EEF3FB" w:val="clear"/>
+            <w:tcMar>
+              <w:top w:type="dxa" w:w="60"/>
+              <w:left w:type="dxa" w:w="100"/>
+              <w:bottom w:type="dxa" w:w="60"/>
+              <w:right w:type="dxa" w:w="100"/>
+            </w:tcMar>
+          </w:tcPr>
+          <w:p>
+            <w:r>
+              <w:rPr>
+                <w:color w:val="1B2A44"/>
+                <w:sz w:val="20"/>
+                <w:szCs w:val="20"/>
+              </w:rPr>
+              <w:t xml:space="preserve">Online learning, Career change, Apprenticeships, Adult education, Reskilling</w:t>
+            </w:r>
+          </w:p>
+        </w:tc>
+      </w:tr>
+      <w:tr>
+        <w:trPr>
+          <w:tblHeader w:val="false"/>
+        </w:trPr>
+        <w:tc>
+          <w:tcPr>
+            <w:tcW w:type="dxa" w:w="2300"/>
+            <w:shd w:fill="FFFFFF" w:val="clear"/>
+            <w:tcMar>
+              <w:top w:type="dxa" w:w="60"/>
+              <w:left w:type="dxa" w:w="100"/>
+              <w:bottom w:type="dxa" w:w="60"/>
+              <w:right w:type="dxa" w:w="100"/>
+            </w:tcMar>
+          </w:tcPr>
+          <w:p>
+            <w:r>
+              <w:rPr>
+                <w:color w:val="1B2A44"/>
+                <w:sz w:val="20"/>
+                <w:szCs w:val="20"/>
+              </w:rPr>
+              <w:t xml:space="preserve">C — Teachers &amp; schools</w:t>
+            </w:r>
+          </w:p>
+        </w:tc>
+        <w:tc>
+          <w:tcPr>
+            <w:tcW w:type="dxa" w:w="1300"/>
+            <w:shd w:fill="FFFFFF" w:val="clear"/>
+            <w:tcMar>
+              <w:top w:type="dxa" w:w="60"/>
+              <w:left w:type="dxa" w:w="100"/>
+              <w:bottom w:type="dxa" w:w="60"/>
+              <w:right w:type="dxa" w:w="100"/>
+            </w:tcMar>
+          </w:tcPr>
+          <w:p>
+            <w:r>
+              <w:rPr>
+                <w:color w:val="1B2A44"/>
+                <w:sz w:val="20"/>
+                <w:szCs w:val="20"/>
+              </w:rPr>
+              <w:t xml:space="preserve">25–60</w:t>
+            </w:r>
+          </w:p>
+        </w:tc>
+        <w:tc>
+          <w:tcPr>
+            <w:tcW w:type="dxa" w:w="6106"/>
+            <w:shd w:fill="FFFFFF" w:val="clear"/>
+            <w:tcMar>
+              <w:top w:type="dxa" w:w="60"/>
+              <w:left w:type="dxa" w:w="100"/>
+              <w:bottom w:type="dxa" w:w="60"/>
+              <w:right w:type="dxa" w:w="100"/>
+            </w:tcMar>
+          </w:tcPr>
+          <w:p>
+            <w:r>
+              <w:rPr>
+                <w:color w:val="1B2A44"/>
+                <w:sz w:val="20"/>
+                <w:szCs w:val="20"/>
+              </w:rPr>
+              <w:t xml:space="preserve">Teacher, Education, Tutoring, TES, Ofsted; titles: Teacher, SENCO, Head of Dept, Tutor</w:t>
+            </w:r>
+          </w:p>
+        </w:tc>
+      </w:tr>
+    </w:tbl>
+    <w:p>
+      <w:pPr>
+        <w:spacing w:after="0"/>
+      </w:pPr>
+      <w:r>
+        <w:br w:type="page"/>
+      </w:r>
+    </w:p>
+    <w:p>
+      <w:pPr>
+        <w:pStyle w:val="Heading1"/>
+      </w:pPr>
+      <w:r>
+        <w:t xml:space="preserve">3. The feature arsenal (pull wording &amp; picture ideas from here)</w:t>
       </w:r>
     </w:p>
     <w:p>
@@ -217,153 +652,11 @@
       </w:pPr>
       <w:r>
         <w:rPr>
-          <w:b/>
-          <w:bCs/>
-        </w:rPr>
-        <w:t xml:space="preserve">Bottom line: </w:t>
-      </w:r>
-      <w:r>
-        <w:t xml:space="preserve">Run Traffic → Landing Page Views now. Everything below is set up for it.</w:t>
-      </w:r>
-    </w:p>
-    <w:p>
-      <w:pPr>
-        <w:pStyle w:val="Heading1"/>
-        <w:spacing w:after="140" w:before="320"/>
-      </w:pPr>
-      <w:r>
-        <w:rPr>
-          <w:b/>
-          <w:bCs/>
-          <w:color w:val="0B1B33"/>
-        </w:rPr>
-        <w:t xml:space="preserve">1. Campaign at a glance (set once)</w:t>
-      </w:r>
-    </w:p>
-    <w:p>
-      <w:pPr>
-        <w:spacing w:after="60"/>
-      </w:pPr>
-      <w:r>
-        <w:rPr>
-          <w:b/>
-          <w:bCs/>
-          <w:color w:val="0B1B33"/>
-        </w:rPr>
-        <w:t xml:space="preserve">Objective: </w:t>
-      </w:r>
-      <w:r>
-        <w:t xml:space="preserve">Traffic (optimise for Landing Page Views)</w:t>
-      </w:r>
-    </w:p>
-    <w:p>
-      <w:pPr>
-        <w:spacing w:after="60"/>
-      </w:pPr>
-      <w:r>
-        <w:rPr>
-          <w:b/>
-          <w:bCs/>
-          <w:color w:val="0B1B33"/>
-        </w:rPr>
-        <w:t xml:space="preserve">Destination URL: </w:t>
-      </w:r>
-      <w:r>
-        <w:t xml:space="preserve">https://www.studyear.com/free/</w:t>
-      </w:r>
-    </w:p>
-    <w:p>
-      <w:pPr>
-        <w:spacing w:after="60"/>
-      </w:pPr>
-      <w:r>
-        <w:rPr>
-          <w:b/>
-          <w:bCs/>
-          <w:color w:val="0B1B33"/>
-        </w:rPr>
-        <w:t xml:space="preserve">Placements: </w:t>
-      </w:r>
-      <w:r>
-        <w:t xml:space="preserve">Advantage+ placements (Feed, Reels, Stories on)</w:t>
-      </w:r>
-    </w:p>
-    <w:p>
-      <w:pPr>
-        <w:spacing w:after="60"/>
-      </w:pPr>
-      <w:r>
-        <w:rPr>
-          <w:b/>
-          <w:bCs/>
-          <w:color w:val="0B1B33"/>
-        </w:rPr>
-        <w:t xml:space="preserve">Structure: </w:t>
-      </w:r>
-      <w:r>
-        <w:t xml:space="preserve">1 campaign → 3 ad sets (audiences) → 2–3 ads each</w:t>
-      </w:r>
-    </w:p>
-    <w:p>
-      <w:pPr>
-        <w:spacing w:after="60"/>
-      </w:pPr>
-      <w:r>
-        <w:rPr>
-          <w:b/>
-          <w:bCs/>
-          <w:color w:val="0B1B33"/>
-        </w:rPr>
-        <w:t xml:space="preserve">Budget to start: </w:t>
-      </w:r>
-      <w:r>
-        <w:t xml:space="preserve">£10–£20/day per ad set; run 5–7 days before judging</w:t>
-      </w:r>
-    </w:p>
-    <w:p>
-      <w:pPr>
-        <w:spacing w:after="60"/>
-      </w:pPr>
-      <w:r>
-        <w:rPr>
-          <w:b/>
-          <w:bCs/>
-          <w:color w:val="0B1B33"/>
-        </w:rPr>
-        <w:t xml:space="preserve">Call-to-action button: </w:t>
-      </w:r>
-      <w:r>
-        <w:t xml:space="preserve">Learn More</w:t>
-      </w:r>
-    </w:p>
-    <w:p>
-      <w:pPr>
-        <w:spacing w:after="120"/>
-      </w:pPr>
-      <w:r>
-        <w:rPr>
-          <w:b/>
-          <w:bCs/>
-          <w:color w:val="B00020"/>
-        </w:rPr>
-        <w:t xml:space="preserve">Audience rule (important): </w:t>
-      </w:r>
-      <w:r>
-        <w:t xml:space="preserve">target ADULTS only — parents, teachers and adult learners. Do not target under-18s; Meta restricts it and it is the wrong buyer. Students reach StudYear through their parents/teachers or as 18+ adult learners.</w:t>
-      </w:r>
-    </w:p>
-    <w:p>
-      <w:pPr>
-        <w:pStyle w:val="Heading1"/>
-        <w:spacing w:after="140" w:before="320"/>
-      </w:pPr>
-      <w:r>
-        <w:rPr>
-          <w:b/>
-          <w:bCs/>
-          <w:color w:val="0B1B33"/>
-        </w:rPr>
-        <w:t xml:space="preserve">2. Targeting — 3 ad sets</w:t>
+          <w:i/>
+          <w:iCs/>
+          <w:color w:val="5B6B85"/>
+        </w:rPr>
+        <w:t xml:space="preserve">Every row is a real StudYear function turned into a punchy line. Use the middle column as ad hooks / image overlays, the right column as the supporting sentence.</w:t>
       </w:r>
     </w:p>
     <w:p>
@@ -378,12 +671,12 @@
           <w:sz w:val="21"/>
           <w:szCs w:val="21"/>
         </w:rPr>
-        <w:t xml:space="preserve">Ad Set A — Parents (core)</w:t>
+        <w:t xml:space="preserve">For students — the study workspace</w:t>
       </w:r>
     </w:p>
     <w:tbl>
       <w:tblPr>
-        <w:tblW w:type="dxa" w:w="9000"/>
+        <w:tblW w:type="dxa" w:w="9706"/>
         <w:tblBorders>
           <w:top w:val="single" w:color="auto" w:sz="4"/>
           <w:left w:val="single" w:color="auto" w:sz="4"/>
@@ -395,9 +688,13 @@
       </w:tblPr>
       <w:tblGrid>
         <w:gridCol w:w="2400"/>
-        <w:gridCol w:w="6600"/>
+        <w:gridCol w:w="3300"/>
+        <w:gridCol w:w="4006"/>
       </w:tblGrid>
       <w:tr>
+        <w:trPr>
+          <w:tblHeader/>
+        </w:trPr>
         <w:tc>
           <w:tcPr>
             <w:tcW w:type="dxa" w:w="2400"/>
@@ -418,13 +715,13 @@
                 <w:sz w:val="20"/>
                 <w:szCs w:val="20"/>
               </w:rPr>
-              <w:t xml:space="preserve">Field</w:t>
-            </w:r>
-          </w:p>
-        </w:tc>
-        <w:tc>
-          <w:tcPr>
-            <w:tcW w:type="dxa" w:w="6600"/>
+              <w:t xml:space="preserve">Feature / function</w:t>
+            </w:r>
+          </w:p>
+        </w:tc>
+        <w:tc>
+          <w:tcPr>
+            <w:tcW w:type="dxa" w:w="3300"/>
             <w:shd w:fill="2E6BC4" w:val="clear"/>
             <w:tcMar>
               <w:top w:type="dxa" w:w="60"/>
@@ -442,12 +739,110 @@
                 <w:sz w:val="20"/>
                 <w:szCs w:val="20"/>
               </w:rPr>
-              <w:t xml:space="preserve">Setting</w:t>
+              <w:t xml:space="preserve">Punchy line (hook / overlay)</w:t>
+            </w:r>
+          </w:p>
+        </w:tc>
+        <w:tc>
+          <w:tcPr>
+            <w:tcW w:type="dxa" w:w="4006"/>
+            <w:shd w:fill="2E6BC4" w:val="clear"/>
+            <w:tcMar>
+              <w:top w:type="dxa" w:w="60"/>
+              <w:left w:type="dxa" w:w="100"/>
+              <w:bottom w:type="dxa" w:w="60"/>
+              <w:right w:type="dxa" w:w="100"/>
+            </w:tcMar>
+          </w:tcPr>
+          <w:p>
+            <w:r>
+              <w:rPr>
+                <w:b/>
+                <w:bCs/>
+                <w:color w:val="FFFFFF"/>
+                <w:sz w:val="20"/>
+                <w:szCs w:val="20"/>
+              </w:rPr>
+              <w:t xml:space="preserve">What it actually does</w:t>
             </w:r>
           </w:p>
         </w:tc>
       </w:tr>
       <w:tr>
+        <w:trPr>
+          <w:tblHeader w:val="false"/>
+        </w:trPr>
+        <w:tc>
+          <w:tcPr>
+            <w:tcW w:type="dxa" w:w="2400"/>
+            <w:shd w:fill="FFFFFF" w:val="clear"/>
+            <w:tcMar>
+              <w:top w:type="dxa" w:w="60"/>
+              <w:left w:type="dxa" w:w="100"/>
+              <w:bottom w:type="dxa" w:w="60"/>
+              <w:right w:type="dxa" w:w="100"/>
+            </w:tcMar>
+          </w:tcPr>
+          <w:p>
+            <w:r>
+              <w:rPr>
+                <w:color w:val="1B2A44"/>
+                <w:sz w:val="20"/>
+                <w:szCs w:val="20"/>
+              </w:rPr>
+              <w:t xml:space="preserve">AI Tutor</w:t>
+            </w:r>
+          </w:p>
+        </w:tc>
+        <w:tc>
+          <w:tcPr>
+            <w:tcW w:type="dxa" w:w="3300"/>
+            <w:shd w:fill="FFFFFF" w:val="clear"/>
+            <w:tcMar>
+              <w:top w:type="dxa" w:w="60"/>
+              <w:left w:type="dxa" w:w="100"/>
+              <w:bottom w:type="dxa" w:w="60"/>
+              <w:right w:type="dxa" w:w="100"/>
+            </w:tcMar>
+          </w:tcPr>
+          <w:p>
+            <w:r>
+              <w:rPr>
+                <w:color w:val="1B2A44"/>
+                <w:sz w:val="20"/>
+                <w:szCs w:val="20"/>
+              </w:rPr>
+              <w:t xml:space="preserve">Teaches you HOW — never just the answer.</w:t>
+            </w:r>
+          </w:p>
+        </w:tc>
+        <w:tc>
+          <w:tcPr>
+            <w:tcW w:type="dxa" w:w="4006"/>
+            <w:shd w:fill="FFFFFF" w:val="clear"/>
+            <w:tcMar>
+              <w:top w:type="dxa" w:w="60"/>
+              <w:left w:type="dxa" w:w="100"/>
+              <w:bottom w:type="dxa" w:w="60"/>
+              <w:right w:type="dxa" w:w="100"/>
+            </w:tcMar>
+          </w:tcPr>
+          <w:p>
+            <w:r>
+              <w:rPr>
+                <w:color w:val="1B2A44"/>
+                <w:sz w:val="20"/>
+                <w:szCs w:val="20"/>
+              </w:rPr>
+              <w:t xml:space="preserve">Explains any topic at your pace, 24/7, and coaches the method so you can do it yourself.</w:t>
+            </w:r>
+          </w:p>
+        </w:tc>
+      </w:tr>
+      <w:tr>
+        <w:trPr>
+          <w:tblHeader w:val="false"/>
+        </w:trPr>
         <w:tc>
           <w:tcPr>
             <w:tcW w:type="dxa" w:w="2400"/>
@@ -462,42 +857,134 @@
           <w:p>
             <w:r>
               <w:rPr>
-                <w:b w:val="false"/>
-                <w:bCs w:val="false"/>
-                <w:color w:val="1B2A44"/>
-                <w:sz w:val="20"/>
-                <w:szCs w:val="20"/>
-              </w:rPr>
-              <w:t xml:space="preserve">Location</w:t>
-            </w:r>
-          </w:p>
-        </w:tc>
-        <w:tc>
-          <w:tcPr>
-            <w:tcW w:type="dxa" w:w="6600"/>
-            <w:shd w:fill="FFFFFF" w:val="clear"/>
-            <w:tcMar>
-              <w:top w:type="dxa" w:w="60"/>
-              <w:left w:type="dxa" w:w="100"/>
-              <w:bottom w:type="dxa" w:w="60"/>
-              <w:right w:type="dxa" w:w="100"/>
-            </w:tcMar>
-          </w:tcPr>
-          <w:p>
-            <w:r>
-              <w:rPr>
-                <w:b w:val="false"/>
-                <w:bCs w:val="false"/>
-                <w:color w:val="1B2A44"/>
-                <w:sz w:val="20"/>
-                <w:szCs w:val="20"/>
-              </w:rPr>
-              <w:t xml:space="preserve">United Kingdom</w:t>
+                <w:color w:val="1B2A44"/>
+                <w:sz w:val="20"/>
+                <w:szCs w:val="20"/>
+              </w:rPr>
+              <w:t xml:space="preserve">Smart Review</w:t>
+            </w:r>
+          </w:p>
+        </w:tc>
+        <w:tc>
+          <w:tcPr>
+            <w:tcW w:type="dxa" w:w="3300"/>
+            <w:shd w:fill="EEF3FB" w:val="clear"/>
+            <w:tcMar>
+              <w:top w:type="dxa" w:w="60"/>
+              <w:left w:type="dxa" w:w="100"/>
+              <w:bottom w:type="dxa" w:w="60"/>
+              <w:right w:type="dxa" w:w="100"/>
+            </w:tcMar>
+          </w:tcPr>
+          <w:p>
+            <w:r>
+              <w:rPr>
+                <w:color w:val="1B2A44"/>
+                <w:sz w:val="20"/>
+                <w:szCs w:val="20"/>
+              </w:rPr>
+              <w:t xml:space="preserve">Remembers what you got wrong — and brings it back until it sticks.</w:t>
+            </w:r>
+          </w:p>
+        </w:tc>
+        <w:tc>
+          <w:tcPr>
+            <w:tcW w:type="dxa" w:w="4006"/>
+            <w:shd w:fill="EEF3FB" w:val="clear"/>
+            <w:tcMar>
+              <w:top w:type="dxa" w:w="60"/>
+              <w:left w:type="dxa" w:w="100"/>
+              <w:bottom w:type="dxa" w:w="60"/>
+              <w:right w:type="dxa" w:w="100"/>
+            </w:tcMar>
+          </w:tcPr>
+          <w:p>
+            <w:r>
+              <w:rPr>
+                <w:color w:val="1B2A44"/>
+                <w:sz w:val="20"/>
+                <w:szCs w:val="20"/>
+              </w:rPr>
+              <w:t xml:space="preserve">Spaced-repetition engine resurfaces your weak spots at the perfect moment. 15 focused mins &gt; an hour of re-reading.</w:t>
             </w:r>
           </w:p>
         </w:tc>
       </w:tr>
       <w:tr>
+        <w:trPr>
+          <w:tblHeader w:val="false"/>
+        </w:trPr>
+        <w:tc>
+          <w:tcPr>
+            <w:tcW w:type="dxa" w:w="2400"/>
+            <w:shd w:fill="FFFFFF" w:val="clear"/>
+            <w:tcMar>
+              <w:top w:type="dxa" w:w="60"/>
+              <w:left w:type="dxa" w:w="100"/>
+              <w:bottom w:type="dxa" w:w="60"/>
+              <w:right w:type="dxa" w:w="100"/>
+            </w:tcMar>
+          </w:tcPr>
+          <w:p>
+            <w:r>
+              <w:rPr>
+                <w:color w:val="1B2A44"/>
+                <w:sz w:val="20"/>
+                <w:szCs w:val="20"/>
+              </w:rPr>
+              <w:t xml:space="preserve">Predicted Grade</w:t>
+            </w:r>
+          </w:p>
+        </w:tc>
+        <w:tc>
+          <w:tcPr>
+            <w:tcW w:type="dxa" w:w="3300"/>
+            <w:shd w:fill="FFFFFF" w:val="clear"/>
+            <w:tcMar>
+              <w:top w:type="dxa" w:w="60"/>
+              <w:left w:type="dxa" w:w="100"/>
+              <w:bottom w:type="dxa" w:w="60"/>
+              <w:right w:type="dxa" w:w="100"/>
+            </w:tcMar>
+          </w:tcPr>
+          <w:p>
+            <w:r>
+              <w:rPr>
+                <w:color w:val="1B2A44"/>
+                <w:sz w:val="20"/>
+                <w:szCs w:val="20"/>
+              </w:rPr>
+              <w:t xml:space="preserve">Your real grade, from your real marks.</w:t>
+            </w:r>
+          </w:p>
+        </w:tc>
+        <w:tc>
+          <w:tcPr>
+            <w:tcW w:type="dxa" w:w="4006"/>
+            <w:shd w:fill="FFFFFF" w:val="clear"/>
+            <w:tcMar>
+              <w:top w:type="dxa" w:w="60"/>
+              <w:left w:type="dxa" w:w="100"/>
+              <w:bottom w:type="dxa" w:w="60"/>
+              <w:right w:type="dxa" w:w="100"/>
+            </w:tcMar>
+          </w:tcPr>
+          <w:p>
+            <w:r>
+              <w:rPr>
+                <w:color w:val="1B2A44"/>
+                <w:sz w:val="20"/>
+                <w:szCs w:val="20"/>
+              </w:rPr>
+              <w:t xml:space="preserve">An honest predicted grade that moves as you improve — free, in 60 seconds.</w:t>
+            </w:r>
+          </w:p>
+        </w:tc>
+      </w:tr>
+      <w:tr>
+        <w:trPr>
+          <w:tblHeader w:val="false"/>
+        </w:trPr>
         <w:tc>
           <w:tcPr>
             <w:tcW w:type="dxa" w:w="2400"/>
@@ -512,42 +999,134 @@
           <w:p>
             <w:r>
               <w:rPr>
-                <w:b w:val="false"/>
-                <w:bCs w:val="false"/>
-                <w:color w:val="1B2A44"/>
-                <w:sz w:val="20"/>
-                <w:szCs w:val="20"/>
-              </w:rPr>
-              <w:t xml:space="preserve">Age / gender</w:t>
-            </w:r>
-          </w:p>
-        </w:tc>
-        <w:tc>
-          <w:tcPr>
-            <w:tcW w:type="dxa" w:w="6600"/>
-            <w:shd w:fill="FFFFFF" w:val="clear"/>
-            <w:tcMar>
-              <w:top w:type="dxa" w:w="60"/>
-              <w:left w:type="dxa" w:w="100"/>
-              <w:bottom w:type="dxa" w:w="60"/>
-              <w:right w:type="dxa" w:w="100"/>
-            </w:tcMar>
-          </w:tcPr>
-          <w:p>
-            <w:r>
-              <w:rPr>
-                <w:b w:val="false"/>
-                <w:bCs w:val="false"/>
-                <w:color w:val="1B2A44"/>
-                <w:sz w:val="20"/>
-                <w:szCs w:val="20"/>
-              </w:rPr>
-              <w:t xml:space="preserve">30–55 · All</w:t>
+                <w:color w:val="1B2A44"/>
+                <w:sz w:val="20"/>
+                <w:szCs w:val="20"/>
+              </w:rPr>
+              <w:t xml:space="preserve">Exam Simulator + Past Papers</w:t>
+            </w:r>
+          </w:p>
+        </w:tc>
+        <w:tc>
+          <w:tcPr>
+            <w:tcW w:type="dxa" w:w="3300"/>
+            <w:shd w:fill="EEF3FB" w:val="clear"/>
+            <w:tcMar>
+              <w:top w:type="dxa" w:w="60"/>
+              <w:left w:type="dxa" w:w="100"/>
+              <w:bottom w:type="dxa" w:w="60"/>
+              <w:right w:type="dxa" w:w="100"/>
+            </w:tcMar>
+          </w:tcPr>
+          <w:p>
+            <w:r>
+              <w:rPr>
+                <w:color w:val="1B2A44"/>
+                <w:sz w:val="20"/>
+                <w:szCs w:val="20"/>
+              </w:rPr>
+              <w:t xml:space="preserve">Sit the real exam before the real exam.</w:t>
+            </w:r>
+          </w:p>
+        </w:tc>
+        <w:tc>
+          <w:tcPr>
+            <w:tcW w:type="dxa" w:w="4006"/>
+            <w:shd w:fill="EEF3FB" w:val="clear"/>
+            <w:tcMar>
+              <w:top w:type="dxa" w:w="60"/>
+              <w:left w:type="dxa" w:w="100"/>
+              <w:bottom w:type="dxa" w:w="60"/>
+              <w:right w:type="dxa" w:w="100"/>
+            </w:tcMar>
+          </w:tcPr>
+          <w:p>
+            <w:r>
+              <w:rPr>
+                <w:color w:val="1B2A44"/>
+                <w:sz w:val="20"/>
+                <w:szCs w:val="20"/>
+              </w:rPr>
+              <w:t xml:space="preserve">Timed papers by exam board, with mark schemes and examiner-style feedback.</w:t>
             </w:r>
           </w:p>
         </w:tc>
       </w:tr>
       <w:tr>
+        <w:trPr>
+          <w:tblHeader w:val="false"/>
+        </w:trPr>
+        <w:tc>
+          <w:tcPr>
+            <w:tcW w:type="dxa" w:w="2400"/>
+            <w:shd w:fill="FFFFFF" w:val="clear"/>
+            <w:tcMar>
+              <w:top w:type="dxa" w:w="60"/>
+              <w:left w:type="dxa" w:w="100"/>
+              <w:bottom w:type="dxa" w:w="60"/>
+              <w:right w:type="dxa" w:w="100"/>
+            </w:tcMar>
+          </w:tcPr>
+          <w:p>
+            <w:r>
+              <w:rPr>
+                <w:color w:val="1B2A44"/>
+                <w:sz w:val="20"/>
+                <w:szCs w:val="20"/>
+              </w:rPr>
+              <w:t xml:space="preserve">Study Planner</w:t>
+            </w:r>
+          </w:p>
+        </w:tc>
+        <w:tc>
+          <w:tcPr>
+            <w:tcW w:type="dxa" w:w="3300"/>
+            <w:shd w:fill="FFFFFF" w:val="clear"/>
+            <w:tcMar>
+              <w:top w:type="dxa" w:w="60"/>
+              <w:left w:type="dxa" w:w="100"/>
+              <w:bottom w:type="dxa" w:w="60"/>
+              <w:right w:type="dxa" w:w="100"/>
+            </w:tcMar>
+          </w:tcPr>
+          <w:p>
+            <w:r>
+              <w:rPr>
+                <w:color w:val="1B2A44"/>
+                <w:sz w:val="20"/>
+                <w:szCs w:val="20"/>
+              </w:rPr>
+              <w:t xml:space="preserve">A plan that rebuilds itself around your week.</w:t>
+            </w:r>
+          </w:p>
+        </w:tc>
+        <w:tc>
+          <w:tcPr>
+            <w:tcW w:type="dxa" w:w="4006"/>
+            <w:shd w:fill="FFFFFF" w:val="clear"/>
+            <w:tcMar>
+              <w:top w:type="dxa" w:w="60"/>
+              <w:left w:type="dxa" w:w="100"/>
+              <w:bottom w:type="dxa" w:w="60"/>
+              <w:right w:type="dxa" w:w="100"/>
+            </w:tcMar>
+          </w:tcPr>
+          <w:p>
+            <w:r>
+              <w:rPr>
+                <w:color w:val="1B2A44"/>
+                <w:sz w:val="20"/>
+                <w:szCs w:val="20"/>
+              </w:rPr>
+              <w:t xml:space="preserve">Personalised week-by-week timetable that re-adapts when life happens.</w:t>
+            </w:r>
+          </w:p>
+        </w:tc>
+      </w:tr>
+      <w:tr>
+        <w:trPr>
+          <w:tblHeader w:val="false"/>
+        </w:trPr>
         <w:tc>
           <w:tcPr>
             <w:tcW w:type="dxa" w:w="2400"/>
@@ -562,42 +1141,134 @@
           <w:p>
             <w:r>
               <w:rPr>
-                <w:b w:val="false"/>
-                <w:bCs w:val="false"/>
-                <w:color w:val="1B2A44"/>
-                <w:sz w:val="20"/>
-                <w:szCs w:val="20"/>
-              </w:rPr>
-              <w:t xml:space="preserve">Detailed targeting</w:t>
-            </w:r>
-          </w:p>
-        </w:tc>
-        <w:tc>
-          <w:tcPr>
-            <w:tcW w:type="dxa" w:w="6600"/>
-            <w:shd w:fill="FFFFFF" w:val="clear"/>
-            <w:tcMar>
-              <w:top w:type="dxa" w:w="60"/>
-              <w:left w:type="dxa" w:w="100"/>
-              <w:bottom w:type="dxa" w:w="60"/>
-              <w:right w:type="dxa" w:w="100"/>
-            </w:tcMar>
-          </w:tcPr>
-          <w:p>
-            <w:r>
-              <w:rPr>
-                <w:b w:val="false"/>
-                <w:bCs w:val="false"/>
-                <w:color w:val="1B2A44"/>
-                <w:sz w:val="20"/>
-                <w:szCs w:val="20"/>
-              </w:rPr>
-              <w:t xml:space="preserve">GCSE, A-Level, Tutor, Exam, Revision, Secondary school, Eleven plus (11+), Parenting</w:t>
+                <w:color w:val="1B2A44"/>
+                <w:sz w:val="20"/>
+                <w:szCs w:val="20"/>
+              </w:rPr>
+              <w:t xml:space="preserve">Diagnostic</w:t>
+            </w:r>
+          </w:p>
+        </w:tc>
+        <w:tc>
+          <w:tcPr>
+            <w:tcW w:type="dxa" w:w="3300"/>
+            <w:shd w:fill="EEF3FB" w:val="clear"/>
+            <w:tcMar>
+              <w:top w:type="dxa" w:w="60"/>
+              <w:left w:type="dxa" w:w="100"/>
+              <w:bottom w:type="dxa" w:w="60"/>
+              <w:right w:type="dxa" w:w="100"/>
+            </w:tcMar>
+          </w:tcPr>
+          <w:p>
+            <w:r>
+              <w:rPr>
+                <w:color w:val="1B2A44"/>
+                <w:sz w:val="20"/>
+                <w:szCs w:val="20"/>
+              </w:rPr>
+              <w:t xml:space="preserve">Know exactly where you stand — in minutes.</w:t>
+            </w:r>
+          </w:p>
+        </w:tc>
+        <w:tc>
+          <w:tcPr>
+            <w:tcW w:type="dxa" w:w="4006"/>
+            <w:shd w:fill="EEF3FB" w:val="clear"/>
+            <w:tcMar>
+              <w:top w:type="dxa" w:w="60"/>
+              <w:left w:type="dxa" w:w="100"/>
+              <w:bottom w:type="dxa" w:w="60"/>
+              <w:right w:type="dxa" w:w="100"/>
+            </w:tcMar>
+          </w:tcPr>
+          <w:p>
+            <w:r>
+              <w:rPr>
+                <w:color w:val="1B2A44"/>
+                <w:sz w:val="20"/>
+                <w:szCs w:val="20"/>
+              </w:rPr>
+              <w:t xml:space="preserve">Pinpoints your true starting point so you never waste revision time.</w:t>
             </w:r>
           </w:p>
         </w:tc>
       </w:tr>
       <w:tr>
+        <w:trPr>
+          <w:tblHeader w:val="false"/>
+        </w:trPr>
+        <w:tc>
+          <w:tcPr>
+            <w:tcW w:type="dxa" w:w="2400"/>
+            <w:shd w:fill="FFFFFF" w:val="clear"/>
+            <w:tcMar>
+              <w:top w:type="dxa" w:w="60"/>
+              <w:left w:type="dxa" w:w="100"/>
+              <w:bottom w:type="dxa" w:w="60"/>
+              <w:right w:type="dxa" w:w="100"/>
+            </w:tcMar>
+          </w:tcPr>
+          <w:p>
+            <w:r>
+              <w:rPr>
+                <w:color w:val="1B2A44"/>
+                <w:sz w:val="20"/>
+                <w:szCs w:val="20"/>
+              </w:rPr>
+              <w:t xml:space="preserve">Explain My Mistake</w:t>
+            </w:r>
+          </w:p>
+        </w:tc>
+        <w:tc>
+          <w:tcPr>
+            <w:tcW w:type="dxa" w:w="3300"/>
+            <w:shd w:fill="FFFFFF" w:val="clear"/>
+            <w:tcMar>
+              <w:top w:type="dxa" w:w="60"/>
+              <w:left w:type="dxa" w:w="100"/>
+              <w:bottom w:type="dxa" w:w="60"/>
+              <w:right w:type="dxa" w:w="100"/>
+            </w:tcMar>
+          </w:tcPr>
+          <w:p>
+            <w:r>
+              <w:rPr>
+                <w:color w:val="1B2A44"/>
+                <w:sz w:val="20"/>
+                <w:szCs w:val="20"/>
+              </w:rPr>
+              <w:t xml:space="preserve">Get unstuck — even offline.</w:t>
+            </w:r>
+          </w:p>
+        </w:tc>
+        <w:tc>
+          <w:tcPr>
+            <w:tcW w:type="dxa" w:w="4006"/>
+            <w:shd w:fill="FFFFFF" w:val="clear"/>
+            <w:tcMar>
+              <w:top w:type="dxa" w:w="60"/>
+              <w:left w:type="dxa" w:w="100"/>
+              <w:bottom w:type="dxa" w:w="60"/>
+              <w:right w:type="dxa" w:w="100"/>
+            </w:tcMar>
+          </w:tcPr>
+          <w:p>
+            <w:r>
+              <w:rPr>
+                <w:color w:val="1B2A44"/>
+                <w:sz w:val="20"/>
+                <w:szCs w:val="20"/>
+              </w:rPr>
+              <w:t xml:space="preserve">Breaks down why an answer was wrong, step by step.</w:t>
+            </w:r>
+          </w:p>
+        </w:tc>
+      </w:tr>
+      <w:tr>
+        <w:trPr>
+          <w:tblHeader w:val="false"/>
+        </w:trPr>
         <w:tc>
           <w:tcPr>
             <w:tcW w:type="dxa" w:w="2400"/>
@@ -612,19 +1283,66 @@
           <w:p>
             <w:r>
               <w:rPr>
-                <w:b w:val="false"/>
-                <w:bCs w:val="false"/>
-                <w:color w:val="1B2A44"/>
-                <w:sz w:val="20"/>
-                <w:szCs w:val="20"/>
-              </w:rPr>
-              <w:t xml:space="preserve">Layer</w:t>
-            </w:r>
-          </w:p>
-        </w:tc>
-        <w:tc>
-          <w:tcPr>
-            <w:tcW w:type="dxa" w:w="6600"/>
+                <w:color w:val="1B2A44"/>
+                <w:sz w:val="20"/>
+                <w:szCs w:val="20"/>
+              </w:rPr>
+              <w:t xml:space="preserve">Interactive Lessons &amp; AI Courses</w:t>
+            </w:r>
+          </w:p>
+        </w:tc>
+        <w:tc>
+          <w:tcPr>
+            <w:tcW w:type="dxa" w:w="3300"/>
+            <w:shd w:fill="EEF3FB" w:val="clear"/>
+            <w:tcMar>
+              <w:top w:type="dxa" w:w="60"/>
+              <w:left w:type="dxa" w:w="100"/>
+              <w:bottom w:type="dxa" w:w="60"/>
+              <w:right w:type="dxa" w:w="100"/>
+            </w:tcMar>
+          </w:tcPr>
+          <w:p>
+            <w:r>
+              <w:rPr>
+                <w:color w:val="1B2A44"/>
+                <w:sz w:val="20"/>
+                <w:szCs w:val="20"/>
+              </w:rPr>
+              <w:t xml:space="preserve">Learn anything from scratch, at your level.</w:t>
+            </w:r>
+          </w:p>
+        </w:tc>
+        <w:tc>
+          <w:tcPr>
+            <w:tcW w:type="dxa" w:w="4006"/>
+            <w:shd w:fill="EEF3FB" w:val="clear"/>
+            <w:tcMar>
+              <w:top w:type="dxa" w:w="60"/>
+              <w:left w:type="dxa" w:w="100"/>
+              <w:bottom w:type="dxa" w:w="60"/>
+              <w:right w:type="dxa" w:w="100"/>
+            </w:tcMar>
+          </w:tcPr>
+          <w:p>
+            <w:r>
+              <w:rPr>
+                <w:color w:val="1B2A44"/>
+                <w:sz w:val="20"/>
+                <w:szCs w:val="20"/>
+              </w:rPr>
+              <w:t xml:space="preserve">Full lessons and courses matched to your exam board and ability.</w:t>
+            </w:r>
+          </w:p>
+        </w:tc>
+      </w:tr>
+      <w:tr>
+        <w:trPr>
+          <w:tblHeader w:val="false"/>
+        </w:trPr>
+        <w:tc>
+          <w:tcPr>
+            <w:tcW w:type="dxa" w:w="2400"/>
             <w:shd w:fill="FFFFFF" w:val="clear"/>
             <w:tcMar>
               <w:top w:type="dxa" w:w="60"/>
@@ -636,13 +1354,268 @@
           <w:p>
             <w:r>
               <w:rPr>
-                <w:b w:val="false"/>
-                <w:bCs w:val="false"/>
-                <w:color w:val="1B2A44"/>
-                <w:sz w:val="20"/>
-                <w:szCs w:val="20"/>
-              </w:rPr>
-              <w:t xml:space="preserve">Parents of teens (13–18) if available</w:t>
+                <w:color w:val="1B2A44"/>
+                <w:sz w:val="20"/>
+                <w:szCs w:val="20"/>
+              </w:rPr>
+              <w:t xml:space="preserve">Instant Flashcards &amp; Quizzes</w:t>
+            </w:r>
+          </w:p>
+        </w:tc>
+        <w:tc>
+          <w:tcPr>
+            <w:tcW w:type="dxa" w:w="3300"/>
+            <w:shd w:fill="FFFFFF" w:val="clear"/>
+            <w:tcMar>
+              <w:top w:type="dxa" w:w="60"/>
+              <w:left w:type="dxa" w:w="100"/>
+              <w:bottom w:type="dxa" w:w="60"/>
+              <w:right w:type="dxa" w:w="100"/>
+            </w:tcMar>
+          </w:tcPr>
+          <w:p>
+            <w:r>
+              <w:rPr>
+                <w:color w:val="1B2A44"/>
+                <w:sz w:val="20"/>
+                <w:szCs w:val="20"/>
+              </w:rPr>
+              <w:t xml:space="preserve">Turn any topic into a deck or quiz in seconds.</w:t>
+            </w:r>
+          </w:p>
+        </w:tc>
+        <w:tc>
+          <w:tcPr>
+            <w:tcW w:type="dxa" w:w="4006"/>
+            <w:shd w:fill="FFFFFF" w:val="clear"/>
+            <w:tcMar>
+              <w:top w:type="dxa" w:w="60"/>
+              <w:left w:type="dxa" w:w="100"/>
+              <w:bottom w:type="dxa" w:w="60"/>
+              <w:right w:type="dxa" w:w="100"/>
+            </w:tcMar>
+          </w:tcPr>
+          <w:p>
+            <w:r>
+              <w:rPr>
+                <w:color w:val="1B2A44"/>
+                <w:sz w:val="20"/>
+                <w:szCs w:val="20"/>
+              </w:rPr>
+              <w:t xml:space="preserve">Auto-generate revision decks and self-tests from anything you paste.</w:t>
+            </w:r>
+          </w:p>
+        </w:tc>
+      </w:tr>
+      <w:tr>
+        <w:trPr>
+          <w:tblHeader w:val="false"/>
+        </w:trPr>
+        <w:tc>
+          <w:tcPr>
+            <w:tcW w:type="dxa" w:w="2400"/>
+            <w:shd w:fill="EEF3FB" w:val="clear"/>
+            <w:tcMar>
+              <w:top w:type="dxa" w:w="60"/>
+              <w:left w:type="dxa" w:w="100"/>
+              <w:bottom w:type="dxa" w:w="60"/>
+              <w:right w:type="dxa" w:w="100"/>
+            </w:tcMar>
+          </w:tcPr>
+          <w:p>
+            <w:r>
+              <w:rPr>
+                <w:color w:val="1B2A44"/>
+                <w:sz w:val="20"/>
+                <w:szCs w:val="20"/>
+              </w:rPr>
+              <w:t xml:space="preserve">Mark My Essay</w:t>
+            </w:r>
+          </w:p>
+        </w:tc>
+        <w:tc>
+          <w:tcPr>
+            <w:tcW w:type="dxa" w:w="3300"/>
+            <w:shd w:fill="EEF3FB" w:val="clear"/>
+            <w:tcMar>
+              <w:top w:type="dxa" w:w="60"/>
+              <w:left w:type="dxa" w:w="100"/>
+              <w:bottom w:type="dxa" w:w="60"/>
+              <w:right w:type="dxa" w:w="100"/>
+            </w:tcMar>
+          </w:tcPr>
+          <w:p>
+            <w:r>
+              <w:rPr>
+                <w:color w:val="1B2A44"/>
+                <w:sz w:val="20"/>
+                <w:szCs w:val="20"/>
+              </w:rPr>
+              <w:t xml:space="preserve">Exam-board feedback and a target grade — in minutes.</w:t>
+            </w:r>
+          </w:p>
+        </w:tc>
+        <w:tc>
+          <w:tcPr>
+            <w:tcW w:type="dxa" w:w="4006"/>
+            <w:shd w:fill="EEF3FB" w:val="clear"/>
+            <w:tcMar>
+              <w:top w:type="dxa" w:w="60"/>
+              <w:left w:type="dxa" w:w="100"/>
+              <w:bottom w:type="dxa" w:w="60"/>
+              <w:right w:type="dxa" w:w="100"/>
+            </w:tcMar>
+          </w:tcPr>
+          <w:p>
+            <w:r>
+              <w:rPr>
+                <w:color w:val="1B2A44"/>
+                <w:sz w:val="20"/>
+                <w:szCs w:val="20"/>
+              </w:rPr>
+              <w:t xml:space="preserve">Marks your writing against the real criteria and tells you how to level up.</w:t>
+            </w:r>
+          </w:p>
+        </w:tc>
+      </w:tr>
+      <w:tr>
+        <w:trPr>
+          <w:tblHeader w:val="false"/>
+        </w:trPr>
+        <w:tc>
+          <w:tcPr>
+            <w:tcW w:type="dxa" w:w="2400"/>
+            <w:shd w:fill="FFFFFF" w:val="clear"/>
+            <w:tcMar>
+              <w:top w:type="dxa" w:w="60"/>
+              <w:left w:type="dxa" w:w="100"/>
+              <w:bottom w:type="dxa" w:w="60"/>
+              <w:right w:type="dxa" w:w="100"/>
+            </w:tcMar>
+          </w:tcPr>
+          <w:p>
+            <w:r>
+              <w:rPr>
+                <w:color w:val="1B2A44"/>
+                <w:sz w:val="20"/>
+                <w:szCs w:val="20"/>
+              </w:rPr>
+              <w:t xml:space="preserve">SkillRush</w:t>
+            </w:r>
+          </w:p>
+        </w:tc>
+        <w:tc>
+          <w:tcPr>
+            <w:tcW w:type="dxa" w:w="3300"/>
+            <w:shd w:fill="FFFFFF" w:val="clear"/>
+            <w:tcMar>
+              <w:top w:type="dxa" w:w="60"/>
+              <w:left w:type="dxa" w:w="100"/>
+              <w:bottom w:type="dxa" w:w="60"/>
+              <w:right w:type="dxa" w:w="100"/>
+            </w:tcMar>
+          </w:tcPr>
+          <w:p>
+            <w:r>
+              <w:rPr>
+                <w:color w:val="1B2A44"/>
+                <w:sz w:val="20"/>
+                <w:szCs w:val="20"/>
+              </w:rPr>
+              <w:t xml:space="preserve">Times tables &amp; core fluency that finally stick.</w:t>
+            </w:r>
+          </w:p>
+        </w:tc>
+        <w:tc>
+          <w:tcPr>
+            <w:tcW w:type="dxa" w:w="4006"/>
+            <w:shd w:fill="FFFFFF" w:val="clear"/>
+            <w:tcMar>
+              <w:top w:type="dxa" w:w="60"/>
+              <w:left w:type="dxa" w:w="100"/>
+              <w:bottom w:type="dxa" w:w="60"/>
+              <w:right w:type="dxa" w:w="100"/>
+            </w:tcMar>
+          </w:tcPr>
+          <w:p>
+            <w:r>
+              <w:rPr>
+                <w:color w:val="1B2A44"/>
+                <w:sz w:val="20"/>
+                <w:szCs w:val="20"/>
+              </w:rPr>
+              <w:t xml:space="preserve">Short daily drills that build the numeracy employers and exams test.</w:t>
+            </w:r>
+          </w:p>
+        </w:tc>
+      </w:tr>
+      <w:tr>
+        <w:trPr>
+          <w:tblHeader w:val="false"/>
+        </w:trPr>
+        <w:tc>
+          <w:tcPr>
+            <w:tcW w:type="dxa" w:w="2400"/>
+            <w:shd w:fill="EEF3FB" w:val="clear"/>
+            <w:tcMar>
+              <w:top w:type="dxa" w:w="60"/>
+              <w:left w:type="dxa" w:w="100"/>
+              <w:bottom w:type="dxa" w:w="60"/>
+              <w:right w:type="dxa" w:w="100"/>
+            </w:tcMar>
+          </w:tcPr>
+          <w:p>
+            <w:r>
+              <w:rPr>
+                <w:color w:val="1B2A44"/>
+                <w:sz w:val="20"/>
+                <w:szCs w:val="20"/>
+              </w:rPr>
+              <w:t xml:space="preserve">Leagues, Wins &amp; Streaks</w:t>
+            </w:r>
+          </w:p>
+        </w:tc>
+        <w:tc>
+          <w:tcPr>
+            <w:tcW w:type="dxa" w:w="3300"/>
+            <w:shd w:fill="EEF3FB" w:val="clear"/>
+            <w:tcMar>
+              <w:top w:type="dxa" w:w="60"/>
+              <w:left w:type="dxa" w:w="100"/>
+              <w:bottom w:type="dxa" w:w="60"/>
+              <w:right w:type="dxa" w:w="100"/>
+            </w:tcMar>
+          </w:tcPr>
+          <w:p>
+            <w:r>
+              <w:rPr>
+                <w:color w:val="1B2A44"/>
+                <w:sz w:val="20"/>
+                <w:szCs w:val="20"/>
+              </w:rPr>
+              <w:t xml:space="preserve">Revision that feels like levelling up.</w:t>
+            </w:r>
+          </w:p>
+        </w:tc>
+        <w:tc>
+          <w:tcPr>
+            <w:tcW w:type="dxa" w:w="4006"/>
+            <w:shd w:fill="EEF3FB" w:val="clear"/>
+            <w:tcMar>
+              <w:top w:type="dxa" w:w="60"/>
+              <w:left w:type="dxa" w:w="100"/>
+              <w:bottom w:type="dxa" w:w="60"/>
+              <w:right w:type="dxa" w:w="100"/>
+            </w:tcMar>
+          </w:tcPr>
+          <w:p>
+            <w:r>
+              <w:rPr>
+                <w:color w:val="1B2A44"/>
+                <w:sz w:val="20"/>
+                <w:szCs w:val="20"/>
+              </w:rPr>
+              <w:t xml:space="preserve">Points, streaks and leagues that keep motivation high.</w:t>
             </w:r>
           </w:p>
         </w:tc>
@@ -660,12 +1633,12 @@
           <w:sz w:val="21"/>
           <w:szCs w:val="21"/>
         </w:rPr>
-        <w:t xml:space="preserve">Ad Set B — Adult learners / career-changers</w:t>
+        <w:t xml:space="preserve">For parents</w:t>
       </w:r>
     </w:p>
     <w:tbl>
       <w:tblPr>
-        <w:tblW w:type="dxa" w:w="9000"/>
+        <w:tblW w:type="dxa" w:w="9706"/>
         <w:tblBorders>
           <w:top w:val="single" w:color="auto" w:sz="4"/>
           <w:left w:val="single" w:color="auto" w:sz="4"/>
@@ -677,9 +1650,13 @@
       </w:tblPr>
       <w:tblGrid>
         <w:gridCol w:w="2400"/>
-        <w:gridCol w:w="6600"/>
+        <w:gridCol w:w="3300"/>
+        <w:gridCol w:w="4006"/>
       </w:tblGrid>
       <w:tr>
+        <w:trPr>
+          <w:tblHeader/>
+        </w:trPr>
         <w:tc>
           <w:tcPr>
             <w:tcW w:type="dxa" w:w="2400"/>
@@ -700,13 +1677,13 @@
                 <w:sz w:val="20"/>
                 <w:szCs w:val="20"/>
               </w:rPr>
-              <w:t xml:space="preserve">Field</w:t>
-            </w:r>
-          </w:p>
-        </w:tc>
-        <w:tc>
-          <w:tcPr>
-            <w:tcW w:type="dxa" w:w="6600"/>
+              <w:t xml:space="preserve">Feature / function</w:t>
+            </w:r>
+          </w:p>
+        </w:tc>
+        <w:tc>
+          <w:tcPr>
+            <w:tcW w:type="dxa" w:w="3300"/>
             <w:shd w:fill="2E6BC4" w:val="clear"/>
             <w:tcMar>
               <w:top w:type="dxa" w:w="60"/>
@@ -724,12 +1701,110 @@
                 <w:sz w:val="20"/>
                 <w:szCs w:val="20"/>
               </w:rPr>
-              <w:t xml:space="preserve">Setting</w:t>
+              <w:t xml:space="preserve">Punchy line (hook / overlay)</w:t>
+            </w:r>
+          </w:p>
+        </w:tc>
+        <w:tc>
+          <w:tcPr>
+            <w:tcW w:type="dxa" w:w="4006"/>
+            <w:shd w:fill="2E6BC4" w:val="clear"/>
+            <w:tcMar>
+              <w:top w:type="dxa" w:w="60"/>
+              <w:left w:type="dxa" w:w="100"/>
+              <w:bottom w:type="dxa" w:w="60"/>
+              <w:right w:type="dxa" w:w="100"/>
+            </w:tcMar>
+          </w:tcPr>
+          <w:p>
+            <w:r>
+              <w:rPr>
+                <w:b/>
+                <w:bCs/>
+                <w:color w:val="FFFFFF"/>
+                <w:sz w:val="20"/>
+                <w:szCs w:val="20"/>
+              </w:rPr>
+              <w:t xml:space="preserve">What it actually does</w:t>
             </w:r>
           </w:p>
         </w:tc>
       </w:tr>
       <w:tr>
+        <w:trPr>
+          <w:tblHeader w:val="false"/>
+        </w:trPr>
+        <w:tc>
+          <w:tcPr>
+            <w:tcW w:type="dxa" w:w="2400"/>
+            <w:shd w:fill="FFFFFF" w:val="clear"/>
+            <w:tcMar>
+              <w:top w:type="dxa" w:w="60"/>
+              <w:left w:type="dxa" w:w="100"/>
+              <w:bottom w:type="dxa" w:w="60"/>
+              <w:right w:type="dxa" w:w="100"/>
+            </w:tcMar>
+          </w:tcPr>
+          <w:p>
+            <w:r>
+              <w:rPr>
+                <w:color w:val="1B2A44"/>
+                <w:sz w:val="20"/>
+                <w:szCs w:val="20"/>
+              </w:rPr>
+              <w:t xml:space="preserve">Risk Alerts</w:t>
+            </w:r>
+          </w:p>
+        </w:tc>
+        <w:tc>
+          <w:tcPr>
+            <w:tcW w:type="dxa" w:w="3300"/>
+            <w:shd w:fill="FFFFFF" w:val="clear"/>
+            <w:tcMar>
+              <w:top w:type="dxa" w:w="60"/>
+              <w:left w:type="dxa" w:w="100"/>
+              <w:bottom w:type="dxa" w:w="60"/>
+              <w:right w:type="dxa" w:w="100"/>
+            </w:tcMar>
+          </w:tcPr>
+          <w:p>
+            <w:r>
+              <w:rPr>
+                <w:color w:val="1B2A44"/>
+                <w:sz w:val="20"/>
+                <w:szCs w:val="20"/>
+              </w:rPr>
+              <w:t xml:space="preserve">See trouble before the grade does.</w:t>
+            </w:r>
+          </w:p>
+        </w:tc>
+        <w:tc>
+          <w:tcPr>
+            <w:tcW w:type="dxa" w:w="4006"/>
+            <w:shd w:fill="FFFFFF" w:val="clear"/>
+            <w:tcMar>
+              <w:top w:type="dxa" w:w="60"/>
+              <w:left w:type="dxa" w:w="100"/>
+              <w:bottom w:type="dxa" w:w="60"/>
+              <w:right w:type="dxa" w:w="100"/>
+            </w:tcMar>
+          </w:tcPr>
+          <w:p>
+            <w:r>
+              <w:rPr>
+                <w:color w:val="1B2A44"/>
+                <w:sz w:val="20"/>
+                <w:szCs w:val="20"/>
+              </w:rPr>
+              <w:t xml:space="preserve">Flags missed-deadline patterns, mastery dips and slipping effort while there is still time to act.</w:t>
+            </w:r>
+          </w:p>
+        </w:tc>
+      </w:tr>
+      <w:tr>
+        <w:trPr>
+          <w:tblHeader w:val="false"/>
+        </w:trPr>
         <w:tc>
           <w:tcPr>
             <w:tcW w:type="dxa" w:w="2400"/>
@@ -744,69 +1819,66 @@
           <w:p>
             <w:r>
               <w:rPr>
-                <w:b w:val="false"/>
-                <w:bCs w:val="false"/>
-                <w:color w:val="1B2A44"/>
-                <w:sz w:val="20"/>
-                <w:szCs w:val="20"/>
-              </w:rPr>
-              <w:t xml:space="preserve">Location</w:t>
-            </w:r>
-          </w:p>
-        </w:tc>
-        <w:tc>
-          <w:tcPr>
-            <w:tcW w:type="dxa" w:w="6600"/>
-            <w:shd w:fill="FFFFFF" w:val="clear"/>
-            <w:tcMar>
-              <w:top w:type="dxa" w:w="60"/>
-              <w:left w:type="dxa" w:w="100"/>
-              <w:bottom w:type="dxa" w:w="60"/>
-              <w:right w:type="dxa" w:w="100"/>
-            </w:tcMar>
-          </w:tcPr>
-          <w:p>
-            <w:r>
-              <w:rPr>
-                <w:b w:val="false"/>
-                <w:bCs w:val="false"/>
-                <w:color w:val="1B2A44"/>
-                <w:sz w:val="20"/>
-                <w:szCs w:val="20"/>
-              </w:rPr>
-              <w:t xml:space="preserve">United Kingdom</w:t>
+                <w:color w:val="1B2A44"/>
+                <w:sz w:val="20"/>
+                <w:szCs w:val="20"/>
+              </w:rPr>
+              <w:t xml:space="preserve">One Honest Dashboard</w:t>
+            </w:r>
+          </w:p>
+        </w:tc>
+        <w:tc>
+          <w:tcPr>
+            <w:tcW w:type="dxa" w:w="3300"/>
+            <w:shd w:fill="EEF3FB" w:val="clear"/>
+            <w:tcMar>
+              <w:top w:type="dxa" w:w="60"/>
+              <w:left w:type="dxa" w:w="100"/>
+              <w:bottom w:type="dxa" w:w="60"/>
+              <w:right w:type="dxa" w:w="100"/>
+            </w:tcMar>
+          </w:tcPr>
+          <w:p>
+            <w:r>
+              <w:rPr>
+                <w:color w:val="1B2A44"/>
+                <w:sz w:val="20"/>
+                <w:szCs w:val="20"/>
+              </w:rPr>
+              <w:t xml:space="preserve">The truth about your child’s progress — in one place.</w:t>
+            </w:r>
+          </w:p>
+        </w:tc>
+        <w:tc>
+          <w:tcPr>
+            <w:tcW w:type="dxa" w:w="4006"/>
+            <w:shd w:fill="EEF3FB" w:val="clear"/>
+            <w:tcMar>
+              <w:top w:type="dxa" w:w="60"/>
+              <w:left w:type="dxa" w:w="100"/>
+              <w:bottom w:type="dxa" w:w="60"/>
+              <w:right w:type="dxa" w:w="100"/>
+            </w:tcMar>
+          </w:tcPr>
+          <w:p>
+            <w:r>
+              <w:rPr>
+                <w:color w:val="1B2A44"/>
+                <w:sz w:val="20"/>
+                <w:szCs w:val="20"/>
+              </w:rPr>
+              <w:t xml:space="preserve">Live predicted grades and mastery, no chasing the school.</w:t>
             </w:r>
           </w:p>
         </w:tc>
       </w:tr>
       <w:tr>
+        <w:trPr>
+          <w:tblHeader w:val="false"/>
+        </w:trPr>
         <w:tc>
           <w:tcPr>
             <w:tcW w:type="dxa" w:w="2400"/>
-            <w:shd w:fill="EEF3FB" w:val="clear"/>
-            <w:tcMar>
-              <w:top w:type="dxa" w:w="60"/>
-              <w:left w:type="dxa" w:w="100"/>
-              <w:bottom w:type="dxa" w:w="60"/>
-              <w:right w:type="dxa" w:w="100"/>
-            </w:tcMar>
-          </w:tcPr>
-          <w:p>
-            <w:r>
-              <w:rPr>
-                <w:b w:val="false"/>
-                <w:bCs w:val="false"/>
-                <w:color w:val="1B2A44"/>
-                <w:sz w:val="20"/>
-                <w:szCs w:val="20"/>
-              </w:rPr>
-              <w:t xml:space="preserve">Age / gender</w:t>
-            </w:r>
-          </w:p>
-        </w:tc>
-        <w:tc>
-          <w:tcPr>
-            <w:tcW w:type="dxa" w:w="6600"/>
             <w:shd w:fill="FFFFFF" w:val="clear"/>
             <w:tcMar>
               <w:top w:type="dxa" w:w="60"/>
@@ -818,45 +1890,17 @@
           <w:p>
             <w:r>
               <w:rPr>
-                <w:b w:val="false"/>
-                <w:bCs w:val="false"/>
-                <w:color w:val="1B2A44"/>
-                <w:sz w:val="20"/>
-                <w:szCs w:val="20"/>
-              </w:rPr>
-              <w:t xml:space="preserve">24–54 · All</w:t>
-            </w:r>
-          </w:p>
-        </w:tc>
-      </w:tr>
-      <w:tr>
-        <w:tc>
-          <w:tcPr>
-            <w:tcW w:type="dxa" w:w="2400"/>
-            <w:shd w:fill="EEF3FB" w:val="clear"/>
-            <w:tcMar>
-              <w:top w:type="dxa" w:w="60"/>
-              <w:left w:type="dxa" w:w="100"/>
-              <w:bottom w:type="dxa" w:w="60"/>
-              <w:right w:type="dxa" w:w="100"/>
-            </w:tcMar>
-          </w:tcPr>
-          <w:p>
-            <w:r>
-              <w:rPr>
-                <w:b w:val="false"/>
-                <w:bCs w:val="false"/>
-                <w:color w:val="1B2A44"/>
-                <w:sz w:val="20"/>
-                <w:szCs w:val="20"/>
-              </w:rPr>
-              <w:t xml:space="preserve">Interests</w:t>
-            </w:r>
-          </w:p>
-        </w:tc>
-        <w:tc>
-          <w:tcPr>
-            <w:tcW w:type="dxa" w:w="6600"/>
+                <w:color w:val="1B2A44"/>
+                <w:sz w:val="20"/>
+                <w:szCs w:val="20"/>
+              </w:rPr>
+              <w:t xml:space="preserve">Action Cards</w:t>
+            </w:r>
+          </w:p>
+        </w:tc>
+        <w:tc>
+          <w:tcPr>
+            <w:tcW w:type="dxa" w:w="3300"/>
             <w:shd w:fill="FFFFFF" w:val="clear"/>
             <w:tcMar>
               <w:top w:type="dxa" w:w="60"/>
@@ -868,13 +1912,33 @@
           <w:p>
             <w:r>
               <w:rPr>
-                <w:b w:val="false"/>
-                <w:bCs w:val="false"/>
-                <w:color w:val="1B2A44"/>
-                <w:sz w:val="20"/>
-                <w:szCs w:val="20"/>
-              </w:rPr>
-              <w:t xml:space="preserve">Online learning, Career change, Apprenticeships, Adult education, Functional Skills, Reskilling</w:t>
+                <w:color w:val="1B2A44"/>
+                <w:sz w:val="20"/>
+                <w:szCs w:val="20"/>
+              </w:rPr>
+              <w:t xml:space="preserve">One clear thing to do this week.</w:t>
+            </w:r>
+          </w:p>
+        </w:tc>
+        <w:tc>
+          <w:tcPr>
+            <w:tcW w:type="dxa" w:w="4006"/>
+            <w:shd w:fill="FFFFFF" w:val="clear"/>
+            <w:tcMar>
+              <w:top w:type="dxa" w:w="60"/>
+              <w:left w:type="dxa" w:w="100"/>
+              <w:bottom w:type="dxa" w:w="60"/>
+              <w:right w:type="dxa" w:w="100"/>
+            </w:tcMar>
+          </w:tcPr>
+          <w:p>
+            <w:r>
+              <w:rPr>
+                <w:color w:val="1B2A44"/>
+                <w:sz w:val="20"/>
+                <w:szCs w:val="20"/>
+              </w:rPr>
+              <w:t xml:space="preserve">Simple weekly nudges to support revision without nagging.</w:t>
             </w:r>
           </w:p>
         </w:tc>
@@ -892,12 +1956,12 @@
           <w:sz w:val="21"/>
           <w:szCs w:val="21"/>
         </w:rPr>
-        <w:t xml:space="preserve">Ad Set C — Teachers, tutors &amp; schools</w:t>
+        <w:t xml:space="preserve">For teachers &amp; schools</w:t>
       </w:r>
     </w:p>
     <w:tbl>
       <w:tblPr>
-        <w:tblW w:type="dxa" w:w="9000"/>
+        <w:tblW w:type="dxa" w:w="9706"/>
         <w:tblBorders>
           <w:top w:val="single" w:color="auto" w:sz="4"/>
           <w:left w:val="single" w:color="auto" w:sz="4"/>
@@ -909,9 +1973,13 @@
       </w:tblPr>
       <w:tblGrid>
         <w:gridCol w:w="2400"/>
-        <w:gridCol w:w="6600"/>
+        <w:gridCol w:w="3300"/>
+        <w:gridCol w:w="4006"/>
       </w:tblGrid>
       <w:tr>
+        <w:trPr>
+          <w:tblHeader/>
+        </w:trPr>
         <w:tc>
           <w:tcPr>
             <w:tcW w:type="dxa" w:w="2400"/>
@@ -932,13 +2000,13 @@
                 <w:sz w:val="20"/>
                 <w:szCs w:val="20"/>
               </w:rPr>
-              <w:t xml:space="preserve">Field</w:t>
-            </w:r>
-          </w:p>
-        </w:tc>
-        <w:tc>
-          <w:tcPr>
-            <w:tcW w:type="dxa" w:w="6600"/>
+              <w:t xml:space="preserve">Feature / function</w:t>
+            </w:r>
+          </w:p>
+        </w:tc>
+        <w:tc>
+          <w:tcPr>
+            <w:tcW w:type="dxa" w:w="3300"/>
             <w:shd w:fill="2E6BC4" w:val="clear"/>
             <w:tcMar>
               <w:top w:type="dxa" w:w="60"/>
@@ -956,12 +2024,110 @@
                 <w:sz w:val="20"/>
                 <w:szCs w:val="20"/>
               </w:rPr>
-              <w:t xml:space="preserve">Setting</w:t>
+              <w:t xml:space="preserve">Punchy line (hook / overlay)</w:t>
+            </w:r>
+          </w:p>
+        </w:tc>
+        <w:tc>
+          <w:tcPr>
+            <w:tcW w:type="dxa" w:w="4006"/>
+            <w:shd w:fill="2E6BC4" w:val="clear"/>
+            <w:tcMar>
+              <w:top w:type="dxa" w:w="60"/>
+              <w:left w:type="dxa" w:w="100"/>
+              <w:bottom w:type="dxa" w:w="60"/>
+              <w:right w:type="dxa" w:w="100"/>
+            </w:tcMar>
+          </w:tcPr>
+          <w:p>
+            <w:r>
+              <w:rPr>
+                <w:b/>
+                <w:bCs/>
+                <w:color w:val="FFFFFF"/>
+                <w:sz w:val="20"/>
+                <w:szCs w:val="20"/>
+              </w:rPr>
+              <w:t xml:space="preserve">What it actually does</w:t>
             </w:r>
           </w:p>
         </w:tc>
       </w:tr>
       <w:tr>
+        <w:trPr>
+          <w:tblHeader w:val="false"/>
+        </w:trPr>
+        <w:tc>
+          <w:tcPr>
+            <w:tcW w:type="dxa" w:w="2400"/>
+            <w:shd w:fill="FFFFFF" w:val="clear"/>
+            <w:tcMar>
+              <w:top w:type="dxa" w:w="60"/>
+              <w:left w:type="dxa" w:w="100"/>
+              <w:bottom w:type="dxa" w:w="60"/>
+              <w:right w:type="dxa" w:w="100"/>
+            </w:tcMar>
+          </w:tcPr>
+          <w:p>
+            <w:r>
+              <w:rPr>
+                <w:color w:val="1B2A44"/>
+                <w:sz w:val="20"/>
+                <w:szCs w:val="20"/>
+              </w:rPr>
+              <w:t xml:space="preserve">AI School Brain</w:t>
+            </w:r>
+          </w:p>
+        </w:tc>
+        <w:tc>
+          <w:tcPr>
+            <w:tcW w:type="dxa" w:w="3300"/>
+            <w:shd w:fill="FFFFFF" w:val="clear"/>
+            <w:tcMar>
+              <w:top w:type="dxa" w:w="60"/>
+              <w:left w:type="dxa" w:w="100"/>
+              <w:bottom w:type="dxa" w:w="60"/>
+              <w:right w:type="dxa" w:w="100"/>
+            </w:tcMar>
+          </w:tcPr>
+          <w:p>
+            <w:r>
+              <w:rPr>
+                <w:color w:val="1B2A44"/>
+                <w:sz w:val="20"/>
+                <w:szCs w:val="20"/>
+              </w:rPr>
+              <w:t xml:space="preserve">Spot an at-risk student months early.</w:t>
+            </w:r>
+          </w:p>
+        </w:tc>
+        <w:tc>
+          <w:tcPr>
+            <w:tcW w:type="dxa" w:w="4006"/>
+            <w:shd w:fill="FFFFFF" w:val="clear"/>
+            <w:tcMar>
+              <w:top w:type="dxa" w:w="60"/>
+              <w:left w:type="dxa" w:w="100"/>
+              <w:bottom w:type="dxa" w:w="60"/>
+              <w:right w:type="dxa" w:w="100"/>
+            </w:tcMar>
+          </w:tcPr>
+          <w:p>
+            <w:r>
+              <w:rPr>
+                <w:color w:val="1B2A44"/>
+                <w:sz w:val="20"/>
+                <w:szCs w:val="20"/>
+              </w:rPr>
+              <w:t xml:space="preserve">Reads attendance, homework and assessment data to flag who needs help, with the reason and next step.</w:t>
+            </w:r>
+          </w:p>
+        </w:tc>
+      </w:tr>
+      <w:tr>
+        <w:trPr>
+          <w:tblHeader w:val="false"/>
+        </w:trPr>
         <w:tc>
           <w:tcPr>
             <w:tcW w:type="dxa" w:w="2400"/>
@@ -976,42 +2142,134 @@
           <w:p>
             <w:r>
               <w:rPr>
-                <w:b w:val="false"/>
-                <w:bCs w:val="false"/>
-                <w:color w:val="1B2A44"/>
-                <w:sz w:val="20"/>
-                <w:szCs w:val="20"/>
-              </w:rPr>
-              <w:t xml:space="preserve">Location</w:t>
-            </w:r>
-          </w:p>
-        </w:tc>
-        <w:tc>
-          <w:tcPr>
-            <w:tcW w:type="dxa" w:w="6600"/>
-            <w:shd w:fill="FFFFFF" w:val="clear"/>
-            <w:tcMar>
-              <w:top w:type="dxa" w:w="60"/>
-              <w:left w:type="dxa" w:w="100"/>
-              <w:bottom w:type="dxa" w:w="60"/>
-              <w:right w:type="dxa" w:w="100"/>
-            </w:tcMar>
-          </w:tcPr>
-          <w:p>
-            <w:r>
-              <w:rPr>
-                <w:b w:val="false"/>
-                <w:bCs w:val="false"/>
-                <w:color w:val="1B2A44"/>
-                <w:sz w:val="20"/>
-                <w:szCs w:val="20"/>
-              </w:rPr>
-              <w:t xml:space="preserve">United Kingdom</w:t>
+                <w:color w:val="1B2A44"/>
+                <w:sz w:val="20"/>
+                <w:szCs w:val="20"/>
+              </w:rPr>
+              <w:t xml:space="preserve">Auto Evidence</w:t>
+            </w:r>
+          </w:p>
+        </w:tc>
+        <w:tc>
+          <w:tcPr>
+            <w:tcW w:type="dxa" w:w="3300"/>
+            <w:shd w:fill="EEF3FB" w:val="clear"/>
+            <w:tcMar>
+              <w:top w:type="dxa" w:w="60"/>
+              <w:left w:type="dxa" w:w="100"/>
+              <w:bottom w:type="dxa" w:w="60"/>
+              <w:right w:type="dxa" w:w="100"/>
+            </w:tcMar>
+          </w:tcPr>
+          <w:p>
+            <w:r>
+              <w:rPr>
+                <w:color w:val="1B2A44"/>
+                <w:sz w:val="20"/>
+                <w:szCs w:val="20"/>
+              </w:rPr>
+              <w:t xml:space="preserve">Ofsted &amp; Gatsby evidence that writes itself.</w:t>
+            </w:r>
+          </w:p>
+        </w:tc>
+        <w:tc>
+          <w:tcPr>
+            <w:tcW w:type="dxa" w:w="4006"/>
+            <w:shd w:fill="EEF3FB" w:val="clear"/>
+            <w:tcMar>
+              <w:top w:type="dxa" w:w="60"/>
+              <w:left w:type="dxa" w:w="100"/>
+              <w:bottom w:type="dxa" w:w="60"/>
+              <w:right w:type="dxa" w:w="100"/>
+            </w:tcMar>
+          </w:tcPr>
+          <w:p>
+            <w:r>
+              <w:rPr>
+                <w:color w:val="1B2A44"/>
+                <w:sz w:val="20"/>
+                <w:szCs w:val="20"/>
+              </w:rPr>
+              <w:t xml:space="preserve">Every intervention logged into an inspection-ready trail.</w:t>
             </w:r>
           </w:p>
         </w:tc>
       </w:tr>
       <w:tr>
+        <w:trPr>
+          <w:tblHeader w:val="false"/>
+        </w:trPr>
+        <w:tc>
+          <w:tcPr>
+            <w:tcW w:type="dxa" w:w="2400"/>
+            <w:shd w:fill="FFFFFF" w:val="clear"/>
+            <w:tcMar>
+              <w:top w:type="dxa" w:w="60"/>
+              <w:left w:type="dxa" w:w="100"/>
+              <w:bottom w:type="dxa" w:w="60"/>
+              <w:right w:type="dxa" w:w="100"/>
+            </w:tcMar>
+          </w:tcPr>
+          <w:p>
+            <w:r>
+              <w:rPr>
+                <w:color w:val="1B2A44"/>
+                <w:sz w:val="20"/>
+                <w:szCs w:val="20"/>
+              </w:rPr>
+              <w:t xml:space="preserve">One Live Record</w:t>
+            </w:r>
+          </w:p>
+        </w:tc>
+        <w:tc>
+          <w:tcPr>
+            <w:tcW w:type="dxa" w:w="3300"/>
+            <w:shd w:fill="FFFFFF" w:val="clear"/>
+            <w:tcMar>
+              <w:top w:type="dxa" w:w="60"/>
+              <w:left w:type="dxa" w:w="100"/>
+              <w:bottom w:type="dxa" w:w="60"/>
+              <w:right w:type="dxa" w:w="100"/>
+            </w:tcMar>
+          </w:tcPr>
+          <w:p>
+            <w:r>
+              <w:rPr>
+                <w:color w:val="1B2A44"/>
+                <w:sz w:val="20"/>
+                <w:szCs w:val="20"/>
+              </w:rPr>
+              <w:t xml:space="preserve">One record. Every seat at the table.</w:t>
+            </w:r>
+          </w:p>
+        </w:tc>
+        <w:tc>
+          <w:tcPr>
+            <w:tcW w:type="dxa" w:w="4006"/>
+            <w:shd w:fill="FFFFFF" w:val="clear"/>
+            <w:tcMar>
+              <w:top w:type="dxa" w:w="60"/>
+              <w:left w:type="dxa" w:w="100"/>
+              <w:bottom w:type="dxa" w:w="60"/>
+              <w:right w:type="dxa" w:w="100"/>
+            </w:tcMar>
+          </w:tcPr>
+          <w:p>
+            <w:r>
+              <w:rPr>
+                <w:color w:val="1B2A44"/>
+                <w:sz w:val="20"/>
+                <w:szCs w:val="20"/>
+              </w:rPr>
+              <w:t xml:space="preserve">Students, parents, teachers and leaders act on the same real-time picture.</w:t>
+            </w:r>
+          </w:p>
+        </w:tc>
+      </w:tr>
+      <w:tr>
+        <w:trPr>
+          <w:tblHeader w:val="false"/>
+        </w:trPr>
         <w:tc>
           <w:tcPr>
             <w:tcW w:type="dxa" w:w="2400"/>
@@ -1026,45 +2284,17 @@
           <w:p>
             <w:r>
               <w:rPr>
-                <w:b w:val="false"/>
-                <w:bCs w:val="false"/>
-                <w:color w:val="1B2A44"/>
-                <w:sz w:val="20"/>
-                <w:szCs w:val="20"/>
-              </w:rPr>
-              <w:t xml:space="preserve">Age / gender</w:t>
-            </w:r>
-          </w:p>
-        </w:tc>
-        <w:tc>
-          <w:tcPr>
-            <w:tcW w:type="dxa" w:w="6600"/>
-            <w:shd w:fill="FFFFFF" w:val="clear"/>
-            <w:tcMar>
-              <w:top w:type="dxa" w:w="60"/>
-              <w:left w:type="dxa" w:w="100"/>
-              <w:bottom w:type="dxa" w:w="60"/>
-              <w:right w:type="dxa" w:w="100"/>
-            </w:tcMar>
-          </w:tcPr>
-          <w:p>
-            <w:r>
-              <w:rPr>
-                <w:b w:val="false"/>
-                <w:bCs w:val="false"/>
-                <w:color w:val="1B2A44"/>
-                <w:sz w:val="20"/>
-                <w:szCs w:val="20"/>
-              </w:rPr>
-              <w:t xml:space="preserve">25–60 · All</w:t>
-            </w:r>
-          </w:p>
-        </w:tc>
-      </w:tr>
-      <w:tr>
-        <w:tc>
-          <w:tcPr>
-            <w:tcW w:type="dxa" w:w="2400"/>
+                <w:color w:val="1B2A44"/>
+                <w:sz w:val="20"/>
+                <w:szCs w:val="20"/>
+              </w:rPr>
+              <w:t xml:space="preserve">Early NEET Support</w:t>
+            </w:r>
+          </w:p>
+        </w:tc>
+        <w:tc>
+          <w:tcPr>
+            <w:tcW w:type="dxa" w:w="3300"/>
             <w:shd w:fill="EEF3FB" w:val="clear"/>
             <w:tcMar>
               <w:top w:type="dxa" w:w="60"/>
@@ -1076,43 +2306,42 @@
           <w:p>
             <w:r>
               <w:rPr>
-                <w:b w:val="false"/>
-                <w:bCs w:val="false"/>
-                <w:color w:val="1B2A44"/>
-                <w:sz w:val="20"/>
-                <w:szCs w:val="20"/>
-              </w:rPr>
-              <w:t xml:space="preserve">Interests / titles</w:t>
-            </w:r>
-          </w:p>
-        </w:tc>
-        <w:tc>
-          <w:tcPr>
-            <w:tcW w:type="dxa" w:w="6600"/>
-            <w:shd w:fill="FFFFFF" w:val="clear"/>
-            <w:tcMar>
-              <w:top w:type="dxa" w:w="60"/>
-              <w:left w:type="dxa" w:w="100"/>
-              <w:bottom w:type="dxa" w:w="60"/>
-              <w:right w:type="dxa" w:w="100"/>
-            </w:tcMar>
-          </w:tcPr>
-          <w:p>
-            <w:r>
-              <w:rPr>
-                <w:b w:val="false"/>
-                <w:bCs w:val="false"/>
-                <w:color w:val="1B2A44"/>
-                <w:sz w:val="20"/>
-                <w:szCs w:val="20"/>
-              </w:rPr>
-              <w:t xml:space="preserve">Teacher, Education, Tutoring, TES, Ofsted, School; titles: Teacher, Head of Dept, SENCO, Tutor</w:t>
+                <w:color w:val="1B2A44"/>
+                <w:sz w:val="20"/>
+                <w:szCs w:val="20"/>
+              </w:rPr>
+              <w:t xml:space="preserve">Support early — without labelling a child.</w:t>
+            </w:r>
+          </w:p>
+        </w:tc>
+        <w:tc>
+          <w:tcPr>
+            <w:tcW w:type="dxa" w:w="4006"/>
+            <w:shd w:fill="EEF3FB" w:val="clear"/>
+            <w:tcMar>
+              <w:top w:type="dxa" w:w="60"/>
+              <w:left w:type="dxa" w:w="100"/>
+              <w:bottom w:type="dxa" w:w="60"/>
+              <w:right w:type="dxa" w:w="100"/>
+            </w:tcMar>
+          </w:tcPr>
+          <w:p>
+            <w:r>
+              <w:rPr>
+                <w:color w:val="1B2A44"/>
+                <w:sz w:val="20"/>
+                <w:szCs w:val="20"/>
+              </w:rPr>
+              <w:t xml:space="preserve">Identifies future-readiness risk from data the school already holds.</w:t>
             </w:r>
           </w:p>
         </w:tc>
       </w:tr>
     </w:tbl>
     <w:p>
+      <w:pPr>
+        <w:spacing w:after="0"/>
+      </w:pPr>
       <w:r>
         <w:br w:type="page"/>
       </w:r>
@@ -1120,15 +2349,9 @@
     <w:p>
       <w:pPr>
         <w:pStyle w:val="Heading1"/>
-        <w:spacing w:after="140" w:before="320"/>
-      </w:pPr>
-      <w:r>
-        <w:rPr>
-          <w:b/>
-          <w:bCs/>
-          <w:color w:val="0B1B33"/>
-        </w:rPr>
-        <w:t xml:space="preserve">3. Ready-to-paste ads</w:t>
+      </w:pPr>
+      <w:r>
+        <w:t xml:space="preserve">4. Feature-spotlight ads (ready to paste)</w:t>
       </w:r>
     </w:p>
     <w:p>
@@ -1141,21 +2364,15 @@
           <w:iCs/>
           <w:color w:val="5B6B85"/>
         </w:rPr>
-        <w:t xml:space="preserve">Each ad = Primary text + Headline + Description + CTA. Copy each grey box straight into the matching Ads Manager field. Two primary-text variants per angle for A/B testing.</w:t>
+        <w:t xml:space="preserve">Awareness/traffic wins when each ad teaches ONE amazing thing the OS does. Copy each grey box into the matching Ads Manager field. Suggested audience noted per ad.</w:t>
       </w:r>
     </w:p>
     <w:p>
       <w:pPr>
         <w:pStyle w:val="Heading2"/>
-        <w:spacing w:after="100" w:before="220"/>
-      </w:pPr>
-      <w:r>
-        <w:rPr>
-          <w:b/>
-          <w:bCs/>
-          <w:color w:val="2E6BC4"/>
-        </w:rPr>
-        <w:t xml:space="preserve">Angle A — Parents</w:t>
+      </w:pPr>
+      <w:r>
+        <w:t xml:space="preserve">Ad 1. AI Tutor</w:t>
       </w:r>
     </w:p>
     <w:p>
@@ -1164,11 +2381,21 @@
       </w:pPr>
       <w:r>
         <w:rPr>
-          <w:i/>
-          <w:iCs/>
-          <w:color w:val="5B6B85"/>
-        </w:rPr>
-        <w:t xml:space="preserve">Speak to the worry, then relieve it with the free tool.</w:t>
+          <w:b/>
+          <w:bCs/>
+          <w:color w:val="0B1B33"/>
+          <w:sz w:val="20"/>
+          <w:szCs w:val="20"/>
+        </w:rPr>
+        <w:t xml:space="preserve">Best audience: </w:t>
+      </w:r>
+      <w:r>
+        <w:rPr>
+          <w:color w:val="1B2A44"/>
+          <w:sz w:val="20"/>
+          <w:szCs w:val="20"/>
+        </w:rPr>
+        <w:t xml:space="preserve">Parents · Adult learners</w:t>
       </w:r>
     </w:p>
     <w:p>
@@ -1183,7 +2410,7 @@
           <w:sz w:val="21"/>
           <w:szCs w:val="21"/>
         </w:rPr>
-        <w:t xml:space="preserve">Primary text — Variant 1</w:t>
+        <w:t xml:space="preserve">Primary text</w:t>
       </w:r>
     </w:p>
     <w:p>
@@ -1204,7 +2431,7 @@
           <w:sz w:val="20"/>
           <w:szCs w:val="20"/>
         </w:rPr>
-        <w:t xml:space="preserve">Worried about your child's grades? See where they really stand — in 60 seconds, free.</w:t>
+        <w:t xml:space="preserve">Stuck at 10pm with no one to ask?</w:t>
       </w:r>
       <w:r>
         <w:rPr>
@@ -1222,7 +2449,7 @@
           <w:szCs w:val="20"/>
         </w:rPr>
         <w:br/>
-        <w:t xml:space="preserve">StudYear builds a personalised study plan and predicted grade for GCSE &amp; A-Level. No sign-up, no card.</w:t>
+        <w:t xml:space="preserve">StudYear's AI tutor explains any topic at your pace — and teaches the method, so you actually learn it (it never just hands over the answer).</w:t>
       </w:r>
       <w:r>
         <w:rPr>
@@ -1240,7 +2467,7 @@
           <w:szCs w:val="20"/>
         </w:rPr>
         <w:br/>
-        <w:t xml:space="preserve">👉 Try it free: studyear.com/free</w:t>
+        <w:t xml:space="preserve">Try it free 👉 studyear.com/free</w:t>
       </w:r>
     </w:p>
     <w:p>
@@ -1255,7 +2482,7 @@
           <w:sz w:val="21"/>
           <w:szCs w:val="21"/>
         </w:rPr>
-        <w:t xml:space="preserve">Primary text — Variant 2</w:t>
+        <w:t xml:space="preserve">Headlines (≤40 chars — one per ad)</w:t>
       </w:r>
     </w:p>
     <w:p>
@@ -1276,43 +2503,25 @@
           <w:sz w:val="20"/>
           <w:szCs w:val="20"/>
         </w:rPr>
-        <w:t xml:space="preserve">Report cards tell you the damage weeks too late.</w:t>
-      </w:r>
-      <w:r>
-        <w:rPr>
-          <w:rFonts w:ascii="Consolas" w:cs="Consolas" w:eastAsia="Consolas" w:hAnsi="Consolas"/>
-          <w:sz w:val="20"/>
-          <w:szCs w:val="20"/>
-        </w:rPr>
-        <w:br/>
-        <w:t xml:space="preserve"/>
-      </w:r>
-      <w:r>
-        <w:rPr>
-          <w:rFonts w:ascii="Consolas" w:cs="Consolas" w:eastAsia="Consolas" w:hAnsi="Consolas"/>
-          <w:sz w:val="20"/>
-          <w:szCs w:val="20"/>
-        </w:rPr>
-        <w:br/>
-        <w:t xml:space="preserve">StudYear is the AI learning platform that shows your child's predicted grade and a week-by-week plan to improve it — with an AI tutor that teaches the method, not just the answer.</w:t>
-      </w:r>
-      <w:r>
-        <w:rPr>
-          <w:rFonts w:ascii="Consolas" w:cs="Consolas" w:eastAsia="Consolas" w:hAnsi="Consolas"/>
-          <w:sz w:val="20"/>
-          <w:szCs w:val="20"/>
-        </w:rPr>
-        <w:br/>
-        <w:t xml:space="preserve"/>
-      </w:r>
-      <w:r>
-        <w:rPr>
-          <w:rFonts w:ascii="Consolas" w:cs="Consolas" w:eastAsia="Consolas" w:hAnsi="Consolas"/>
-          <w:sz w:val="20"/>
-          <w:szCs w:val="20"/>
-        </w:rPr>
-        <w:br/>
-        <w:t xml:space="preserve">Start free. No sign-up needed 👇</w:t>
+        <w:t xml:space="preserve">A tutor that teaches, not tells</w:t>
+      </w:r>
+      <w:r>
+        <w:rPr>
+          <w:rFonts w:ascii="Consolas" w:cs="Consolas" w:eastAsia="Consolas" w:hAnsi="Consolas"/>
+          <w:sz w:val="20"/>
+          <w:szCs w:val="20"/>
+        </w:rPr>
+        <w:br/>
+        <w:t xml:space="preserve">Any topic. Any time. Your pace.</w:t>
+      </w:r>
+      <w:r>
+        <w:rPr>
+          <w:rFonts w:ascii="Consolas" w:cs="Consolas" w:eastAsia="Consolas" w:hAnsi="Consolas"/>
+          <w:sz w:val="20"/>
+          <w:szCs w:val="20"/>
+        </w:rPr>
+        <w:br/>
+        <w:t xml:space="preserve">Your 24/7 AI tutor</w:t>
       </w:r>
     </w:p>
     <w:p>
@@ -1327,7 +2536,7 @@
           <w:sz w:val="21"/>
           <w:szCs w:val="21"/>
         </w:rPr>
-        <w:t xml:space="preserve">Headlines (≤40 characters — test one per ad)</w:t>
+        <w:t xml:space="preserve">Descriptions (≤30 chars)</w:t>
       </w:r>
     </w:p>
     <w:p>
@@ -1348,25 +2557,63 @@
           <w:sz w:val="20"/>
           <w:szCs w:val="20"/>
         </w:rPr>
-        <w:t xml:space="preserve">Your child's free study plan</w:t>
-      </w:r>
-      <w:r>
-        <w:rPr>
-          <w:rFonts w:ascii="Consolas" w:cs="Consolas" w:eastAsia="Consolas" w:hAnsi="Consolas"/>
-          <w:sz w:val="20"/>
-          <w:szCs w:val="20"/>
-        </w:rPr>
-        <w:br/>
-        <w:t xml:space="preserve">See their predicted grade free</w:t>
-      </w:r>
-      <w:r>
-        <w:rPr>
-          <w:rFonts w:ascii="Consolas" w:cs="Consolas" w:eastAsia="Consolas" w:hAnsi="Consolas"/>
-          <w:sz w:val="20"/>
-          <w:szCs w:val="20"/>
-        </w:rPr>
-        <w:br/>
-        <w:t xml:space="preserve">GCSE &amp; A-Level, sorted</w:t>
+        <w:t xml:space="preserve">Free. No sign-up.</w:t>
+      </w:r>
+      <w:r>
+        <w:rPr>
+          <w:rFonts w:ascii="Consolas" w:cs="Consolas" w:eastAsia="Consolas" w:hAnsi="Consolas"/>
+          <w:sz w:val="20"/>
+          <w:szCs w:val="20"/>
+        </w:rPr>
+        <w:br/>
+        <w:t xml:space="preserve">Teaches the method</w:t>
+      </w:r>
+    </w:p>
+    <w:p>
+      <w:pPr>
+        <w:spacing w:after="60"/>
+      </w:pPr>
+      <w:r>
+        <w:rPr>
+          <w:b/>
+          <w:bCs/>
+          <w:color w:val="0B1B33"/>
+        </w:rPr>
+        <w:t xml:space="preserve">CTA: </w:t>
+      </w:r>
+      <w:r>
+        <w:t xml:space="preserve">Learn More</w:t>
+      </w:r>
+    </w:p>
+    <w:p>
+      <w:pPr>
+        <w:pStyle w:val="Heading2"/>
+      </w:pPr>
+      <w:r>
+        <w:t xml:space="preserve">Ad 2. Smart Review (spaced repetition)</w:t>
+      </w:r>
+    </w:p>
+    <w:p>
+      <w:pPr>
+        <w:spacing w:after="120"/>
+      </w:pPr>
+      <w:r>
+        <w:rPr>
+          <w:b/>
+          <w:bCs/>
+          <w:color w:val="0B1B33"/>
+          <w:sz w:val="20"/>
+          <w:szCs w:val="20"/>
+        </w:rPr>
+        <w:t xml:space="preserve">Best audience: </w:t>
+      </w:r>
+      <w:r>
+        <w:rPr>
+          <w:color w:val="1B2A44"/>
+          <w:sz w:val="20"/>
+          <w:szCs w:val="20"/>
+        </w:rPr>
+        <w:t xml:space="preserve">Parents · Adult learners</w:t>
       </w:r>
     </w:p>
     <w:p>
@@ -1381,7 +2628,7 @@
           <w:sz w:val="21"/>
           <w:szCs w:val="21"/>
         </w:rPr>
-        <w:t xml:space="preserve">Descriptions (≤30 characters)</w:t>
+        <w:t xml:space="preserve">Primary text</w:t>
       </w:r>
     </w:p>
     <w:p>
@@ -1402,59 +2649,43 @@
           <w:sz w:val="20"/>
           <w:szCs w:val="20"/>
         </w:rPr>
-        <w:t xml:space="preserve">Free. No sign-up.</w:t>
-      </w:r>
-      <w:r>
-        <w:rPr>
-          <w:rFonts w:ascii="Consolas" w:cs="Consolas" w:eastAsia="Consolas" w:hAnsi="Consolas"/>
-          <w:sz w:val="20"/>
-          <w:szCs w:val="20"/>
-        </w:rPr>
-        <w:br/>
-        <w:t xml:space="preserve">Built for UK exams</w:t>
-      </w:r>
-    </w:p>
-    <w:p>
-      <w:pPr>
-        <w:spacing w:after="60"/>
-      </w:pPr>
-      <w:r>
-        <w:rPr>
-          <w:b/>
-          <w:bCs/>
-          <w:color w:val="0B1B33"/>
-        </w:rPr>
-        <w:t xml:space="preserve">CTA button: </w:t>
-      </w:r>
-      <w:r>
-        <w:t xml:space="preserve">Learn More</w:t>
-      </w:r>
-    </w:p>
-    <w:p>
-      <w:pPr>
-        <w:pStyle w:val="Heading2"/>
-        <w:spacing w:after="100" w:before="220"/>
-      </w:pPr>
-      <w:r>
-        <w:rPr>
-          <w:b/>
-          <w:bCs/>
-          <w:color w:val="2E6BC4"/>
-        </w:rPr>
-        <w:t xml:space="preserve">Angle B — Adult learners / career-changers</w:t>
-      </w:r>
-    </w:p>
-    <w:p>
-      <w:pPr>
-        <w:spacing w:after="120"/>
-      </w:pPr>
-      <w:r>
-        <w:rPr>
-          <w:i/>
-          <w:iCs/>
-          <w:color w:val="5B6B85"/>
-        </w:rPr>
-        <w:t xml:space="preserve">Permission + a first step. Warm, low-pressure.</w:t>
+        <w:t xml:space="preserve">Re-reading notes? You’re forgetting most of it by next week.</w:t>
+      </w:r>
+      <w:r>
+        <w:rPr>
+          <w:rFonts w:ascii="Consolas" w:cs="Consolas" w:eastAsia="Consolas" w:hAnsi="Consolas"/>
+          <w:sz w:val="20"/>
+          <w:szCs w:val="20"/>
+        </w:rPr>
+        <w:br/>
+        <w:t xml:space="preserve"/>
+      </w:r>
+      <w:r>
+        <w:rPr>
+          <w:rFonts w:ascii="Consolas" w:cs="Consolas" w:eastAsia="Consolas" w:hAnsi="Consolas"/>
+          <w:sz w:val="20"/>
+          <w:szCs w:val="20"/>
+        </w:rPr>
+        <w:br/>
+        <w:t xml:space="preserve">StudYear’s Smart Review remembers what you get wrong and brings it back at the perfect moment — so 15 focused minutes beat an hour of cramming.</w:t>
+      </w:r>
+      <w:r>
+        <w:rPr>
+          <w:rFonts w:ascii="Consolas" w:cs="Consolas" w:eastAsia="Consolas" w:hAnsi="Consolas"/>
+          <w:sz w:val="20"/>
+          <w:szCs w:val="20"/>
+        </w:rPr>
+        <w:br/>
+        <w:t xml:space="preserve"/>
+      </w:r>
+      <w:r>
+        <w:rPr>
+          <w:rFonts w:ascii="Consolas" w:cs="Consolas" w:eastAsia="Consolas" w:hAnsi="Consolas"/>
+          <w:sz w:val="20"/>
+          <w:szCs w:val="20"/>
+        </w:rPr>
+        <w:br/>
+        <w:t xml:space="preserve">Revise smarter, free 👇</w:t>
       </w:r>
     </w:p>
     <w:p>
@@ -1469,7 +2700,7 @@
           <w:sz w:val="21"/>
           <w:szCs w:val="21"/>
         </w:rPr>
-        <w:t xml:space="preserve">Primary text — Variant 1</w:t>
+        <w:t xml:space="preserve">Headlines (≤40 chars — one per ad)</w:t>
       </w:r>
     </w:p>
     <w:p>
@@ -1490,43 +2721,25 @@
           <w:sz w:val="20"/>
           <w:szCs w:val="20"/>
         </w:rPr>
-        <w:t xml:space="preserve">The job market changed. Your options did too.</w:t>
-      </w:r>
-      <w:r>
-        <w:rPr>
-          <w:rFonts w:ascii="Consolas" w:cs="Consolas" w:eastAsia="Consolas" w:hAnsi="Consolas"/>
-          <w:sz w:val="20"/>
-          <w:szCs w:val="20"/>
-        </w:rPr>
-        <w:br/>
-        <w:t xml:space="preserve"/>
-      </w:r>
-      <w:r>
-        <w:rPr>
-          <w:rFonts w:ascii="Consolas" w:cs="Consolas" w:eastAsia="Consolas" w:hAnsi="Consolas"/>
-          <w:sz w:val="20"/>
-          <w:szCs w:val="20"/>
-        </w:rPr>
-        <w:br/>
-        <w:t xml:space="preserve">Brush up your Maths &amp; English, retrain, or study something new — around work and family. StudYear gives you a free plan and an AI tutor that explains anything, at your pace.</w:t>
-      </w:r>
-      <w:r>
-        <w:rPr>
-          <w:rFonts w:ascii="Consolas" w:cs="Consolas" w:eastAsia="Consolas" w:hAnsi="Consolas"/>
-          <w:sz w:val="20"/>
-          <w:szCs w:val="20"/>
-        </w:rPr>
-        <w:br/>
-        <w:t xml:space="preserve"/>
-      </w:r>
-      <w:r>
-        <w:rPr>
-          <w:rFonts w:ascii="Consolas" w:cs="Consolas" w:eastAsia="Consolas" w:hAnsi="Consolas"/>
-          <w:sz w:val="20"/>
-          <w:szCs w:val="20"/>
-        </w:rPr>
-        <w:br/>
-        <w:t xml:space="preserve">It's never too late. Start free 👉 studyear.com/free</w:t>
+        <w:t xml:space="preserve">Revision that actually sticks</w:t>
+      </w:r>
+      <w:r>
+        <w:rPr>
+          <w:rFonts w:ascii="Consolas" w:cs="Consolas" w:eastAsia="Consolas" w:hAnsi="Consolas"/>
+          <w:sz w:val="20"/>
+          <w:szCs w:val="20"/>
+        </w:rPr>
+        <w:br/>
+        <w:t xml:space="preserve">Beat cramming for good</w:t>
+      </w:r>
+      <w:r>
+        <w:rPr>
+          <w:rFonts w:ascii="Consolas" w:cs="Consolas" w:eastAsia="Consolas" w:hAnsi="Consolas"/>
+          <w:sz w:val="20"/>
+          <w:szCs w:val="20"/>
+        </w:rPr>
+        <w:br/>
+        <w:t xml:space="preserve">It remembers what you forget</w:t>
       </w:r>
     </w:p>
     <w:p>
@@ -1541,7 +2754,7 @@
           <w:sz w:val="21"/>
           <w:szCs w:val="21"/>
         </w:rPr>
-        <w:t xml:space="preserve">Primary text — Variant 2</w:t>
+        <w:t xml:space="preserve">Descriptions (≤30 chars)</w:t>
       </w:r>
     </w:p>
     <w:p>
@@ -1562,43 +2775,63 @@
           <w:sz w:val="20"/>
           <w:szCs w:val="20"/>
         </w:rPr>
-        <w:t xml:space="preserve">Thinking about retraining but don't know where to start?</w:t>
-      </w:r>
-      <w:r>
-        <w:rPr>
-          <w:rFonts w:ascii="Consolas" w:cs="Consolas" w:eastAsia="Consolas" w:hAnsi="Consolas"/>
-          <w:sz w:val="20"/>
-          <w:szCs w:val="20"/>
-        </w:rPr>
-        <w:br/>
-        <w:t xml:space="preserve"/>
-      </w:r>
-      <w:r>
-        <w:rPr>
-          <w:rFonts w:ascii="Consolas" w:cs="Consolas" w:eastAsia="Consolas" w:hAnsi="Consolas"/>
-          <w:sz w:val="20"/>
-          <w:szCs w:val="20"/>
-        </w:rPr>
-        <w:br/>
-        <w:t xml:space="preserve">Get an honest starting point and a step-by-step plan in 60 seconds — free, no card. StudYear supports adult learners from GCSE refreshers to A-Level and beyond.</w:t>
-      </w:r>
-      <w:r>
-        <w:rPr>
-          <w:rFonts w:ascii="Consolas" w:cs="Consolas" w:eastAsia="Consolas" w:hAnsi="Consolas"/>
-          <w:sz w:val="20"/>
-          <w:szCs w:val="20"/>
-        </w:rPr>
-        <w:br/>
-        <w:t xml:space="preserve"/>
-      </w:r>
-      <w:r>
-        <w:rPr>
-          <w:rFonts w:ascii="Consolas" w:cs="Consolas" w:eastAsia="Consolas" w:hAnsi="Consolas"/>
-          <w:sz w:val="20"/>
-          <w:szCs w:val="20"/>
-        </w:rPr>
-        <w:br/>
-        <w:t xml:space="preserve">Begin tonight 👇</w:t>
+        <w:t xml:space="preserve">15 mins &gt; 1 hour</w:t>
+      </w:r>
+      <w:r>
+        <w:rPr>
+          <w:rFonts w:ascii="Consolas" w:cs="Consolas" w:eastAsia="Consolas" w:hAnsi="Consolas"/>
+          <w:sz w:val="20"/>
+          <w:szCs w:val="20"/>
+        </w:rPr>
+        <w:br/>
+        <w:t xml:space="preserve">Free to start</w:t>
+      </w:r>
+    </w:p>
+    <w:p>
+      <w:pPr>
+        <w:spacing w:after="60"/>
+      </w:pPr>
+      <w:r>
+        <w:rPr>
+          <w:b/>
+          <w:bCs/>
+          <w:color w:val="0B1B33"/>
+        </w:rPr>
+        <w:t xml:space="preserve">CTA: </w:t>
+      </w:r>
+      <w:r>
+        <w:t xml:space="preserve">Learn More</w:t>
+      </w:r>
+    </w:p>
+    <w:p>
+      <w:pPr>
+        <w:pStyle w:val="Heading2"/>
+      </w:pPr>
+      <w:r>
+        <w:t xml:space="preserve">Ad 3. Free Predicted Grade</w:t>
+      </w:r>
+    </w:p>
+    <w:p>
+      <w:pPr>
+        <w:spacing w:after="120"/>
+      </w:pPr>
+      <w:r>
+        <w:rPr>
+          <w:b/>
+          <w:bCs/>
+          <w:color w:val="0B1B33"/>
+          <w:sz w:val="20"/>
+          <w:szCs w:val="20"/>
+        </w:rPr>
+        <w:t xml:space="preserve">Best audience: </w:t>
+      </w:r>
+      <w:r>
+        <w:rPr>
+          <w:color w:val="1B2A44"/>
+          <w:sz w:val="20"/>
+          <w:szCs w:val="20"/>
+        </w:rPr>
+        <w:t xml:space="preserve">Parents</w:t>
       </w:r>
     </w:p>
     <w:p>
@@ -1613,7 +2846,7 @@
           <w:sz w:val="21"/>
           <w:szCs w:val="21"/>
         </w:rPr>
-        <w:t xml:space="preserve">Headlines (≤40 characters — test one per ad)</w:t>
+        <w:t xml:space="preserve">Primary text</w:t>
       </w:r>
     </w:p>
     <w:p>
@@ -1634,25 +2867,43 @@
           <w:sz w:val="20"/>
           <w:szCs w:val="20"/>
         </w:rPr>
-        <w:t xml:space="preserve">It's not too late to learn</w:t>
-      </w:r>
-      <w:r>
-        <w:rPr>
-          <w:rFonts w:ascii="Consolas" w:cs="Consolas" w:eastAsia="Consolas" w:hAnsi="Consolas"/>
-          <w:sz w:val="20"/>
-          <w:szCs w:val="20"/>
-        </w:rPr>
-        <w:br/>
-        <w:t xml:space="preserve">Free plan in 60 seconds</w:t>
-      </w:r>
-      <w:r>
-        <w:rPr>
-          <w:rFonts w:ascii="Consolas" w:cs="Consolas" w:eastAsia="Consolas" w:hAnsi="Consolas"/>
-          <w:sz w:val="20"/>
-          <w:szCs w:val="20"/>
-        </w:rPr>
-        <w:br/>
-        <w:t xml:space="preserve">Retrain around your life</w:t>
+        <w:t xml:space="preserve">What grade is your child really on track for?</w:t>
+      </w:r>
+      <w:r>
+        <w:rPr>
+          <w:rFonts w:ascii="Consolas" w:cs="Consolas" w:eastAsia="Consolas" w:hAnsi="Consolas"/>
+          <w:sz w:val="20"/>
+          <w:szCs w:val="20"/>
+        </w:rPr>
+        <w:br/>
+        <w:t xml:space="preserve"/>
+      </w:r>
+      <w:r>
+        <w:rPr>
+          <w:rFonts w:ascii="Consolas" w:cs="Consolas" w:eastAsia="Consolas" w:hAnsi="Consolas"/>
+          <w:sz w:val="20"/>
+          <w:szCs w:val="20"/>
+        </w:rPr>
+        <w:br/>
+        <w:t xml:space="preserve">Get an honest predicted grade from real marks — and a plan to move it — in 60 seconds. Free, no sign-up, no card.</w:t>
+      </w:r>
+      <w:r>
+        <w:rPr>
+          <w:rFonts w:ascii="Consolas" w:cs="Consolas" w:eastAsia="Consolas" w:hAnsi="Consolas"/>
+          <w:sz w:val="20"/>
+          <w:szCs w:val="20"/>
+        </w:rPr>
+        <w:br/>
+        <w:t xml:space="preserve"/>
+      </w:r>
+      <w:r>
+        <w:rPr>
+          <w:rFonts w:ascii="Consolas" w:cs="Consolas" w:eastAsia="Consolas" w:hAnsi="Consolas"/>
+          <w:sz w:val="20"/>
+          <w:szCs w:val="20"/>
+        </w:rPr>
+        <w:br/>
+        <w:t xml:space="preserve">👉 studyear.com/free</w:t>
       </w:r>
     </w:p>
     <w:p>
@@ -1667,7 +2918,7 @@
           <w:sz w:val="21"/>
           <w:szCs w:val="21"/>
         </w:rPr>
-        <w:t xml:space="preserve">Descriptions (≤30 characters)</w:t>
+        <w:t xml:space="preserve">Headlines (≤40 chars — one per ad)</w:t>
       </w:r>
     </w:p>
     <w:p>
@@ -1688,59 +2939,25 @@
           <w:sz w:val="20"/>
           <w:szCs w:val="20"/>
         </w:rPr>
-        <w:t xml:space="preserve">Free. No card.</w:t>
-      </w:r>
-      <w:r>
-        <w:rPr>
-          <w:rFonts w:ascii="Consolas" w:cs="Consolas" w:eastAsia="Consolas" w:hAnsi="Consolas"/>
-          <w:sz w:val="20"/>
-          <w:szCs w:val="20"/>
-        </w:rPr>
-        <w:br/>
-        <w:t xml:space="preserve">Learn at your pace</w:t>
-      </w:r>
-    </w:p>
-    <w:p>
-      <w:pPr>
-        <w:spacing w:after="60"/>
-      </w:pPr>
-      <w:r>
-        <w:rPr>
-          <w:b/>
-          <w:bCs/>
-          <w:color w:val="0B1B33"/>
-        </w:rPr>
-        <w:t xml:space="preserve">CTA button: </w:t>
-      </w:r>
-      <w:r>
-        <w:t xml:space="preserve">Learn More</w:t>
-      </w:r>
-    </w:p>
-    <w:p>
-      <w:pPr>
-        <w:pStyle w:val="Heading2"/>
-        <w:spacing w:after="100" w:before="220"/>
-      </w:pPr>
-      <w:r>
-        <w:rPr>
-          <w:b/>
-          <w:bCs/>
-          <w:color w:val="2E6BC4"/>
-        </w:rPr>
-        <w:t xml:space="preserve">Angle C — Teachers / schools</w:t>
-      </w:r>
-    </w:p>
-    <w:p>
-      <w:pPr>
-        <w:spacing w:after="120"/>
-      </w:pPr>
-      <w:r>
-        <w:rPr>
-          <w:i/>
-          <w:iCs/>
-          <w:color w:val="5B6B85"/>
-        </w:rPr>
-        <w:t xml:space="preserve">Lead with the outcome leaders care about: early risk, less admin.</w:t>
+        <w:t xml:space="preserve">See their predicted grade free</w:t>
+      </w:r>
+      <w:r>
+        <w:rPr>
+          <w:rFonts w:ascii="Consolas" w:cs="Consolas" w:eastAsia="Consolas" w:hAnsi="Consolas"/>
+          <w:sz w:val="20"/>
+          <w:szCs w:val="20"/>
+        </w:rPr>
+        <w:br/>
+        <w:t xml:space="preserve">Your grade, from real marks</w:t>
+      </w:r>
+      <w:r>
+        <w:rPr>
+          <w:rFonts w:ascii="Consolas" w:cs="Consolas" w:eastAsia="Consolas" w:hAnsi="Consolas"/>
+          <w:sz w:val="20"/>
+          <w:szCs w:val="20"/>
+        </w:rPr>
+        <w:br/>
+        <w:t xml:space="preserve">Know the grade in 60 secs</w:t>
       </w:r>
     </w:p>
     <w:p>
@@ -1755,7 +2972,7 @@
           <w:sz w:val="21"/>
           <w:szCs w:val="21"/>
         </w:rPr>
-        <w:t xml:space="preserve">Primary text — Variant 1</w:t>
+        <w:t xml:space="preserve">Descriptions (≤30 chars)</w:t>
       </w:r>
     </w:p>
     <w:p>
@@ -1776,43 +2993,63 @@
           <w:sz w:val="20"/>
           <w:szCs w:val="20"/>
         </w:rPr>
-        <w:t xml:space="preserve">What if you could spot an at-risk student months before the grade?</w:t>
-      </w:r>
-      <w:r>
-        <w:rPr>
-          <w:rFonts w:ascii="Consolas" w:cs="Consolas" w:eastAsia="Consolas" w:hAnsi="Consolas"/>
-          <w:sz w:val="20"/>
-          <w:szCs w:val="20"/>
-        </w:rPr>
-        <w:br/>
-        <w:t xml:space="preserve"/>
-      </w:r>
-      <w:r>
-        <w:rPr>
-          <w:rFonts w:ascii="Consolas" w:cs="Consolas" w:eastAsia="Consolas" w:hAnsi="Consolas"/>
-          <w:sz w:val="20"/>
-          <w:szCs w:val="20"/>
-        </w:rPr>
-        <w:br/>
-        <w:t xml:space="preserve">StudYear reads attendance, homework and assessment data to flag who needs support early — with the reason and one next step. Evidence for Ofsted &amp; Gatsby writes itself.</w:t>
-      </w:r>
-      <w:r>
-        <w:rPr>
-          <w:rFonts w:ascii="Consolas" w:cs="Consolas" w:eastAsia="Consolas" w:hAnsi="Consolas"/>
-          <w:sz w:val="20"/>
-          <w:szCs w:val="20"/>
-        </w:rPr>
-        <w:br/>
-        <w:t xml:space="preserve"/>
-      </w:r>
-      <w:r>
-        <w:rPr>
-          <w:rFonts w:ascii="Consolas" w:cs="Consolas" w:eastAsia="Consolas" w:hAnsi="Consolas"/>
-          <w:sz w:val="20"/>
-          <w:szCs w:val="20"/>
-        </w:rPr>
-        <w:br/>
-        <w:t xml:space="preserve">See how it works 👉 studyear.com</w:t>
+        <w:t xml:space="preserve">Free. No card.</w:t>
+      </w:r>
+      <w:r>
+        <w:rPr>
+          <w:rFonts w:ascii="Consolas" w:cs="Consolas" w:eastAsia="Consolas" w:hAnsi="Consolas"/>
+          <w:sz w:val="20"/>
+          <w:szCs w:val="20"/>
+        </w:rPr>
+        <w:br/>
+        <w:t xml:space="preserve">GCSE &amp; A-Level</w:t>
+      </w:r>
+    </w:p>
+    <w:p>
+      <w:pPr>
+        <w:spacing w:after="60"/>
+      </w:pPr>
+      <w:r>
+        <w:rPr>
+          <w:b/>
+          <w:bCs/>
+          <w:color w:val="0B1B33"/>
+        </w:rPr>
+        <w:t xml:space="preserve">CTA: </w:t>
+      </w:r>
+      <w:r>
+        <w:t xml:space="preserve">Learn More</w:t>
+      </w:r>
+    </w:p>
+    <w:p>
+      <w:pPr>
+        <w:pStyle w:val="Heading2"/>
+      </w:pPr>
+      <w:r>
+        <w:t xml:space="preserve">Ad 4. Exam Simulator + Past Papers</w:t>
+      </w:r>
+    </w:p>
+    <w:p>
+      <w:pPr>
+        <w:spacing w:after="120"/>
+      </w:pPr>
+      <w:r>
+        <w:rPr>
+          <w:b/>
+          <w:bCs/>
+          <w:color w:val="0B1B33"/>
+          <w:sz w:val="20"/>
+          <w:szCs w:val="20"/>
+        </w:rPr>
+        <w:t xml:space="preserve">Best audience: </w:t>
+      </w:r>
+      <w:r>
+        <w:rPr>
+          <w:color w:val="1B2A44"/>
+          <w:sz w:val="20"/>
+          <w:szCs w:val="20"/>
+        </w:rPr>
+        <w:t xml:space="preserve">Parents · Adult learners</w:t>
       </w:r>
     </w:p>
     <w:p>
@@ -1827,7 +3064,7 @@
           <w:sz w:val="21"/>
           <w:szCs w:val="21"/>
         </w:rPr>
-        <w:t xml:space="preserve">Primary text — Variant 2</w:t>
+        <w:t xml:space="preserve">Primary text</w:t>
       </w:r>
     </w:p>
     <w:p>
@@ -1848,7 +3085,7 @@
           <w:sz w:val="20"/>
           <w:szCs w:val="20"/>
         </w:rPr>
-        <w:t xml:space="preserve">One live record. Every seat at the table.</w:t>
+        <w:t xml:space="preserve">Sit the real exam before the real exam.</w:t>
       </w:r>
       <w:r>
         <w:rPr>
@@ -1866,7 +3103,7 @@
           <w:szCs w:val="20"/>
         </w:rPr>
         <w:br/>
-        <w:t xml:space="preserve">StudYear gives students, parents, teachers and school leaders the same real-time picture — predicted grades, mastery and early risk alerts. Less admin, earlier action.</w:t>
+        <w:t xml:space="preserve">Timed past papers by exam board, with mark schemes and examiner-style feedback — so exam day feels like practice, not a shock.</w:t>
       </w:r>
       <w:r>
         <w:rPr>
@@ -1884,7 +3121,7 @@
           <w:szCs w:val="20"/>
         </w:rPr>
         <w:br/>
-        <w:t xml:space="preserve">Discover StudYear 👇</w:t>
+        <w:t xml:space="preserve">Start practising free 👇</w:t>
       </w:r>
     </w:p>
     <w:p>
@@ -1899,7 +3136,7 @@
           <w:sz w:val="21"/>
           <w:szCs w:val="21"/>
         </w:rPr>
-        <w:t xml:space="preserve">Headlines (≤40 characters — test one per ad)</w:t>
+        <w:t xml:space="preserve">Headlines (≤40 chars — one per ad)</w:t>
       </w:r>
     </w:p>
     <w:p>
@@ -1920,25 +3157,25 @@
           <w:sz w:val="20"/>
           <w:szCs w:val="20"/>
         </w:rPr>
-        <w:t xml:space="preserve">Spot risk months early</w:t>
-      </w:r>
-      <w:r>
-        <w:rPr>
-          <w:rFonts w:ascii="Consolas" w:cs="Consolas" w:eastAsia="Consolas" w:hAnsi="Consolas"/>
-          <w:sz w:val="20"/>
-          <w:szCs w:val="20"/>
-        </w:rPr>
-        <w:br/>
-        <w:t xml:space="preserve">The AI school brain</w:t>
-      </w:r>
-      <w:r>
-        <w:rPr>
-          <w:rFonts w:ascii="Consolas" w:cs="Consolas" w:eastAsia="Consolas" w:hAnsi="Consolas"/>
-          <w:sz w:val="20"/>
-          <w:szCs w:val="20"/>
-        </w:rPr>
-        <w:br/>
-        <w:t xml:space="preserve">One record, every console</w:t>
+        <w:t xml:space="preserve">Exam-day, rehearsed</w:t>
+      </w:r>
+      <w:r>
+        <w:rPr>
+          <w:rFonts w:ascii="Consolas" w:cs="Consolas" w:eastAsia="Consolas" w:hAnsi="Consolas"/>
+          <w:sz w:val="20"/>
+          <w:szCs w:val="20"/>
+        </w:rPr>
+        <w:br/>
+        <w:t xml:space="preserve">Real papers, real feedback</w:t>
+      </w:r>
+      <w:r>
+        <w:rPr>
+          <w:rFonts w:ascii="Consolas" w:cs="Consolas" w:eastAsia="Consolas" w:hAnsi="Consolas"/>
+          <w:sz w:val="20"/>
+          <w:szCs w:val="20"/>
+        </w:rPr>
+        <w:br/>
+        <w:t xml:space="preserve">Practise the actual exam</w:t>
       </w:r>
     </w:p>
     <w:p>
@@ -1953,7 +3190,7 @@
           <w:sz w:val="21"/>
           <w:szCs w:val="21"/>
         </w:rPr>
-        <w:t xml:space="preserve">Descriptions (≤30 characters)</w:t>
+        <w:t xml:space="preserve">Descriptions (≤30 chars)</w:t>
       </w:r>
     </w:p>
     <w:p>
@@ -1974,16 +3211,16 @@
           <w:sz w:val="20"/>
           <w:szCs w:val="20"/>
         </w:rPr>
-        <w:t xml:space="preserve">Built for UK schools</w:t>
-      </w:r>
-      <w:r>
-        <w:rPr>
-          <w:rFonts w:ascii="Consolas" w:cs="Consolas" w:eastAsia="Consolas" w:hAnsi="Consolas"/>
-          <w:sz w:val="20"/>
-          <w:szCs w:val="20"/>
-        </w:rPr>
-        <w:br/>
-        <w:t xml:space="preserve">Evidence, automatically</w:t>
+        <w:t xml:space="preserve">By exam board</w:t>
+      </w:r>
+      <w:r>
+        <w:rPr>
+          <w:rFonts w:ascii="Consolas" w:cs="Consolas" w:eastAsia="Consolas" w:hAnsi="Consolas"/>
+          <w:sz w:val="20"/>
+          <w:szCs w:val="20"/>
+        </w:rPr>
+        <w:br/>
+        <w:t xml:space="preserve">Free to try</w:t>
       </w:r>
     </w:p>
     <w:p>
@@ -1996,29 +3233,41 @@
           <w:bCs/>
           <w:color w:val="0B1B33"/>
         </w:rPr>
-        <w:t xml:space="preserve">CTA button: </w:t>
+        <w:t xml:space="preserve">CTA: </w:t>
       </w:r>
       <w:r>
         <w:t xml:space="preserve">Learn More</w:t>
       </w:r>
     </w:p>
     <w:p>
-      <w:r>
-        <w:br w:type="page"/>
-      </w:r>
-    </w:p>
-    <w:p>
-      <w:pPr>
-        <w:pStyle w:val="Heading1"/>
-        <w:spacing w:after="140" w:before="320"/>
-      </w:pPr>
-      <w:r>
-        <w:rPr>
-          <w:b/>
-          <w:bCs/>
-          <w:color w:val="0B1B33"/>
-        </w:rPr>
-        <w:t xml:space="preserve">4. Swap-in banks (fast A/B testing)</w:t>
+      <w:pPr>
+        <w:pStyle w:val="Heading2"/>
+      </w:pPr>
+      <w:r>
+        <w:t xml:space="preserve">Ad 5. Self-building Study Planner</w:t>
+      </w:r>
+    </w:p>
+    <w:p>
+      <w:pPr>
+        <w:spacing w:after="120"/>
+      </w:pPr>
+      <w:r>
+        <w:rPr>
+          <w:b/>
+          <w:bCs/>
+          <w:color w:val="0B1B33"/>
+          <w:sz w:val="20"/>
+          <w:szCs w:val="20"/>
+        </w:rPr>
+        <w:t xml:space="preserve">Best audience: </w:t>
+      </w:r>
+      <w:r>
+        <w:rPr>
+          <w:color w:val="1B2A44"/>
+          <w:sz w:val="20"/>
+          <w:szCs w:val="20"/>
+        </w:rPr>
+        <w:t xml:space="preserve">Parents · Adult learners</w:t>
       </w:r>
     </w:p>
     <w:p>
@@ -2033,7 +3282,7 @@
           <w:sz w:val="21"/>
           <w:szCs w:val="21"/>
         </w:rPr>
-        <w:t xml:space="preserve">Hook lines (the first line — your scroll-stopper)</w:t>
+        <w:t xml:space="preserve">Primary text</w:t>
       </w:r>
     </w:p>
     <w:p>
@@ -2054,61 +3303,43 @@
           <w:sz w:val="20"/>
           <w:szCs w:val="20"/>
         </w:rPr>
-        <w:t xml:space="preserve">See your child's predicted grade — free, in 60 seconds.</w:t>
-      </w:r>
-      <w:r>
-        <w:rPr>
-          <w:rFonts w:ascii="Consolas" w:cs="Consolas" w:eastAsia="Consolas" w:hAnsi="Consolas"/>
-          <w:sz w:val="20"/>
-          <w:szCs w:val="20"/>
-        </w:rPr>
-        <w:br/>
-        <w:t xml:space="preserve">Cramming doesn't work. This does.</w:t>
-      </w:r>
-      <w:r>
-        <w:rPr>
-          <w:rFonts w:ascii="Consolas" w:cs="Consolas" w:eastAsia="Consolas" w:hAnsi="Consolas"/>
-          <w:sz w:val="20"/>
-          <w:szCs w:val="20"/>
-        </w:rPr>
-        <w:br/>
-        <w:t xml:space="preserve">It's not too late to retrain.</w:t>
-      </w:r>
-      <w:r>
-        <w:rPr>
-          <w:rFonts w:ascii="Consolas" w:cs="Consolas" w:eastAsia="Consolas" w:hAnsi="Consolas"/>
-          <w:sz w:val="20"/>
-          <w:szCs w:val="20"/>
-        </w:rPr>
-        <w:br/>
-        <w:t xml:space="preserve">Report cards are autopsies. You want a heartbeat.</w:t>
-      </w:r>
-      <w:r>
-        <w:rPr>
-          <w:rFonts w:ascii="Consolas" w:cs="Consolas" w:eastAsia="Consolas" w:hAnsi="Consolas"/>
-          <w:sz w:val="20"/>
-          <w:szCs w:val="20"/>
-        </w:rPr>
-        <w:br/>
-        <w:t xml:space="preserve">The AI tutor that teaches — and never just gives the answer.</w:t>
-      </w:r>
-      <w:r>
-        <w:rPr>
-          <w:rFonts w:ascii="Consolas" w:cs="Consolas" w:eastAsia="Consolas" w:hAnsi="Consolas"/>
-          <w:sz w:val="20"/>
-          <w:szCs w:val="20"/>
-        </w:rPr>
-        <w:br/>
-        <w:t xml:space="preserve">GCSE &amp; A-Level revision that remembers what you get wrong.</w:t>
-      </w:r>
-      <w:r>
-        <w:rPr>
-          <w:rFonts w:ascii="Consolas" w:cs="Consolas" w:eastAsia="Consolas" w:hAnsi="Consolas"/>
-          <w:sz w:val="20"/>
-          <w:szCs w:val="20"/>
-        </w:rPr>
-        <w:br/>
-        <w:t xml:space="preserve">Your whole school, on one live record.</w:t>
+        <w:t xml:space="preserve">A revision timetable that rebuilds itself around your week.</w:t>
+      </w:r>
+      <w:r>
+        <w:rPr>
+          <w:rFonts w:ascii="Consolas" w:cs="Consolas" w:eastAsia="Consolas" w:hAnsi="Consolas"/>
+          <w:sz w:val="20"/>
+          <w:szCs w:val="20"/>
+        </w:rPr>
+        <w:br/>
+        <w:t xml:space="preserve"/>
+      </w:r>
+      <w:r>
+        <w:rPr>
+          <w:rFonts w:ascii="Consolas" w:cs="Consolas" w:eastAsia="Consolas" w:hAnsi="Consolas"/>
+          <w:sz w:val="20"/>
+          <w:szCs w:val="20"/>
+        </w:rPr>
+        <w:br/>
+        <w:t xml:space="preserve">Tell StudYear your subjects and your time — it builds a personalised, week-by-week plan and re-adapts when life gets in the way.</w:t>
+      </w:r>
+      <w:r>
+        <w:rPr>
+          <w:rFonts w:ascii="Consolas" w:cs="Consolas" w:eastAsia="Consolas" w:hAnsi="Consolas"/>
+          <w:sz w:val="20"/>
+          <w:szCs w:val="20"/>
+        </w:rPr>
+        <w:br/>
+        <w:t xml:space="preserve"/>
+      </w:r>
+      <w:r>
+        <w:rPr>
+          <w:rFonts w:ascii="Consolas" w:cs="Consolas" w:eastAsia="Consolas" w:hAnsi="Consolas"/>
+          <w:sz w:val="20"/>
+          <w:szCs w:val="20"/>
+        </w:rPr>
+        <w:br/>
+        <w:t xml:space="preserve">Get your free plan 👉 studyear.com/free</w:t>
       </w:r>
     </w:p>
     <w:p>
@@ -2123,7 +3354,7 @@
           <w:sz w:val="21"/>
           <w:szCs w:val="21"/>
         </w:rPr>
-        <w:t xml:space="preserve">Headline bank (≤40 characters)</w:t>
+        <w:t xml:space="preserve">Headlines (≤40 chars — one per ad)</w:t>
       </w:r>
     </w:p>
     <w:p>
@@ -2144,43 +3375,25 @@
           <w:sz w:val="20"/>
           <w:szCs w:val="20"/>
         </w:rPr>
-        <w:t xml:space="preserve">Free predicted grade &amp; plan</w:t>
-      </w:r>
-      <w:r>
-        <w:rPr>
-          <w:rFonts w:ascii="Consolas" w:cs="Consolas" w:eastAsia="Consolas" w:hAnsi="Consolas"/>
-          <w:sz w:val="20"/>
-          <w:szCs w:val="20"/>
-        </w:rPr>
-        <w:br/>
-        <w:t xml:space="preserve">The UK AI learning platform</w:t>
-      </w:r>
-      <w:r>
-        <w:rPr>
-          <w:rFonts w:ascii="Consolas" w:cs="Consolas" w:eastAsia="Consolas" w:hAnsi="Consolas"/>
-          <w:sz w:val="20"/>
-          <w:szCs w:val="20"/>
-        </w:rPr>
-        <w:br/>
-        <w:t xml:space="preserve">Study smarter, not harder</w:t>
-      </w:r>
-      <w:r>
-        <w:rPr>
-          <w:rFonts w:ascii="Consolas" w:cs="Consolas" w:eastAsia="Consolas" w:hAnsi="Consolas"/>
-          <w:sz w:val="20"/>
-          <w:szCs w:val="20"/>
-        </w:rPr>
-        <w:br/>
-        <w:t xml:space="preserve">Revision that actually sticks</w:t>
-      </w:r>
-      <w:r>
-        <w:rPr>
-          <w:rFonts w:ascii="Consolas" w:cs="Consolas" w:eastAsia="Consolas" w:hAnsi="Consolas"/>
-          <w:sz w:val="20"/>
-          <w:szCs w:val="20"/>
-        </w:rPr>
-        <w:br/>
-        <w:t xml:space="preserve">From falling behind to on track</w:t>
+        <w:t xml:space="preserve">A plan that adapts to you</w:t>
+      </w:r>
+      <w:r>
+        <w:rPr>
+          <w:rFonts w:ascii="Consolas" w:cs="Consolas" w:eastAsia="Consolas" w:hAnsi="Consolas"/>
+          <w:sz w:val="20"/>
+          <w:szCs w:val="20"/>
+        </w:rPr>
+        <w:br/>
+        <w:t xml:space="preserve">Your week, planned for you</w:t>
+      </w:r>
+      <w:r>
+        <w:rPr>
+          <w:rFonts w:ascii="Consolas" w:cs="Consolas" w:eastAsia="Consolas" w:hAnsi="Consolas"/>
+          <w:sz w:val="20"/>
+          <w:szCs w:val="20"/>
+        </w:rPr>
+        <w:br/>
+        <w:t xml:space="preserve">Never plan revision again</w:t>
       </w:r>
     </w:p>
     <w:p>
@@ -2195,7 +3408,7 @@
           <w:sz w:val="21"/>
           <w:szCs w:val="21"/>
         </w:rPr>
-        <w:t xml:space="preserve">Brand taglines</w:t>
+        <w:t xml:space="preserve">Descriptions (≤30 chars)</w:t>
       </w:r>
     </w:p>
     <w:p>
@@ -2216,30 +3429,40 @@
           <w:sz w:val="20"/>
           <w:szCs w:val="20"/>
         </w:rPr>
-        <w:t xml:space="preserve">StudYear — the AI learning operating system.</w:t>
-      </w:r>
-      <w:r>
-        <w:rPr>
-          <w:rFonts w:ascii="Consolas" w:cs="Consolas" w:eastAsia="Consolas" w:hAnsi="Consolas"/>
-          <w:sz w:val="20"/>
-          <w:szCs w:val="20"/>
-        </w:rPr>
-        <w:br/>
-        <w:t xml:space="preserve">Know where you stand. Get a plan. Move the grade.</w:t>
-      </w:r>
-    </w:p>
-    <w:p>
-      <w:pPr>
-        <w:pStyle w:val="Heading1"/>
-        <w:spacing w:after="140" w:before="320"/>
-      </w:pPr>
-      <w:r>
-        <w:rPr>
-          <w:b/>
-          <w:bCs/>
-          <w:color w:val="0B1B33"/>
-        </w:rPr>
-        <w:t xml:space="preserve">5. Creative direction for your images</w:t>
+        <w:t xml:space="preserve">Free plan in 60s</w:t>
+      </w:r>
+      <w:r>
+        <w:rPr>
+          <w:rFonts w:ascii="Consolas" w:cs="Consolas" w:eastAsia="Consolas" w:hAnsi="Consolas"/>
+          <w:sz w:val="20"/>
+          <w:szCs w:val="20"/>
+        </w:rPr>
+        <w:br/>
+        <w:t xml:space="preserve">Adapts to your life</w:t>
+      </w:r>
+    </w:p>
+    <w:p>
+      <w:pPr>
+        <w:spacing w:after="60"/>
+      </w:pPr>
+      <w:r>
+        <w:rPr>
+          <w:b/>
+          <w:bCs/>
+          <w:color w:val="0B1B33"/>
+        </w:rPr>
+        <w:t xml:space="preserve">CTA: </w:t>
+      </w:r>
+      <w:r>
+        <w:t xml:space="preserve">Learn More</w:t>
+      </w:r>
+    </w:p>
+    <w:p>
+      <w:pPr>
+        <w:pStyle w:val="Heading2"/>
+      </w:pPr>
+      <w:r>
+        <w:t xml:space="preserve">Ad 6. Instant Lessons, Quizzes &amp; Flashcards</w:t>
       </w:r>
     </w:p>
     <w:p>
@@ -2248,145 +3471,21 @@
       </w:pPr>
       <w:r>
         <w:rPr>
-          <w:i/>
-          <w:iCs/>
-          <w:color w:val="5B6B85"/>
-        </w:rPr>
-        <w:t xml:space="preserve">Awareness/traffic creative wins on one clear idea + minimal text (Meta favours under ~20% text on the image).</w:t>
-      </w:r>
-    </w:p>
-    <w:p>
-      <w:pPr>
-        <w:pStyle w:val="ListParagraph"/>
-        <w:numPr>
-          <w:ilvl w:val="0"/>
-          <w:numId w:val="2"/>
-        </w:numPr>
-        <w:spacing w:after="60"/>
-      </w:pPr>
-      <w:r>
-        <w:rPr>
-          <w:b/>
-          <w:bCs/>
-        </w:rPr>
-        <w:t xml:space="preserve">Angle A (Parents): </w:t>
-      </w:r>
-      <w:r>
-        <w:t xml:space="preserve">warm shot of a teen studying with a phone/laptop; overlay "See their predicted grade — free." Show a small UI card of a grade moving 5 → 7.</w:t>
-      </w:r>
-    </w:p>
-    <w:p>
-      <w:pPr>
-        <w:pStyle w:val="ListParagraph"/>
-        <w:numPr>
-          <w:ilvl w:val="0"/>
-          <w:numId w:val="2"/>
-        </w:numPr>
-        <w:spacing w:after="60"/>
-      </w:pPr>
-      <w:r>
-        <w:rPr>
-          <w:b/>
-          <w:bCs/>
-        </w:rPr>
-        <w:t xml:space="preserve">Angle B (Adults): </w:t>
-      </w:r>
-      <w:r>
-        <w:t xml:space="preserve">relatable adult (30s–40s) learning at a kitchen table or on a commute; overlay "It's not too late."</w:t>
-      </w:r>
-    </w:p>
-    <w:p>
-      <w:pPr>
-        <w:pStyle w:val="ListParagraph"/>
-        <w:numPr>
-          <w:ilvl w:val="0"/>
-          <w:numId w:val="2"/>
-        </w:numPr>
-        <w:spacing w:after="60"/>
-      </w:pPr>
-      <w:r>
-        <w:rPr>
-          <w:b/>
-          <w:bCs/>
-        </w:rPr>
-        <w:t xml:space="preserve">Angle C (Teachers): </w:t>
-      </w:r>
-      <w:r>
-        <w:t xml:space="preserve">clean dashboard graphic with a risk alert lighting up; overlay "Spot risk months early."</w:t>
-      </w:r>
-    </w:p>
-    <w:p>
-      <w:pPr>
-        <w:pStyle w:val="ListParagraph"/>
-        <w:numPr>
-          <w:ilvl w:val="0"/>
-          <w:numId w:val="2"/>
-        </w:numPr>
-        <w:spacing w:after="60"/>
-      </w:pPr>
-      <w:r>
-        <w:rPr>
-          <w:b/>
-          <w:bCs/>
-        </w:rPr>
-        <w:t xml:space="preserve">Reels / Stories (9:16): </w:t>
-      </w:r>
-      <w:r>
-        <w:t xml:space="preserve">5–8s — hook line on screen for the first 2s, then the free-plan UI, end card "studyear.com/free".</w:t>
-      </w:r>
-    </w:p>
-    <w:p>
-      <w:pPr>
-        <w:pStyle w:val="ListParagraph"/>
-        <w:numPr>
-          <w:ilvl w:val="0"/>
-          <w:numId w:val="2"/>
-        </w:numPr>
-        <w:spacing w:after="60"/>
-      </w:pPr>
-      <w:r>
-        <w:rPr>
-          <w:b/>
-          <w:bCs/>
-        </w:rPr>
-        <w:t xml:space="preserve">Palette: </w:t>
-      </w:r>
-      <w:r>
-        <w:t xml:space="preserve">deep navy background (#060B18) + blue accent (#4FA6E0) + white text — matches the site so the click feels consistent.</w:t>
-      </w:r>
-    </w:p>
-    <w:p>
-      <w:pPr>
-        <w:pStyle w:val="ListParagraph"/>
-        <w:numPr>
-          <w:ilvl w:val="0"/>
-          <w:numId w:val="2"/>
-        </w:numPr>
-        <w:spacing w:after="60"/>
-      </w:pPr>
-      <w:r>
-        <w:rPr>
-          <w:b/>
-          <w:bCs/>
-        </w:rPr>
-        <w:t xml:space="preserve">Always include: </w:t>
-      </w:r>
-      <w:r>
-        <w:t xml:space="preserve">the StudYear logo and a studyear.com/free end-frame.</w:t>
-      </w:r>
-    </w:p>
-    <w:p>
-      <w:pPr>
-        <w:pStyle w:val="Heading1"/>
-        <w:spacing w:after="140" w:before="320"/>
-      </w:pPr>
-      <w:r>
-        <w:rPr>
-          <w:b/>
-          <w:bCs/>
-          <w:color w:val="0B1B33"/>
-        </w:rPr>
-        <w:t xml:space="preserve">6. Link &amp; tracking</w:t>
+          <w:b/>
+          <w:bCs/>
+          <w:color w:val="0B1B33"/>
+          <w:sz w:val="20"/>
+          <w:szCs w:val="20"/>
+        </w:rPr>
+        <w:t xml:space="preserve">Best audience: </w:t>
+      </w:r>
+      <w:r>
+        <w:rPr>
+          <w:color w:val="1B2A44"/>
+          <w:sz w:val="20"/>
+          <w:szCs w:val="20"/>
+        </w:rPr>
+        <w:t xml:space="preserve">Parents · Adult learners</w:t>
       </w:r>
     </w:p>
     <w:p>
@@ -2401,7 +3500,7 @@
           <w:sz w:val="21"/>
           <w:szCs w:val="21"/>
         </w:rPr>
-        <w:t xml:space="preserve">Website URL field</w:t>
+        <w:t xml:space="preserve">Primary text</w:t>
       </w:r>
     </w:p>
     <w:p>
@@ -2422,7 +3521,43 @@
           <w:sz w:val="20"/>
           <w:szCs w:val="20"/>
         </w:rPr>
-        <w:t xml:space="preserve">https://www.studyear.com/free/</w:t>
+        <w:t xml:space="preserve">Turn any topic into a lesson, a quiz, or a flashcard deck — in seconds.</w:t>
+      </w:r>
+      <w:r>
+        <w:rPr>
+          <w:rFonts w:ascii="Consolas" w:cs="Consolas" w:eastAsia="Consolas" w:hAnsi="Consolas"/>
+          <w:sz w:val="20"/>
+          <w:szCs w:val="20"/>
+        </w:rPr>
+        <w:br/>
+        <w:t xml:space="preserve"/>
+      </w:r>
+      <w:r>
+        <w:rPr>
+          <w:rFonts w:ascii="Consolas" w:cs="Consolas" w:eastAsia="Consolas" w:hAnsi="Consolas"/>
+          <w:sz w:val="20"/>
+          <w:szCs w:val="20"/>
+        </w:rPr>
+        <w:br/>
+        <w:t xml:space="preserve">StudYear builds interactive lessons, self-tests and revision decks matched to your exam board and level, on demand.</w:t>
+      </w:r>
+      <w:r>
+        <w:rPr>
+          <w:rFonts w:ascii="Consolas" w:cs="Consolas" w:eastAsia="Consolas" w:hAnsi="Consolas"/>
+          <w:sz w:val="20"/>
+          <w:szCs w:val="20"/>
+        </w:rPr>
+        <w:br/>
+        <w:t xml:space="preserve"/>
+      </w:r>
+      <w:r>
+        <w:rPr>
+          <w:rFonts w:ascii="Consolas" w:cs="Consolas" w:eastAsia="Consolas" w:hAnsi="Consolas"/>
+          <w:sz w:val="20"/>
+          <w:szCs w:val="20"/>
+        </w:rPr>
+        <w:br/>
+        <w:t xml:space="preserve">Make your first one free 👇</w:t>
       </w:r>
     </w:p>
     <w:p>
@@ -2437,7 +3572,7 @@
           <w:sz w:val="21"/>
           <w:szCs w:val="21"/>
         </w:rPr>
-        <w:t xml:space="preserve">URL parameters box (paste exactly)</w:t>
+        <w:t xml:space="preserve">Headlines (≤40 chars — one per ad)</w:t>
       </w:r>
     </w:p>
     <w:p>
@@ -2458,7 +3593,94 @@
           <w:sz w:val="20"/>
           <w:szCs w:val="20"/>
         </w:rPr>
-        <w:t xml:space="preserve">utm_source=facebook&amp;utm_medium=paid_social&amp;utm_campaign=awareness_launch&amp;utm_content={{ad.name}}</w:t>
+        <w:t xml:space="preserve">Any topic, instantly taught</w:t>
+      </w:r>
+      <w:r>
+        <w:rPr>
+          <w:rFonts w:ascii="Consolas" w:cs="Consolas" w:eastAsia="Consolas" w:hAnsi="Consolas"/>
+          <w:sz w:val="20"/>
+          <w:szCs w:val="20"/>
+        </w:rPr>
+        <w:br/>
+        <w:t xml:space="preserve">Lessons on demand</w:t>
+      </w:r>
+      <w:r>
+        <w:rPr>
+          <w:rFonts w:ascii="Consolas" w:cs="Consolas" w:eastAsia="Consolas" w:hAnsi="Consolas"/>
+          <w:sz w:val="20"/>
+          <w:szCs w:val="20"/>
+        </w:rPr>
+        <w:br/>
+        <w:t xml:space="preserve">Quiz yourself on anything</w:t>
+      </w:r>
+    </w:p>
+    <w:p>
+      <w:pPr>
+        <w:spacing w:after="40" w:before="140"/>
+      </w:pPr>
+      <w:r>
+        <w:rPr>
+          <w:b/>
+          <w:bCs/>
+          <w:color w:val="0B1B33"/>
+          <w:sz w:val="21"/>
+          <w:szCs w:val="21"/>
+        </w:rPr>
+        <w:t xml:space="preserve">Descriptions (≤30 chars)</w:t>
+      </w:r>
+    </w:p>
+    <w:p>
+      <w:pPr>
+        <w:pBdr>
+          <w:top w:val="single" w:color="C7D2E4" w:sz="6" w:space="8"/>
+          <w:bottom w:val="single" w:color="C7D2E4" w:sz="6" w:space="8"/>
+          <w:left w:val="single" w:color="2E6BC4" w:sz="18" w:space="8"/>
+          <w:right w:val="single" w:color="C7D2E4" w:sz="6" w:space="8"/>
+        </w:pBdr>
+        <w:shd w:fill="F3F6FB" w:val="clear"/>
+        <w:spacing w:after="140" w:before="60"/>
+        <w:ind w:left="120" w:right="120"/>
+      </w:pPr>
+      <w:r>
+        <w:rPr>
+          <w:rFonts w:ascii="Consolas" w:cs="Consolas" w:eastAsia="Consolas" w:hAnsi="Consolas"/>
+          <w:sz w:val="20"/>
+          <w:szCs w:val="20"/>
+        </w:rPr>
+        <w:t xml:space="preserve">Matched to your board</w:t>
+      </w:r>
+      <w:r>
+        <w:rPr>
+          <w:rFonts w:ascii="Consolas" w:cs="Consolas" w:eastAsia="Consolas" w:hAnsi="Consolas"/>
+          <w:sz w:val="20"/>
+          <w:szCs w:val="20"/>
+        </w:rPr>
+        <w:br/>
+        <w:t xml:space="preserve">Free to start</w:t>
+      </w:r>
+    </w:p>
+    <w:p>
+      <w:pPr>
+        <w:spacing w:after="60"/>
+      </w:pPr>
+      <w:r>
+        <w:rPr>
+          <w:b/>
+          <w:bCs/>
+          <w:color w:val="0B1B33"/>
+        </w:rPr>
+        <w:t xml:space="preserve">CTA: </w:t>
+      </w:r>
+      <w:r>
+        <w:t xml:space="preserve">Learn More</w:t>
+      </w:r>
+    </w:p>
+    <w:p>
+      <w:pPr>
+        <w:pStyle w:val="Heading2"/>
+      </w:pPr>
+      <w:r>
+        <w:t xml:space="preserve">Ad 7. Parent Risk Alerts</w:t>
       </w:r>
     </w:p>
     <w:p>
@@ -2466,21 +3688,689 @@
         <w:spacing w:after="120"/>
       </w:pPr>
       <w:r>
-        <w:t xml:space="preserve">This attributes every visit to the exact ad, and feeds your reporting (and marketwaros.com later). The site already loads the Meta Pixel + Google Tag on consent, so page views and sign-ups attribute back to these ads automatically.</w:t>
+        <w:rPr>
+          <w:b/>
+          <w:bCs/>
+          <w:color w:val="0B1B33"/>
+          <w:sz w:val="20"/>
+          <w:szCs w:val="20"/>
+        </w:rPr>
+        <w:t xml:space="preserve">Best audience: </w:t>
+      </w:r>
+      <w:r>
+        <w:rPr>
+          <w:color w:val="1B2A44"/>
+          <w:sz w:val="20"/>
+          <w:szCs w:val="20"/>
+        </w:rPr>
+        <w:t xml:space="preserve">Parents</w:t>
+      </w:r>
+    </w:p>
+    <w:p>
+      <w:pPr>
+        <w:spacing w:after="40" w:before="140"/>
+      </w:pPr>
+      <w:r>
+        <w:rPr>
+          <w:b/>
+          <w:bCs/>
+          <w:color w:val="0B1B33"/>
+          <w:sz w:val="21"/>
+          <w:szCs w:val="21"/>
+        </w:rPr>
+        <w:t xml:space="preserve">Primary text</w:t>
+      </w:r>
+    </w:p>
+    <w:p>
+      <w:pPr>
+        <w:pBdr>
+          <w:top w:val="single" w:color="C7D2E4" w:sz="6" w:space="8"/>
+          <w:bottom w:val="single" w:color="C7D2E4" w:sz="6" w:space="8"/>
+          <w:left w:val="single" w:color="2E6BC4" w:sz="18" w:space="8"/>
+          <w:right w:val="single" w:color="C7D2E4" w:sz="6" w:space="8"/>
+        </w:pBdr>
+        <w:shd w:fill="F3F6FB" w:val="clear"/>
+        <w:spacing w:after="140" w:before="60"/>
+        <w:ind w:left="120" w:right="120"/>
+      </w:pPr>
+      <w:r>
+        <w:rPr>
+          <w:rFonts w:ascii="Consolas" w:cs="Consolas" w:eastAsia="Consolas" w:hAnsi="Consolas"/>
+          <w:sz w:val="20"/>
+          <w:szCs w:val="20"/>
+        </w:rPr>
+        <w:t xml:space="preserve">Report cards are autopsies. You want a heartbeat.</w:t>
+      </w:r>
+      <w:r>
+        <w:rPr>
+          <w:rFonts w:ascii="Consolas" w:cs="Consolas" w:eastAsia="Consolas" w:hAnsi="Consolas"/>
+          <w:sz w:val="20"/>
+          <w:szCs w:val="20"/>
+        </w:rPr>
+        <w:br/>
+        <w:t xml:space="preserve"/>
+      </w:r>
+      <w:r>
+        <w:rPr>
+          <w:rFonts w:ascii="Consolas" w:cs="Consolas" w:eastAsia="Consolas" w:hAnsi="Consolas"/>
+          <w:sz w:val="20"/>
+          <w:szCs w:val="20"/>
+        </w:rPr>
+        <w:br/>
+        <w:t xml:space="preserve">StudYear alerts you to missed deadlines, mastery dips and slipping effort while there’s still time to help — with one suggested next step attached.</w:t>
+      </w:r>
+      <w:r>
+        <w:rPr>
+          <w:rFonts w:ascii="Consolas" w:cs="Consolas" w:eastAsia="Consolas" w:hAnsi="Consolas"/>
+          <w:sz w:val="20"/>
+          <w:szCs w:val="20"/>
+        </w:rPr>
+        <w:br/>
+        <w:t xml:space="preserve"/>
+      </w:r>
+      <w:r>
+        <w:rPr>
+          <w:rFonts w:ascii="Consolas" w:cs="Consolas" w:eastAsia="Consolas" w:hAnsi="Consolas"/>
+          <w:sz w:val="20"/>
+          <w:szCs w:val="20"/>
+        </w:rPr>
+        <w:br/>
+        <w:t xml:space="preserve">See how it works 👉 studyear.com/free</w:t>
+      </w:r>
+    </w:p>
+    <w:p>
+      <w:pPr>
+        <w:spacing w:after="40" w:before="140"/>
+      </w:pPr>
+      <w:r>
+        <w:rPr>
+          <w:b/>
+          <w:bCs/>
+          <w:color w:val="0B1B33"/>
+          <w:sz w:val="21"/>
+          <w:szCs w:val="21"/>
+        </w:rPr>
+        <w:t xml:space="preserve">Headlines (≤40 chars — one per ad)</w:t>
+      </w:r>
+    </w:p>
+    <w:p>
+      <w:pPr>
+        <w:pBdr>
+          <w:top w:val="single" w:color="C7D2E4" w:sz="6" w:space="8"/>
+          <w:bottom w:val="single" w:color="C7D2E4" w:sz="6" w:space="8"/>
+          <w:left w:val="single" w:color="2E6BC4" w:sz="18" w:space="8"/>
+          <w:right w:val="single" w:color="C7D2E4" w:sz="6" w:space="8"/>
+        </w:pBdr>
+        <w:shd w:fill="F3F6FB" w:val="clear"/>
+        <w:spacing w:after="140" w:before="60"/>
+        <w:ind w:left="120" w:right="120"/>
+      </w:pPr>
+      <w:r>
+        <w:rPr>
+          <w:rFonts w:ascii="Consolas" w:cs="Consolas" w:eastAsia="Consolas" w:hAnsi="Consolas"/>
+          <w:sz w:val="20"/>
+          <w:szCs w:val="20"/>
+        </w:rPr>
+        <w:t xml:space="preserve">See risk before the grade</w:t>
+      </w:r>
+      <w:r>
+        <w:rPr>
+          <w:rFonts w:ascii="Consolas" w:cs="Consolas" w:eastAsia="Consolas" w:hAnsi="Consolas"/>
+          <w:sz w:val="20"/>
+          <w:szCs w:val="20"/>
+        </w:rPr>
+        <w:br/>
+        <w:t xml:space="preserve">Act while it still matters</w:t>
+      </w:r>
+      <w:r>
+        <w:rPr>
+          <w:rFonts w:ascii="Consolas" w:cs="Consolas" w:eastAsia="Consolas" w:hAnsi="Consolas"/>
+          <w:sz w:val="20"/>
+          <w:szCs w:val="20"/>
+        </w:rPr>
+        <w:br/>
+        <w:t xml:space="preserve">A heartbeat, not an autopsy</w:t>
+      </w:r>
+    </w:p>
+    <w:p>
+      <w:pPr>
+        <w:spacing w:after="40" w:before="140"/>
+      </w:pPr>
+      <w:r>
+        <w:rPr>
+          <w:b/>
+          <w:bCs/>
+          <w:color w:val="0B1B33"/>
+          <w:sz w:val="21"/>
+          <w:szCs w:val="21"/>
+        </w:rPr>
+        <w:t xml:space="preserve">Descriptions (≤30 chars)</w:t>
+      </w:r>
+    </w:p>
+    <w:p>
+      <w:pPr>
+        <w:pBdr>
+          <w:top w:val="single" w:color="C7D2E4" w:sz="6" w:space="8"/>
+          <w:bottom w:val="single" w:color="C7D2E4" w:sz="6" w:space="8"/>
+          <w:left w:val="single" w:color="2E6BC4" w:sz="18" w:space="8"/>
+          <w:right w:val="single" w:color="C7D2E4" w:sz="6" w:space="8"/>
+        </w:pBdr>
+        <w:shd w:fill="F3F6FB" w:val="clear"/>
+        <w:spacing w:after="140" w:before="60"/>
+        <w:ind w:left="120" w:right="120"/>
+      </w:pPr>
+      <w:r>
+        <w:rPr>
+          <w:rFonts w:ascii="Consolas" w:cs="Consolas" w:eastAsia="Consolas" w:hAnsi="Consolas"/>
+          <w:sz w:val="20"/>
+          <w:szCs w:val="20"/>
+        </w:rPr>
+        <w:t xml:space="preserve">One next step attached</w:t>
+      </w:r>
+      <w:r>
+        <w:rPr>
+          <w:rFonts w:ascii="Consolas" w:cs="Consolas" w:eastAsia="Consolas" w:hAnsi="Consolas"/>
+          <w:sz w:val="20"/>
+          <w:szCs w:val="20"/>
+        </w:rPr>
+        <w:br/>
+        <w:t xml:space="preserve">Clarity, no nagging</w:t>
+      </w:r>
+    </w:p>
+    <w:p>
+      <w:pPr>
+        <w:spacing w:after="60"/>
+      </w:pPr>
+      <w:r>
+        <w:rPr>
+          <w:b/>
+          <w:bCs/>
+          <w:color w:val="0B1B33"/>
+        </w:rPr>
+        <w:t xml:space="preserve">CTA: </w:t>
+      </w:r>
+      <w:r>
+        <w:t xml:space="preserve">Learn More</w:t>
+      </w:r>
+    </w:p>
+    <w:p>
+      <w:pPr>
+        <w:pStyle w:val="Heading2"/>
+      </w:pPr>
+      <w:r>
+        <w:t xml:space="preserve">Ad 8. AI School Brain</w:t>
+      </w:r>
+    </w:p>
+    <w:p>
+      <w:pPr>
+        <w:spacing w:after="120"/>
+      </w:pPr>
+      <w:r>
+        <w:rPr>
+          <w:b/>
+          <w:bCs/>
+          <w:color w:val="0B1B33"/>
+          <w:sz w:val="20"/>
+          <w:szCs w:val="20"/>
+        </w:rPr>
+        <w:t xml:space="preserve">Best audience: </w:t>
+      </w:r>
+      <w:r>
+        <w:rPr>
+          <w:color w:val="1B2A44"/>
+          <w:sz w:val="20"/>
+          <w:szCs w:val="20"/>
+        </w:rPr>
+        <w:t xml:space="preserve">Teachers &amp; schools</w:t>
+      </w:r>
+    </w:p>
+    <w:p>
+      <w:pPr>
+        <w:spacing w:after="40" w:before="140"/>
+      </w:pPr>
+      <w:r>
+        <w:rPr>
+          <w:b/>
+          <w:bCs/>
+          <w:color w:val="0B1B33"/>
+          <w:sz w:val="21"/>
+          <w:szCs w:val="21"/>
+        </w:rPr>
+        <w:t xml:space="preserve">Primary text</w:t>
+      </w:r>
+    </w:p>
+    <w:p>
+      <w:pPr>
+        <w:pBdr>
+          <w:top w:val="single" w:color="C7D2E4" w:sz="6" w:space="8"/>
+          <w:bottom w:val="single" w:color="C7D2E4" w:sz="6" w:space="8"/>
+          <w:left w:val="single" w:color="2E6BC4" w:sz="18" w:space="8"/>
+          <w:right w:val="single" w:color="C7D2E4" w:sz="6" w:space="8"/>
+        </w:pBdr>
+        <w:shd w:fill="F3F6FB" w:val="clear"/>
+        <w:spacing w:after="140" w:before="60"/>
+        <w:ind w:left="120" w:right="120"/>
+      </w:pPr>
+      <w:r>
+        <w:rPr>
+          <w:rFonts w:ascii="Consolas" w:cs="Consolas" w:eastAsia="Consolas" w:hAnsi="Consolas"/>
+          <w:sz w:val="20"/>
+          <w:szCs w:val="20"/>
+        </w:rPr>
+        <w:t xml:space="preserve">Spot an at-risk student months before the grade.</w:t>
+      </w:r>
+      <w:r>
+        <w:rPr>
+          <w:rFonts w:ascii="Consolas" w:cs="Consolas" w:eastAsia="Consolas" w:hAnsi="Consolas"/>
+          <w:sz w:val="20"/>
+          <w:szCs w:val="20"/>
+        </w:rPr>
+        <w:br/>
+        <w:t xml:space="preserve"/>
+      </w:r>
+      <w:r>
+        <w:rPr>
+          <w:rFonts w:ascii="Consolas" w:cs="Consolas" w:eastAsia="Consolas" w:hAnsi="Consolas"/>
+          <w:sz w:val="20"/>
+          <w:szCs w:val="20"/>
+        </w:rPr>
+        <w:br/>
+        <w:t xml:space="preserve">StudYear reads attendance, homework and assessment data to flag who needs support early — with the reason and one next step. Ofsted &amp; Gatsby evidence writes itself.</w:t>
+      </w:r>
+      <w:r>
+        <w:rPr>
+          <w:rFonts w:ascii="Consolas" w:cs="Consolas" w:eastAsia="Consolas" w:hAnsi="Consolas"/>
+          <w:sz w:val="20"/>
+          <w:szCs w:val="20"/>
+        </w:rPr>
+        <w:br/>
+        <w:t xml:space="preserve"/>
+      </w:r>
+      <w:r>
+        <w:rPr>
+          <w:rFonts w:ascii="Consolas" w:cs="Consolas" w:eastAsia="Consolas" w:hAnsi="Consolas"/>
+          <w:sz w:val="20"/>
+          <w:szCs w:val="20"/>
+        </w:rPr>
+        <w:br/>
+        <w:t xml:space="preserve">Discover StudYear 👉 studyear.com</w:t>
+      </w:r>
+    </w:p>
+    <w:p>
+      <w:pPr>
+        <w:spacing w:after="40" w:before="140"/>
+      </w:pPr>
+      <w:r>
+        <w:rPr>
+          <w:b/>
+          <w:bCs/>
+          <w:color w:val="0B1B33"/>
+          <w:sz w:val="21"/>
+          <w:szCs w:val="21"/>
+        </w:rPr>
+        <w:t xml:space="preserve">Headlines (≤40 chars — one per ad)</w:t>
+      </w:r>
+    </w:p>
+    <w:p>
+      <w:pPr>
+        <w:pBdr>
+          <w:top w:val="single" w:color="C7D2E4" w:sz="6" w:space="8"/>
+          <w:bottom w:val="single" w:color="C7D2E4" w:sz="6" w:space="8"/>
+          <w:left w:val="single" w:color="2E6BC4" w:sz="18" w:space="8"/>
+          <w:right w:val="single" w:color="C7D2E4" w:sz="6" w:space="8"/>
+        </w:pBdr>
+        <w:shd w:fill="F3F6FB" w:val="clear"/>
+        <w:spacing w:after="140" w:before="60"/>
+        <w:ind w:left="120" w:right="120"/>
+      </w:pPr>
+      <w:r>
+        <w:rPr>
+          <w:rFonts w:ascii="Consolas" w:cs="Consolas" w:eastAsia="Consolas" w:hAnsi="Consolas"/>
+          <w:sz w:val="20"/>
+          <w:szCs w:val="20"/>
+        </w:rPr>
+        <w:t xml:space="preserve">Spot risk months early</w:t>
+      </w:r>
+      <w:r>
+        <w:rPr>
+          <w:rFonts w:ascii="Consolas" w:cs="Consolas" w:eastAsia="Consolas" w:hAnsi="Consolas"/>
+          <w:sz w:val="20"/>
+          <w:szCs w:val="20"/>
+        </w:rPr>
+        <w:br/>
+        <w:t xml:space="preserve">The AI school brain</w:t>
+      </w:r>
+      <w:r>
+        <w:rPr>
+          <w:rFonts w:ascii="Consolas" w:cs="Consolas" w:eastAsia="Consolas" w:hAnsi="Consolas"/>
+          <w:sz w:val="20"/>
+          <w:szCs w:val="20"/>
+        </w:rPr>
+        <w:br/>
+        <w:t xml:space="preserve">Evidence, automatically</w:t>
+      </w:r>
+    </w:p>
+    <w:p>
+      <w:pPr>
+        <w:spacing w:after="40" w:before="140"/>
+      </w:pPr>
+      <w:r>
+        <w:rPr>
+          <w:b/>
+          <w:bCs/>
+          <w:color w:val="0B1B33"/>
+          <w:sz w:val="21"/>
+          <w:szCs w:val="21"/>
+        </w:rPr>
+        <w:t xml:space="preserve">Descriptions (≤30 chars)</w:t>
+      </w:r>
+    </w:p>
+    <w:p>
+      <w:pPr>
+        <w:pBdr>
+          <w:top w:val="single" w:color="C7D2E4" w:sz="6" w:space="8"/>
+          <w:bottom w:val="single" w:color="C7D2E4" w:sz="6" w:space="8"/>
+          <w:left w:val="single" w:color="2E6BC4" w:sz="18" w:space="8"/>
+          <w:right w:val="single" w:color="C7D2E4" w:sz="6" w:space="8"/>
+        </w:pBdr>
+        <w:shd w:fill="F3F6FB" w:val="clear"/>
+        <w:spacing w:after="140" w:before="60"/>
+        <w:ind w:left="120" w:right="120"/>
+      </w:pPr>
+      <w:r>
+        <w:rPr>
+          <w:rFonts w:ascii="Consolas" w:cs="Consolas" w:eastAsia="Consolas" w:hAnsi="Consolas"/>
+          <w:sz w:val="20"/>
+          <w:szCs w:val="20"/>
+        </w:rPr>
+        <w:t xml:space="preserve">For UK schools</w:t>
+      </w:r>
+      <w:r>
+        <w:rPr>
+          <w:rFonts w:ascii="Consolas" w:cs="Consolas" w:eastAsia="Consolas" w:hAnsi="Consolas"/>
+          <w:sz w:val="20"/>
+          <w:szCs w:val="20"/>
+        </w:rPr>
+        <w:br/>
+        <w:t xml:space="preserve">One live record</w:t>
+      </w:r>
+    </w:p>
+    <w:p>
+      <w:pPr>
+        <w:spacing w:after="60"/>
+      </w:pPr>
+      <w:r>
+        <w:rPr>
+          <w:b/>
+          <w:bCs/>
+          <w:color w:val="0B1B33"/>
+        </w:rPr>
+        <w:t xml:space="preserve">CTA: </w:t>
+      </w:r>
+      <w:r>
+        <w:t xml:space="preserve">Learn More</w:t>
+      </w:r>
+    </w:p>
+    <w:p>
+      <w:pPr>
+        <w:spacing w:after="0"/>
+      </w:pPr>
+      <w:r>
+        <w:br w:type="page"/>
       </w:r>
     </w:p>
     <w:p>
       <w:pPr>
         <w:pStyle w:val="Heading1"/>
-        <w:spacing w:after="140" w:before="320"/>
-      </w:pPr>
-      <w:r>
-        <w:rPr>
-          <w:b/>
-          <w:bCs/>
-          <w:color w:val="0B1B33"/>
-        </w:rPr>
-        <w:t xml:space="preserve">7. Compliance &amp; best practice</w:t>
+      </w:pPr>
+      <w:r>
+        <w:t xml:space="preserve">5. Swap-in banks (fast A/B testing)</w:t>
+      </w:r>
+    </w:p>
+    <w:p>
+      <w:pPr>
+        <w:spacing w:after="40" w:before="140"/>
+      </w:pPr>
+      <w:r>
+        <w:rPr>
+          <w:b/>
+          <w:bCs/>
+          <w:color w:val="0B1B33"/>
+          <w:sz w:val="21"/>
+          <w:szCs w:val="21"/>
+        </w:rPr>
+        <w:t xml:space="preserve">Feature hook lines (scroll-stoppers)</w:t>
+      </w:r>
+    </w:p>
+    <w:p>
+      <w:pPr>
+        <w:pBdr>
+          <w:top w:val="single" w:color="C7D2E4" w:sz="6" w:space="8"/>
+          <w:bottom w:val="single" w:color="C7D2E4" w:sz="6" w:space="8"/>
+          <w:left w:val="single" w:color="2E6BC4" w:sz="18" w:space="8"/>
+          <w:right w:val="single" w:color="C7D2E4" w:sz="6" w:space="8"/>
+        </w:pBdr>
+        <w:shd w:fill="F3F6FB" w:val="clear"/>
+        <w:spacing w:after="140" w:before="60"/>
+        <w:ind w:left="120" w:right="120"/>
+      </w:pPr>
+      <w:r>
+        <w:rPr>
+          <w:rFonts w:ascii="Consolas" w:cs="Consolas" w:eastAsia="Consolas" w:hAnsi="Consolas"/>
+          <w:sz w:val="20"/>
+          <w:szCs w:val="20"/>
+        </w:rPr>
+        <w:t xml:space="preserve">A tutor that teaches you HOW — never just the answer.</w:t>
+      </w:r>
+      <w:r>
+        <w:rPr>
+          <w:rFonts w:ascii="Consolas" w:cs="Consolas" w:eastAsia="Consolas" w:hAnsi="Consolas"/>
+          <w:sz w:val="20"/>
+          <w:szCs w:val="20"/>
+        </w:rPr>
+        <w:br/>
+        <w:t xml:space="preserve">Revision that remembers what you get wrong.</w:t>
+      </w:r>
+      <w:r>
+        <w:rPr>
+          <w:rFonts w:ascii="Consolas" w:cs="Consolas" w:eastAsia="Consolas" w:hAnsi="Consolas"/>
+          <w:sz w:val="20"/>
+          <w:szCs w:val="20"/>
+        </w:rPr>
+        <w:br/>
+        <w:t xml:space="preserve">Your predicted grade, from your real marks — free.</w:t>
+      </w:r>
+      <w:r>
+        <w:rPr>
+          <w:rFonts w:ascii="Consolas" w:cs="Consolas" w:eastAsia="Consolas" w:hAnsi="Consolas"/>
+          <w:sz w:val="20"/>
+          <w:szCs w:val="20"/>
+        </w:rPr>
+        <w:br/>
+        <w:t xml:space="preserve">Sit the real exam before the real exam.</w:t>
+      </w:r>
+      <w:r>
+        <w:rPr>
+          <w:rFonts w:ascii="Consolas" w:cs="Consolas" w:eastAsia="Consolas" w:hAnsi="Consolas"/>
+          <w:sz w:val="20"/>
+          <w:szCs w:val="20"/>
+        </w:rPr>
+        <w:br/>
+        <w:t xml:space="preserve">A study plan that rebuilds itself around your week.</w:t>
+      </w:r>
+      <w:r>
+        <w:rPr>
+          <w:rFonts w:ascii="Consolas" w:cs="Consolas" w:eastAsia="Consolas" w:hAnsi="Consolas"/>
+          <w:sz w:val="20"/>
+          <w:szCs w:val="20"/>
+        </w:rPr>
+        <w:br/>
+        <w:t xml:space="preserve">Turn any topic into a lesson, quiz or deck in seconds.</w:t>
+      </w:r>
+      <w:r>
+        <w:rPr>
+          <w:rFonts w:ascii="Consolas" w:cs="Consolas" w:eastAsia="Consolas" w:hAnsi="Consolas"/>
+          <w:sz w:val="20"/>
+          <w:szCs w:val="20"/>
+        </w:rPr>
+        <w:br/>
+        <w:t xml:space="preserve">See risk before the grade does.</w:t>
+      </w:r>
+      <w:r>
+        <w:rPr>
+          <w:rFonts w:ascii="Consolas" w:cs="Consolas" w:eastAsia="Consolas" w:hAnsi="Consolas"/>
+          <w:sz w:val="20"/>
+          <w:szCs w:val="20"/>
+        </w:rPr>
+        <w:br/>
+        <w:t xml:space="preserve">Get unstuck — even offline.</w:t>
+      </w:r>
+    </w:p>
+    <w:p>
+      <w:pPr>
+        <w:spacing w:after="40" w:before="140"/>
+      </w:pPr>
+      <w:r>
+        <w:rPr>
+          <w:b/>
+          <w:bCs/>
+          <w:color w:val="0B1B33"/>
+          <w:sz w:val="21"/>
+          <w:szCs w:val="21"/>
+        </w:rPr>
+        <w:t xml:space="preserve">Headline bank (≤40 chars)</w:t>
+      </w:r>
+    </w:p>
+    <w:p>
+      <w:pPr>
+        <w:pBdr>
+          <w:top w:val="single" w:color="C7D2E4" w:sz="6" w:space="8"/>
+          <w:bottom w:val="single" w:color="C7D2E4" w:sz="6" w:space="8"/>
+          <w:left w:val="single" w:color="2E6BC4" w:sz="18" w:space="8"/>
+          <w:right w:val="single" w:color="C7D2E4" w:sz="6" w:space="8"/>
+        </w:pBdr>
+        <w:shd w:fill="F3F6FB" w:val="clear"/>
+        <w:spacing w:after="140" w:before="60"/>
+        <w:ind w:left="120" w:right="120"/>
+      </w:pPr>
+      <w:r>
+        <w:rPr>
+          <w:rFonts w:ascii="Consolas" w:cs="Consolas" w:eastAsia="Consolas" w:hAnsi="Consolas"/>
+          <w:sz w:val="20"/>
+          <w:szCs w:val="20"/>
+        </w:rPr>
+        <w:t xml:space="preserve">Free predicted grade &amp; plan</w:t>
+      </w:r>
+      <w:r>
+        <w:rPr>
+          <w:rFonts w:ascii="Consolas" w:cs="Consolas" w:eastAsia="Consolas" w:hAnsi="Consolas"/>
+          <w:sz w:val="20"/>
+          <w:szCs w:val="20"/>
+        </w:rPr>
+        <w:br/>
+        <w:t xml:space="preserve">The AI tutor that teaches</w:t>
+      </w:r>
+      <w:r>
+        <w:rPr>
+          <w:rFonts w:ascii="Consolas" w:cs="Consolas" w:eastAsia="Consolas" w:hAnsi="Consolas"/>
+          <w:sz w:val="20"/>
+          <w:szCs w:val="20"/>
+        </w:rPr>
+        <w:br/>
+        <w:t xml:space="preserve">Revision that actually sticks</w:t>
+      </w:r>
+      <w:r>
+        <w:rPr>
+          <w:rFonts w:ascii="Consolas" w:cs="Consolas" w:eastAsia="Consolas" w:hAnsi="Consolas"/>
+          <w:sz w:val="20"/>
+          <w:szCs w:val="20"/>
+        </w:rPr>
+        <w:br/>
+        <w:t xml:space="preserve">Sit the exam before the exam</w:t>
+      </w:r>
+      <w:r>
+        <w:rPr>
+          <w:rFonts w:ascii="Consolas" w:cs="Consolas" w:eastAsia="Consolas" w:hAnsi="Consolas"/>
+          <w:sz w:val="20"/>
+          <w:szCs w:val="20"/>
+        </w:rPr>
+        <w:br/>
+        <w:t xml:space="preserve">Study smarter, not harder</w:t>
+      </w:r>
+      <w:r>
+        <w:rPr>
+          <w:rFonts w:ascii="Consolas" w:cs="Consolas" w:eastAsia="Consolas" w:hAnsi="Consolas"/>
+          <w:sz w:val="20"/>
+          <w:szCs w:val="20"/>
+        </w:rPr>
+        <w:br/>
+        <w:t xml:space="preserve">One OS for the whole school</w:t>
+      </w:r>
+    </w:p>
+    <w:p>
+      <w:pPr>
+        <w:spacing w:after="40" w:before="140"/>
+      </w:pPr>
+      <w:r>
+        <w:rPr>
+          <w:b/>
+          <w:bCs/>
+          <w:color w:val="0B1B33"/>
+          <w:sz w:val="21"/>
+          <w:szCs w:val="21"/>
+        </w:rPr>
+        <w:t xml:space="preserve">Brand taglines</w:t>
+      </w:r>
+    </w:p>
+    <w:p>
+      <w:pPr>
+        <w:pBdr>
+          <w:top w:val="single" w:color="C7D2E4" w:sz="6" w:space="8"/>
+          <w:bottom w:val="single" w:color="C7D2E4" w:sz="6" w:space="8"/>
+          <w:left w:val="single" w:color="2E6BC4" w:sz="18" w:space="8"/>
+          <w:right w:val="single" w:color="C7D2E4" w:sz="6" w:space="8"/>
+        </w:pBdr>
+        <w:shd w:fill="F3F6FB" w:val="clear"/>
+        <w:spacing w:after="140" w:before="60"/>
+        <w:ind w:left="120" w:right="120"/>
+      </w:pPr>
+      <w:r>
+        <w:rPr>
+          <w:rFonts w:ascii="Consolas" w:cs="Consolas" w:eastAsia="Consolas" w:hAnsi="Consolas"/>
+          <w:sz w:val="20"/>
+          <w:szCs w:val="20"/>
+        </w:rPr>
+        <w:t xml:space="preserve">StudYear — the AI learning operating system.</w:t>
+      </w:r>
+      <w:r>
+        <w:rPr>
+          <w:rFonts w:ascii="Consolas" w:cs="Consolas" w:eastAsia="Consolas" w:hAnsi="Consolas"/>
+          <w:sz w:val="20"/>
+          <w:szCs w:val="20"/>
+        </w:rPr>
+        <w:br/>
+        <w:t xml:space="preserve">Know where you stand. Get a plan. Move the grade.</w:t>
+      </w:r>
+    </w:p>
+    <w:p>
+      <w:pPr>
+        <w:pStyle w:val="Heading1"/>
+      </w:pPr>
+      <w:r>
+        <w:t xml:space="preserve">6. Creative direction for your images</w:t>
+      </w:r>
+    </w:p>
+    <w:p>
+      <w:pPr>
+        <w:spacing w:after="120"/>
+      </w:pPr>
+      <w:r>
+        <w:rPr>
+          <w:i/>
+          <w:iCs/>
+          <w:color w:val="5B6B85"/>
+        </w:rPr>
+        <w:t xml:space="preserve">Feature ads work best as a clean UI shot of THAT feature + one punchy overlay line. Under ~20% text on the image.</w:t>
       </w:r>
     </w:p>
     <w:p>
@@ -2493,7 +4383,22 @@
         <w:spacing w:after="60"/>
       </w:pPr>
       <w:r>
-        <w:t xml:space="preserve">Target adults only (see section 1). Speak about children to parents; never target minors.</w:t>
+        <w:rPr>
+          <w:b/>
+          <w:bCs/>
+          <w:color w:val="0B1B33"/>
+          <w:sz w:val="20"/>
+          <w:szCs w:val="20"/>
+        </w:rPr>
+        <w:t xml:space="preserve">AI Tutor: </w:t>
+      </w:r>
+      <w:r>
+        <w:rPr>
+          <w:color w:val="1B2A44"/>
+          <w:sz w:val="20"/>
+          <w:szCs w:val="20"/>
+        </w:rPr>
+        <w:t xml:space="preserve">a chat bubble solving a problem step-by-step; overlay “Teaches you how, not just the answer.”</w:t>
       </w:r>
     </w:p>
     <w:p>
@@ -2506,7 +4411,22 @@
         <w:spacing w:after="60"/>
       </w:pPr>
       <w:r>
-        <w:t xml:space="preserve">No guaranteed-results claims. Say "improve their grade", never "guarantees a grade 9". Keep it honest — it matches the brand.</w:t>
+        <w:rPr>
+          <w:b/>
+          <w:bCs/>
+          <w:color w:val="0B1B33"/>
+          <w:sz w:val="20"/>
+          <w:szCs w:val="20"/>
+        </w:rPr>
+        <w:t xml:space="preserve">Smart Review: </w:t>
+      </w:r>
+      <w:r>
+        <w:rPr>
+          <w:color w:val="1B2A44"/>
+          <w:sz w:val="20"/>
+          <w:szCs w:val="20"/>
+        </w:rPr>
+        <w:t xml:space="preserve">a card flipping / a topic “due again”; overlay “It remembers what you forget.”</w:t>
       </w:r>
     </w:p>
     <w:p>
@@ -2519,7 +4439,22 @@
         <w:spacing w:after="60"/>
       </w:pPr>
       <w:r>
-        <w:t xml:space="preserve">Message match: the ad promise ("free plan, no sign-up") must match the landing page exactly. It does on /free/, which is why that is the destination.</w:t>
+        <w:rPr>
+          <w:b/>
+          <w:bCs/>
+          <w:color w:val="0B1B33"/>
+          <w:sz w:val="20"/>
+          <w:szCs w:val="20"/>
+        </w:rPr>
+        <w:t xml:space="preserve">Predicted Grade: </w:t>
+      </w:r>
+      <w:r>
+        <w:rPr>
+          <w:color w:val="1B2A44"/>
+          <w:sz w:val="20"/>
+          <w:szCs w:val="20"/>
+        </w:rPr>
+        <w:t xml:space="preserve">a grade dial moving 5 → 7; overlay “Your grade, from real marks — free.”</w:t>
       </w:r>
     </w:p>
     <w:p>
@@ -2532,21 +4467,22 @@
         <w:spacing w:after="60"/>
       </w:pPr>
       <w:r>
-        <w:t xml:space="preserve">Test discipline: change one thing at a time (hook OR image), give each ad 3–4 days, then kill the bottom performers and scale the top.</w:t>
-      </w:r>
-    </w:p>
-    <w:p>
-      <w:pPr>
-        <w:pStyle w:val="Heading1"/>
-        <w:spacing w:after="140" w:before="320"/>
-      </w:pPr>
-      <w:r>
-        <w:rPr>
-          <w:b/>
-          <w:bCs/>
-          <w:color w:val="0B1B33"/>
-        </w:rPr>
-        <w:t xml:space="preserve">8. 7-day rollout &amp; the marketwaros.com hand-off</w:t>
+        <w:rPr>
+          <w:b/>
+          <w:bCs/>
+          <w:color w:val="0B1B33"/>
+          <w:sz w:val="20"/>
+          <w:szCs w:val="20"/>
+        </w:rPr>
+        <w:t xml:space="preserve">Exam Simulator: </w:t>
+      </w:r>
+      <w:r>
+        <w:rPr>
+          <w:color w:val="1B2A44"/>
+          <w:sz w:val="20"/>
+          <w:szCs w:val="20"/>
+        </w:rPr>
+        <w:t xml:space="preserve">a timed paper with a mark scheme; overlay “Sit the real exam first.”</w:t>
       </w:r>
     </w:p>
     <w:p>
@@ -2562,11 +4498,19 @@
         <w:rPr>
           <w:b/>
           <w:bCs/>
-        </w:rPr>
-        <w:t xml:space="preserve">Days 1–2: </w:t>
-      </w:r>
-      <w:r>
-        <w:t xml:space="preserve">launch all 3 ad sets, 2 ads each. Do not touch anything (let Meta learn).</w:t>
+          <w:color w:val="0B1B33"/>
+          <w:sz w:val="20"/>
+          <w:szCs w:val="20"/>
+        </w:rPr>
+        <w:t xml:space="preserve">Planner: </w:t>
+      </w:r>
+      <w:r>
+        <w:rPr>
+          <w:color w:val="1B2A44"/>
+          <w:sz w:val="20"/>
+          <w:szCs w:val="20"/>
+        </w:rPr>
+        <w:t xml:space="preserve">a tidy week-view calendar; overlay “A plan that adapts to you.”</w:t>
       </w:r>
     </w:p>
     <w:p>
@@ -2582,11 +4526,19 @@
         <w:rPr>
           <w:b/>
           <w:bCs/>
-        </w:rPr>
-        <w:t xml:space="preserve">Days 3–4: </w:t>
-      </w:r>
-      <w:r>
-        <w:t xml:space="preserve">pause ads below ~0.8% CTR; note the top hook + audience.</w:t>
+          <w:color w:val="0B1B33"/>
+          <w:sz w:val="20"/>
+          <w:szCs w:val="20"/>
+        </w:rPr>
+        <w:t xml:space="preserve">Parent alerts / School brain: </w:t>
+      </w:r>
+      <w:r>
+        <w:rPr>
+          <w:color w:val="1B2A44"/>
+          <w:sz w:val="20"/>
+          <w:szCs w:val="20"/>
+        </w:rPr>
+        <w:t xml:space="preserve">a dashboard alert lighting up; overlay “See risk before the grade.”</w:t>
       </w:r>
     </w:p>
     <w:p>
@@ -2602,11 +4554,19 @@
         <w:rPr>
           <w:b/>
           <w:bCs/>
-        </w:rPr>
-        <w:t xml:space="preserve">Days 5–7: </w:t>
-      </w:r>
-      <w:r>
-        <w:t xml:space="preserve">shift budget to the winning ad set; add 1–2 fresh creatives on the winning hook.</w:t>
+          <w:color w:val="0B1B33"/>
+          <w:sz w:val="20"/>
+          <w:szCs w:val="20"/>
+        </w:rPr>
+        <w:t xml:space="preserve">Reels/Stories (9:16): </w:t>
+      </w:r>
+      <w:r>
+        <w:rPr>
+          <w:color w:val="1B2A44"/>
+          <w:sz w:val="20"/>
+          <w:szCs w:val="20"/>
+        </w:rPr>
+        <w:t xml:space="preserve">hook line for 2s → the feature in action → “studyear.com/free” end card.</w:t>
       </w:r>
     </w:p>
     <w:p>
@@ -2622,11 +4582,180 @@
         <w:rPr>
           <w:b/>
           <w:bCs/>
-        </w:rPr>
-        <w:t xml:space="preserve">Then: </w:t>
-      </w:r>
-      <w:r>
-        <w:t xml:space="preserve">build a Custom Audience of site visitors + a 1% Lookalike. These become the seed audiences when you move the marketing focus to marketwaros.com — so this campaign pays forward.</w:t>
+          <w:color w:val="0B1B33"/>
+          <w:sz w:val="20"/>
+          <w:szCs w:val="20"/>
+        </w:rPr>
+        <w:t xml:space="preserve">Palette: </w:t>
+      </w:r>
+      <w:r>
+        <w:rPr>
+          <w:color w:val="1B2A44"/>
+          <w:sz w:val="20"/>
+          <w:szCs w:val="20"/>
+        </w:rPr>
+        <w:t xml:space="preserve">navy #060B18 + blue #4FA6E0 + white text, matching the site. Always end on the logo + studyear.com/free.</w:t>
+      </w:r>
+    </w:p>
+    <w:p>
+      <w:pPr>
+        <w:pStyle w:val="Heading1"/>
+      </w:pPr>
+      <w:r>
+        <w:t xml:space="preserve">7. Link &amp; tracking</w:t>
+      </w:r>
+    </w:p>
+    <w:p>
+      <w:pPr>
+        <w:spacing w:after="40" w:before="140"/>
+      </w:pPr>
+      <w:r>
+        <w:rPr>
+          <w:b/>
+          <w:bCs/>
+          <w:color w:val="0B1B33"/>
+          <w:sz w:val="21"/>
+          <w:szCs w:val="21"/>
+        </w:rPr>
+        <w:t xml:space="preserve">Website URL</w:t>
+      </w:r>
+    </w:p>
+    <w:p>
+      <w:pPr>
+        <w:pBdr>
+          <w:top w:val="single" w:color="C7D2E4" w:sz="6" w:space="8"/>
+          <w:bottom w:val="single" w:color="C7D2E4" w:sz="6" w:space="8"/>
+          <w:left w:val="single" w:color="2E6BC4" w:sz="18" w:space="8"/>
+          <w:right w:val="single" w:color="C7D2E4" w:sz="6" w:space="8"/>
+        </w:pBdr>
+        <w:shd w:fill="F3F6FB" w:val="clear"/>
+        <w:spacing w:after="140" w:before="60"/>
+        <w:ind w:left="120" w:right="120"/>
+      </w:pPr>
+      <w:r>
+        <w:rPr>
+          <w:rFonts w:ascii="Consolas" w:cs="Consolas" w:eastAsia="Consolas" w:hAnsi="Consolas"/>
+          <w:sz w:val="20"/>
+          <w:szCs w:val="20"/>
+        </w:rPr>
+        <w:t xml:space="preserve">https://www.studyear.com/free/</w:t>
+      </w:r>
+    </w:p>
+    <w:p>
+      <w:pPr>
+        <w:spacing w:after="40" w:before="140"/>
+      </w:pPr>
+      <w:r>
+        <w:rPr>
+          <w:b/>
+          <w:bCs/>
+          <w:color w:val="0B1B33"/>
+          <w:sz w:val="21"/>
+          <w:szCs w:val="21"/>
+        </w:rPr>
+        <w:t xml:space="preserve">URL parameters (paste exactly)</w:t>
+      </w:r>
+    </w:p>
+    <w:p>
+      <w:pPr>
+        <w:pBdr>
+          <w:top w:val="single" w:color="C7D2E4" w:sz="6" w:space="8"/>
+          <w:bottom w:val="single" w:color="C7D2E4" w:sz="6" w:space="8"/>
+          <w:left w:val="single" w:color="2E6BC4" w:sz="18" w:space="8"/>
+          <w:right w:val="single" w:color="C7D2E4" w:sz="6" w:space="8"/>
+        </w:pBdr>
+        <w:shd w:fill="F3F6FB" w:val="clear"/>
+        <w:spacing w:after="140" w:before="60"/>
+        <w:ind w:left="120" w:right="120"/>
+      </w:pPr>
+      <w:r>
+        <w:rPr>
+          <w:rFonts w:ascii="Consolas" w:cs="Consolas" w:eastAsia="Consolas" w:hAnsi="Consolas"/>
+          <w:sz w:val="20"/>
+          <w:szCs w:val="20"/>
+        </w:rPr>
+        <w:t xml:space="preserve">utm_source=facebook&amp;utm_medium=paid_social&amp;utm_campaign=awareness_launch&amp;utm_content={{ad.name}}</w:t>
+      </w:r>
+    </w:p>
+    <w:p>
+      <w:pPr>
+        <w:spacing w:after="120"/>
+      </w:pPr>
+      <w:r>
+        <w:t xml:space="preserve">Attributes every visit to the exact ad and feeds your reporting (and marketwaros.com later). The site already loads Meta Pixel + Google Tag on consent, so visits and sign-ups attribute back automatically.</w:t>
+      </w:r>
+    </w:p>
+    <w:p>
+      <w:pPr>
+        <w:pStyle w:val="Heading1"/>
+      </w:pPr>
+      <w:r>
+        <w:t xml:space="preserve">8. Compliance, rollout &amp; the marketwaros.com hand-off</w:t>
+      </w:r>
+    </w:p>
+    <w:p>
+      <w:pPr>
+        <w:pStyle w:val="ListParagraph"/>
+        <w:numPr>
+          <w:ilvl w:val="0"/>
+          <w:numId w:val="2"/>
+        </w:numPr>
+        <w:spacing w:after="60"/>
+      </w:pPr>
+      <w:r>
+        <w:t xml:space="preserve">Target adults only; speak about children to parents; never target minors.</w:t>
+      </w:r>
+    </w:p>
+    <w:p>
+      <w:pPr>
+        <w:pStyle w:val="ListParagraph"/>
+        <w:numPr>
+          <w:ilvl w:val="0"/>
+          <w:numId w:val="2"/>
+        </w:numPr>
+        <w:spacing w:after="60"/>
+      </w:pPr>
+      <w:r>
+        <w:t xml:space="preserve">No guaranteed-results claims (“improve their grade”, never “guarantees a grade 9”). Honest = on-brand + Meta-compliant.</w:t>
+      </w:r>
+    </w:p>
+    <w:p>
+      <w:pPr>
+        <w:pStyle w:val="ListParagraph"/>
+        <w:numPr>
+          <w:ilvl w:val="0"/>
+          <w:numId w:val="2"/>
+        </w:numPr>
+        <w:spacing w:after="60"/>
+      </w:pPr>
+      <w:r>
+        <w:t xml:space="preserve">Message match: the feature promised in the ad must be visible on the landing page. It is on /free/.</w:t>
+      </w:r>
+    </w:p>
+    <w:p>
+      <w:pPr>
+        <w:pStyle w:val="ListParagraph"/>
+        <w:numPr>
+          <w:ilvl w:val="0"/>
+          <w:numId w:val="2"/>
+        </w:numPr>
+        <w:spacing w:after="60"/>
+      </w:pPr>
+      <w:r>
+        <w:t xml:space="preserve">Days 1–2: launch all ad sets, several feature ads each; don’t touch (let Meta learn). Days 3–4: pause ads under ~0.8% CTR; note the top FEATURE. Days 5–7: shift budget to the winning feature + audience; add fresh creative on that hook.</w:t>
+      </w:r>
+    </w:p>
+    <w:p>
+      <w:pPr>
+        <w:pStyle w:val="ListParagraph"/>
+        <w:numPr>
+          <w:ilvl w:val="0"/>
+          <w:numId w:val="2"/>
+        </w:numPr>
+        <w:spacing w:after="60"/>
+      </w:pPr>
+      <w:r>
+        <w:t xml:space="preserve">Then: build a Custom Audience of site visitors + a 1% Lookalike — the seed audiences for when you move focus to marketwaros.com. This campaign pays forward.</w:t>
       </w:r>
     </w:p>
     <w:p>

--- a/StudYear-Facebook-Campaign-Bundle.docx
+++ b/StudYear-Facebook-Campaign-Bundle.docx
@@ -4756,6 +4756,1899 @@
       </w:pPr>
       <w:r>
         <w:t xml:space="preserve">Then: build a Custom Audience of site visitors + a 1% Lookalike — the seed audiences for when you move focus to marketwaros.com. This campaign pays forward.</w:t>
+      </w:r>
+    </w:p>
+    <w:p>
+      <w:pPr>
+        <w:spacing w:after="0"/>
+      </w:pPr>
+      <w:r>
+        <w:br w:type="page"/>
+      </w:r>
+    </w:p>
+    <w:p>
+      <w:pPr>
+        <w:pStyle w:val="Heading1"/>
+      </w:pPr>
+      <w:r>
+        <w:t xml:space="preserve">9. Google Search &amp; YouTube ads (feature-led)</w:t>
+      </w:r>
+    </w:p>
+    <w:p>
+      <w:pPr>
+        <w:spacing w:after="120"/>
+      </w:pPr>
+      <w:r>
+        <w:rPr>
+          <w:i/>
+          <w:iCs/>
+          <w:color w:val="5B6B85"/>
+        </w:rPr>
+        <w:t xml:space="preserve">Catch people already searching for what StudYear does. Paste into a Responsive Search Ad (Google Ads).</w:t>
+      </w:r>
+    </w:p>
+    <w:p>
+      <w:pPr>
+        <w:spacing w:after="40" w:before="140"/>
+      </w:pPr>
+      <w:r>
+        <w:rPr>
+          <w:b/>
+          <w:bCs/>
+          <w:color w:val="0B1B33"/>
+          <w:sz w:val="21"/>
+          <w:szCs w:val="21"/>
+        </w:rPr>
+        <w:t xml:space="preserve">Headlines — 15 (each ≤30 characters)</w:t>
+      </w:r>
+    </w:p>
+    <w:p>
+      <w:pPr>
+        <w:pBdr>
+          <w:top w:val="single" w:color="C7D2E4" w:sz="6" w:space="8"/>
+          <w:bottom w:val="single" w:color="C7D2E4" w:sz="6" w:space="8"/>
+          <w:left w:val="single" w:color="2E6BC4" w:sz="18" w:space="8"/>
+          <w:right w:val="single" w:color="C7D2E4" w:sz="6" w:space="8"/>
+        </w:pBdr>
+        <w:shd w:fill="F3F6FB" w:val="clear"/>
+        <w:spacing w:after="140" w:before="60"/>
+        <w:ind w:left="120" w:right="120"/>
+      </w:pPr>
+      <w:r>
+        <w:rPr>
+          <w:rFonts w:ascii="Consolas" w:cs="Consolas" w:eastAsia="Consolas" w:hAnsi="Consolas"/>
+          <w:sz w:val="20"/>
+          <w:szCs w:val="20"/>
+        </w:rPr>
+        <w:t xml:space="preserve">Free Predicted Grade</w:t>
+      </w:r>
+      <w:r>
+        <w:rPr>
+          <w:rFonts w:ascii="Consolas" w:cs="Consolas" w:eastAsia="Consolas" w:hAnsi="Consolas"/>
+          <w:sz w:val="20"/>
+          <w:szCs w:val="20"/>
+        </w:rPr>
+        <w:br/>
+        <w:t xml:space="preserve">AI Tutor That Teaches</w:t>
+      </w:r>
+      <w:r>
+        <w:rPr>
+          <w:rFonts w:ascii="Consolas" w:cs="Consolas" w:eastAsia="Consolas" w:hAnsi="Consolas"/>
+          <w:sz w:val="20"/>
+          <w:szCs w:val="20"/>
+        </w:rPr>
+        <w:br/>
+        <w:t xml:space="preserve">Revision That Sticks</w:t>
+      </w:r>
+      <w:r>
+        <w:rPr>
+          <w:rFonts w:ascii="Consolas" w:cs="Consolas" w:eastAsia="Consolas" w:hAnsi="Consolas"/>
+          <w:sz w:val="20"/>
+          <w:szCs w:val="20"/>
+        </w:rPr>
+        <w:br/>
+        <w:t xml:space="preserve">Free Study Plan in 60s</w:t>
+      </w:r>
+      <w:r>
+        <w:rPr>
+          <w:rFonts w:ascii="Consolas" w:cs="Consolas" w:eastAsia="Consolas" w:hAnsi="Consolas"/>
+          <w:sz w:val="20"/>
+          <w:szCs w:val="20"/>
+        </w:rPr>
+        <w:br/>
+        <w:t xml:space="preserve">Sit The Exam First</w:t>
+      </w:r>
+      <w:r>
+        <w:rPr>
+          <w:rFonts w:ascii="Consolas" w:cs="Consolas" w:eastAsia="Consolas" w:hAnsi="Consolas"/>
+          <w:sz w:val="20"/>
+          <w:szCs w:val="20"/>
+        </w:rPr>
+        <w:br/>
+        <w:t xml:space="preserve">Mark My Essay With AI</w:t>
+      </w:r>
+      <w:r>
+        <w:rPr>
+          <w:rFonts w:ascii="Consolas" w:cs="Consolas" w:eastAsia="Consolas" w:hAnsi="Consolas"/>
+          <w:sz w:val="20"/>
+          <w:szCs w:val="20"/>
+        </w:rPr>
+        <w:br/>
+        <w:t xml:space="preserve">Instant Flashcards &amp; Quizzes</w:t>
+      </w:r>
+      <w:r>
+        <w:rPr>
+          <w:rFonts w:ascii="Consolas" w:cs="Consolas" w:eastAsia="Consolas" w:hAnsi="Consolas"/>
+          <w:sz w:val="20"/>
+          <w:szCs w:val="20"/>
+        </w:rPr>
+        <w:br/>
+        <w:t xml:space="preserve">Past Papers + Mark Schemes</w:t>
+      </w:r>
+      <w:r>
+        <w:rPr>
+          <w:rFonts w:ascii="Consolas" w:cs="Consolas" w:eastAsia="Consolas" w:hAnsi="Consolas"/>
+          <w:sz w:val="20"/>
+          <w:szCs w:val="20"/>
+        </w:rPr>
+        <w:br/>
+        <w:t xml:space="preserve">GCSE &amp; A-Level Revision</w:t>
+      </w:r>
+      <w:r>
+        <w:rPr>
+          <w:rFonts w:ascii="Consolas" w:cs="Consolas" w:eastAsia="Consolas" w:hAnsi="Consolas"/>
+          <w:sz w:val="20"/>
+          <w:szCs w:val="20"/>
+        </w:rPr>
+        <w:br/>
+        <w:t xml:space="preserve">The AI Learning Platform</w:t>
+      </w:r>
+      <w:r>
+        <w:rPr>
+          <w:rFonts w:ascii="Consolas" w:cs="Consolas" w:eastAsia="Consolas" w:hAnsi="Consolas"/>
+          <w:sz w:val="20"/>
+          <w:szCs w:val="20"/>
+        </w:rPr>
+        <w:br/>
+        <w:t xml:space="preserve">Study Smarter, Not Harder</w:t>
+      </w:r>
+      <w:r>
+        <w:rPr>
+          <w:rFonts w:ascii="Consolas" w:cs="Consolas" w:eastAsia="Consolas" w:hAnsi="Consolas"/>
+          <w:sz w:val="20"/>
+          <w:szCs w:val="20"/>
+        </w:rPr>
+        <w:br/>
+        <w:t xml:space="preserve">Personalised Study Plan</w:t>
+      </w:r>
+      <w:r>
+        <w:rPr>
+          <w:rFonts w:ascii="Consolas" w:cs="Consolas" w:eastAsia="Consolas" w:hAnsi="Consolas"/>
+          <w:sz w:val="20"/>
+          <w:szCs w:val="20"/>
+        </w:rPr>
+        <w:br/>
+        <w:t xml:space="preserve">Learn Any Topic, Your Pace</w:t>
+      </w:r>
+      <w:r>
+        <w:rPr>
+          <w:rFonts w:ascii="Consolas" w:cs="Consolas" w:eastAsia="Consolas" w:hAnsi="Consolas"/>
+          <w:sz w:val="20"/>
+          <w:szCs w:val="20"/>
+        </w:rPr>
+        <w:br/>
+        <w:t xml:space="preserve">Free. No Sign-Up.</w:t>
+      </w:r>
+      <w:r>
+        <w:rPr>
+          <w:rFonts w:ascii="Consolas" w:cs="Consolas" w:eastAsia="Consolas" w:hAnsi="Consolas"/>
+          <w:sz w:val="20"/>
+          <w:szCs w:val="20"/>
+        </w:rPr>
+        <w:br/>
+        <w:t xml:space="preserve">See Your Predicted Grade</w:t>
+      </w:r>
+    </w:p>
+    <w:p>
+      <w:pPr>
+        <w:spacing w:after="40" w:before="140"/>
+      </w:pPr>
+      <w:r>
+        <w:rPr>
+          <w:b/>
+          <w:bCs/>
+          <w:color w:val="0B1B33"/>
+          <w:sz w:val="21"/>
+          <w:szCs w:val="21"/>
+        </w:rPr>
+        <w:t xml:space="preserve">Descriptions — 4 (each ≤90 characters)</w:t>
+      </w:r>
+    </w:p>
+    <w:p>
+      <w:pPr>
+        <w:pBdr>
+          <w:top w:val="single" w:color="C7D2E4" w:sz="6" w:space="8"/>
+          <w:bottom w:val="single" w:color="C7D2E4" w:sz="6" w:space="8"/>
+          <w:left w:val="single" w:color="2E6BC4" w:sz="18" w:space="8"/>
+          <w:right w:val="single" w:color="C7D2E4" w:sz="6" w:space="8"/>
+        </w:pBdr>
+        <w:shd w:fill="F3F6FB" w:val="clear"/>
+        <w:spacing w:after="140" w:before="60"/>
+        <w:ind w:left="120" w:right="120"/>
+      </w:pPr>
+      <w:r>
+        <w:rPr>
+          <w:rFonts w:ascii="Consolas" w:cs="Consolas" w:eastAsia="Consolas" w:hAnsi="Consolas"/>
+          <w:sz w:val="20"/>
+          <w:szCs w:val="20"/>
+        </w:rPr>
+        <w:t xml:space="preserve">Free predicted grade + a personalised plan in 60 seconds. No sign-up, no card.</w:t>
+      </w:r>
+      <w:r>
+        <w:rPr>
+          <w:rFonts w:ascii="Consolas" w:cs="Consolas" w:eastAsia="Consolas" w:hAnsi="Consolas"/>
+          <w:sz w:val="20"/>
+          <w:szCs w:val="20"/>
+        </w:rPr>
+        <w:br/>
+        <w:t xml:space="preserve">An AI tutor that teaches the method, not just the answer. GCSE &amp; A-Level.</w:t>
+      </w:r>
+      <w:r>
+        <w:rPr>
+          <w:rFonts w:ascii="Consolas" w:cs="Consolas" w:eastAsia="Consolas" w:hAnsi="Consolas"/>
+          <w:sz w:val="20"/>
+          <w:szCs w:val="20"/>
+        </w:rPr>
+        <w:br/>
+        <w:t xml:space="preserve">Smart Review brings back what you get wrong until it sticks. Try it free.</w:t>
+      </w:r>
+      <w:r>
+        <w:rPr>
+          <w:rFonts w:ascii="Consolas" w:cs="Consolas" w:eastAsia="Consolas" w:hAnsi="Consolas"/>
+          <w:sz w:val="20"/>
+          <w:szCs w:val="20"/>
+        </w:rPr>
+        <w:br/>
+        <w:t xml:space="preserve">Timed past papers, mark schemes and an honest predicted grade. Start free.</w:t>
+      </w:r>
+    </w:p>
+    <w:p>
+      <w:pPr>
+        <w:spacing w:after="40" w:before="140"/>
+      </w:pPr>
+      <w:r>
+        <w:rPr>
+          <w:b/>
+          <w:bCs/>
+          <w:color w:val="0B1B33"/>
+          <w:sz w:val="21"/>
+          <w:szCs w:val="21"/>
+        </w:rPr>
+        <w:t xml:space="preserve">Keywords to target (phrase/broad)</w:t>
+      </w:r>
+    </w:p>
+    <w:p>
+      <w:pPr>
+        <w:pBdr>
+          <w:top w:val="single" w:color="C7D2E4" w:sz="6" w:space="8"/>
+          <w:bottom w:val="single" w:color="C7D2E4" w:sz="6" w:space="8"/>
+          <w:left w:val="single" w:color="2E6BC4" w:sz="18" w:space="8"/>
+          <w:right w:val="single" w:color="C7D2E4" w:sz="6" w:space="8"/>
+        </w:pBdr>
+        <w:shd w:fill="F3F6FB" w:val="clear"/>
+        <w:spacing w:after="140" w:before="60"/>
+        <w:ind w:left="120" w:right="120"/>
+      </w:pPr>
+      <w:r>
+        <w:rPr>
+          <w:rFonts w:ascii="Consolas" w:cs="Consolas" w:eastAsia="Consolas" w:hAnsi="Consolas"/>
+          <w:sz w:val="20"/>
+          <w:szCs w:val="20"/>
+        </w:rPr>
+        <w:t xml:space="preserve">free predicted grade</w:t>
+      </w:r>
+      <w:r>
+        <w:rPr>
+          <w:rFonts w:ascii="Consolas" w:cs="Consolas" w:eastAsia="Consolas" w:hAnsi="Consolas"/>
+          <w:sz w:val="20"/>
+          <w:szCs w:val="20"/>
+        </w:rPr>
+        <w:br/>
+        <w:t xml:space="preserve">gcse revision app</w:t>
+      </w:r>
+      <w:r>
+        <w:rPr>
+          <w:rFonts w:ascii="Consolas" w:cs="Consolas" w:eastAsia="Consolas" w:hAnsi="Consolas"/>
+          <w:sz w:val="20"/>
+          <w:szCs w:val="20"/>
+        </w:rPr>
+        <w:br/>
+        <w:t xml:space="preserve">a level revision</w:t>
+      </w:r>
+      <w:r>
+        <w:rPr>
+          <w:rFonts w:ascii="Consolas" w:cs="Consolas" w:eastAsia="Consolas" w:hAnsi="Consolas"/>
+          <w:sz w:val="20"/>
+          <w:szCs w:val="20"/>
+        </w:rPr>
+        <w:br/>
+        <w:t xml:space="preserve">ai tutor gcse</w:t>
+      </w:r>
+      <w:r>
+        <w:rPr>
+          <w:rFonts w:ascii="Consolas" w:cs="Consolas" w:eastAsia="Consolas" w:hAnsi="Consolas"/>
+          <w:sz w:val="20"/>
+          <w:szCs w:val="20"/>
+        </w:rPr>
+        <w:br/>
+        <w:t xml:space="preserve">past papers online</w:t>
+      </w:r>
+      <w:r>
+        <w:rPr>
+          <w:rFonts w:ascii="Consolas" w:cs="Consolas" w:eastAsia="Consolas" w:hAnsi="Consolas"/>
+          <w:sz w:val="20"/>
+          <w:szCs w:val="20"/>
+        </w:rPr>
+        <w:br/>
+        <w:t xml:space="preserve">revision timetable maker</w:t>
+      </w:r>
+      <w:r>
+        <w:rPr>
+          <w:rFonts w:ascii="Consolas" w:cs="Consolas" w:eastAsia="Consolas" w:hAnsi="Consolas"/>
+          <w:sz w:val="20"/>
+          <w:szCs w:val="20"/>
+        </w:rPr>
+        <w:br/>
+        <w:t xml:space="preserve">mark my essay ai</w:t>
+      </w:r>
+      <w:r>
+        <w:rPr>
+          <w:rFonts w:ascii="Consolas" w:cs="Consolas" w:eastAsia="Consolas" w:hAnsi="Consolas"/>
+          <w:sz w:val="20"/>
+          <w:szCs w:val="20"/>
+        </w:rPr>
+        <w:br/>
+        <w:t xml:space="preserve">flashcard maker</w:t>
+      </w:r>
+      <w:r>
+        <w:rPr>
+          <w:rFonts w:ascii="Consolas" w:cs="Consolas" w:eastAsia="Consolas" w:hAnsi="Consolas"/>
+          <w:sz w:val="20"/>
+          <w:szCs w:val="20"/>
+        </w:rPr>
+        <w:br/>
+        <w:t xml:space="preserve">study plan maker</w:t>
+      </w:r>
+      <w:r>
+        <w:rPr>
+          <w:rFonts w:ascii="Consolas" w:cs="Consolas" w:eastAsia="Consolas" w:hAnsi="Consolas"/>
+          <w:sz w:val="20"/>
+          <w:szCs w:val="20"/>
+        </w:rPr>
+        <w:br/>
+        <w:t xml:space="preserve">gcse maths revision</w:t>
+      </w:r>
+    </w:p>
+    <w:p>
+      <w:pPr>
+        <w:spacing w:after="40" w:before="140"/>
+      </w:pPr>
+      <w:r>
+        <w:rPr>
+          <w:b/>
+          <w:bCs/>
+          <w:color w:val="0B1B33"/>
+          <w:sz w:val="21"/>
+          <w:szCs w:val="21"/>
+        </w:rPr>
+        <w:t xml:space="preserve">Sitelinks (link text → URL)</w:t>
+      </w:r>
+    </w:p>
+    <w:p>
+      <w:pPr>
+        <w:pBdr>
+          <w:top w:val="single" w:color="C7D2E4" w:sz="6" w:space="8"/>
+          <w:bottom w:val="single" w:color="C7D2E4" w:sz="6" w:space="8"/>
+          <w:left w:val="single" w:color="2E6BC4" w:sz="18" w:space="8"/>
+          <w:right w:val="single" w:color="C7D2E4" w:sz="6" w:space="8"/>
+        </w:pBdr>
+        <w:shd w:fill="F3F6FB" w:val="clear"/>
+        <w:spacing w:after="140" w:before="60"/>
+        <w:ind w:left="120" w:right="120"/>
+      </w:pPr>
+      <w:r>
+        <w:rPr>
+          <w:rFonts w:ascii="Consolas" w:cs="Consolas" w:eastAsia="Consolas" w:hAnsi="Consolas"/>
+          <w:sz w:val="20"/>
+          <w:szCs w:val="20"/>
+        </w:rPr>
+        <w:t xml:space="preserve">Free Predicted Grade  →  studyear.com/free</w:t>
+      </w:r>
+      <w:r>
+        <w:rPr>
+          <w:rFonts w:ascii="Consolas" w:cs="Consolas" w:eastAsia="Consolas" w:hAnsi="Consolas"/>
+          <w:sz w:val="20"/>
+          <w:szCs w:val="20"/>
+        </w:rPr>
+        <w:br/>
+        <w:t xml:space="preserve">Meet the AI Tutor     →  studyear.com/study/#tutor</w:t>
+      </w:r>
+      <w:r>
+        <w:rPr>
+          <w:rFonts w:ascii="Consolas" w:cs="Consolas" w:eastAsia="Consolas" w:hAnsi="Consolas"/>
+          <w:sz w:val="20"/>
+          <w:szCs w:val="20"/>
+        </w:rPr>
+        <w:br/>
+        <w:t xml:space="preserve">Past Papers           →  studyear.com/study/#papers</w:t>
+      </w:r>
+      <w:r>
+        <w:rPr>
+          <w:rFonts w:ascii="Consolas" w:cs="Consolas" w:eastAsia="Consolas" w:hAnsi="Consolas"/>
+          <w:sz w:val="20"/>
+          <w:szCs w:val="20"/>
+        </w:rPr>
+        <w:br/>
+        <w:t xml:space="preserve">How It Works          →  studyear.com/how-it-works</w:t>
+      </w:r>
+    </w:p>
+    <w:p>
+      <w:pPr>
+        <w:spacing w:after="40" w:before="140"/>
+      </w:pPr>
+      <w:r>
+        <w:rPr>
+          <w:b/>
+          <w:bCs/>
+          <w:color w:val="0B1B33"/>
+          <w:sz w:val="21"/>
+          <w:szCs w:val="21"/>
+        </w:rPr>
+        <w:t xml:space="preserve">Callout extensions</w:t>
+      </w:r>
+    </w:p>
+    <w:p>
+      <w:pPr>
+        <w:pBdr>
+          <w:top w:val="single" w:color="C7D2E4" w:sz="6" w:space="8"/>
+          <w:bottom w:val="single" w:color="C7D2E4" w:sz="6" w:space="8"/>
+          <w:left w:val="single" w:color="2E6BC4" w:sz="18" w:space="8"/>
+          <w:right w:val="single" w:color="C7D2E4" w:sz="6" w:space="8"/>
+        </w:pBdr>
+        <w:shd w:fill="F3F6FB" w:val="clear"/>
+        <w:spacing w:after="140" w:before="60"/>
+        <w:ind w:left="120" w:right="120"/>
+      </w:pPr>
+      <w:r>
+        <w:rPr>
+          <w:rFonts w:ascii="Consolas" w:cs="Consolas" w:eastAsia="Consolas" w:hAnsi="Consolas"/>
+          <w:sz w:val="20"/>
+          <w:szCs w:val="20"/>
+        </w:rPr>
+        <w:t xml:space="preserve">Free to start</w:t>
+      </w:r>
+      <w:r>
+        <w:rPr>
+          <w:rFonts w:ascii="Consolas" w:cs="Consolas" w:eastAsia="Consolas" w:hAnsi="Consolas"/>
+          <w:sz w:val="20"/>
+          <w:szCs w:val="20"/>
+        </w:rPr>
+        <w:br/>
+        <w:t xml:space="preserve">No sign-up</w:t>
+      </w:r>
+      <w:r>
+        <w:rPr>
+          <w:rFonts w:ascii="Consolas" w:cs="Consolas" w:eastAsia="Consolas" w:hAnsi="Consolas"/>
+          <w:sz w:val="20"/>
+          <w:szCs w:val="20"/>
+        </w:rPr>
+        <w:br/>
+        <w:t xml:space="preserve">GCSE &amp; A-Level</w:t>
+      </w:r>
+      <w:r>
+        <w:rPr>
+          <w:rFonts w:ascii="Consolas" w:cs="Consolas" w:eastAsia="Consolas" w:hAnsi="Consolas"/>
+          <w:sz w:val="20"/>
+          <w:szCs w:val="20"/>
+        </w:rPr>
+        <w:br/>
+        <w:t xml:space="preserve">Built for UK exams</w:t>
+      </w:r>
+      <w:r>
+        <w:rPr>
+          <w:rFonts w:ascii="Consolas" w:cs="Consolas" w:eastAsia="Consolas" w:hAnsi="Consolas"/>
+          <w:sz w:val="20"/>
+          <w:szCs w:val="20"/>
+        </w:rPr>
+        <w:br/>
+        <w:t xml:space="preserve">Works offline</w:t>
+      </w:r>
+    </w:p>
+    <w:p>
+      <w:pPr>
+        <w:pStyle w:val="Heading2"/>
+      </w:pPr>
+      <w:r>
+        <w:t xml:space="preserve">YouTube / Reels video scripts</w:t>
+      </w:r>
+    </w:p>
+    <w:p>
+      <w:pPr>
+        <w:spacing w:after="40" w:before="140"/>
+      </w:pPr>
+      <w:r>
+        <w:rPr>
+          <w:b/>
+          <w:bCs/>
+          <w:color w:val="0B1B33"/>
+          <w:sz w:val="21"/>
+          <w:szCs w:val="21"/>
+        </w:rPr>
+        <w:t xml:space="preserve">6-second bumper</w:t>
+      </w:r>
+    </w:p>
+    <w:p>
+      <w:pPr>
+        <w:pBdr>
+          <w:top w:val="single" w:color="C7D2E4" w:sz="6" w:space="8"/>
+          <w:bottom w:val="single" w:color="C7D2E4" w:sz="6" w:space="8"/>
+          <w:left w:val="single" w:color="2E6BC4" w:sz="18" w:space="8"/>
+          <w:right w:val="single" w:color="C7D2E4" w:sz="6" w:space="8"/>
+        </w:pBdr>
+        <w:shd w:fill="F3F6FB" w:val="clear"/>
+        <w:spacing w:after="140" w:before="60"/>
+        <w:ind w:left="120" w:right="120"/>
+      </w:pPr>
+      <w:r>
+        <w:rPr>
+          <w:rFonts w:ascii="Consolas" w:cs="Consolas" w:eastAsia="Consolas" w:hAnsi="Consolas"/>
+          <w:sz w:val="20"/>
+          <w:szCs w:val="20"/>
+        </w:rPr>
+        <w:t xml:space="preserve">[On screen: a grade dial moves 5 → 7]</w:t>
+      </w:r>
+      <w:r>
+        <w:rPr>
+          <w:rFonts w:ascii="Consolas" w:cs="Consolas" w:eastAsia="Consolas" w:hAnsi="Consolas"/>
+          <w:sz w:val="20"/>
+          <w:szCs w:val="20"/>
+        </w:rPr>
+        <w:br/>
+        <w:t xml:space="preserve">VO/Text: “Your predicted grade. Free. In 60 seconds.”</w:t>
+      </w:r>
+      <w:r>
+        <w:rPr>
+          <w:rFonts w:ascii="Consolas" w:cs="Consolas" w:eastAsia="Consolas" w:hAnsi="Consolas"/>
+          <w:sz w:val="20"/>
+          <w:szCs w:val="20"/>
+        </w:rPr>
+        <w:br/>
+        <w:t xml:space="preserve">End card: StudYear · studyear.com/free</w:t>
+      </w:r>
+    </w:p>
+    <w:p>
+      <w:pPr>
+        <w:spacing w:after="40" w:before="140"/>
+      </w:pPr>
+      <w:r>
+        <w:rPr>
+          <w:b/>
+          <w:bCs/>
+          <w:color w:val="0B1B33"/>
+          <w:sz w:val="21"/>
+          <w:szCs w:val="21"/>
+        </w:rPr>
+        <w:t xml:space="preserve">15-second</w:t>
+      </w:r>
+    </w:p>
+    <w:p>
+      <w:pPr>
+        <w:pBdr>
+          <w:top w:val="single" w:color="C7D2E4" w:sz="6" w:space="8"/>
+          <w:bottom w:val="single" w:color="C7D2E4" w:sz="6" w:space="8"/>
+          <w:left w:val="single" w:color="2E6BC4" w:sz="18" w:space="8"/>
+          <w:right w:val="single" w:color="C7D2E4" w:sz="6" w:space="8"/>
+        </w:pBdr>
+        <w:shd w:fill="F3F6FB" w:val="clear"/>
+        <w:spacing w:after="140" w:before="60"/>
+        <w:ind w:left="120" w:right="120"/>
+      </w:pPr>
+      <w:r>
+        <w:rPr>
+          <w:rFonts w:ascii="Consolas" w:cs="Consolas" w:eastAsia="Consolas" w:hAnsi="Consolas"/>
+          <w:sz w:val="20"/>
+          <w:szCs w:val="20"/>
+        </w:rPr>
+        <w:t xml:space="preserve">0–3s  “Revision that remembers what you get wrong.”</w:t>
+      </w:r>
+      <w:r>
+        <w:rPr>
+          <w:rFonts w:ascii="Consolas" w:cs="Consolas" w:eastAsia="Consolas" w:hAnsi="Consolas"/>
+          <w:sz w:val="20"/>
+          <w:szCs w:val="20"/>
+        </w:rPr>
+        <w:br/>
+        <w:t xml:space="preserve">3–9s  Show Smart Review resurfacing a weak topic + the AI tutor explaining it.</w:t>
+      </w:r>
+      <w:r>
+        <w:rPr>
+          <w:rFonts w:ascii="Consolas" w:cs="Consolas" w:eastAsia="Consolas" w:hAnsi="Consolas"/>
+          <w:sz w:val="20"/>
+          <w:szCs w:val="20"/>
+        </w:rPr>
+        <w:br/>
+        <w:t xml:space="preserve">9–13s “Free predicted grade and a plan — in 60 seconds.”</w:t>
+      </w:r>
+      <w:r>
+        <w:rPr>
+          <w:rFonts w:ascii="Consolas" w:cs="Consolas" w:eastAsia="Consolas" w:hAnsi="Consolas"/>
+          <w:sz w:val="20"/>
+          <w:szCs w:val="20"/>
+        </w:rPr>
+        <w:br/>
+        <w:t xml:space="preserve">13–15s End card: studyear.com/free</w:t>
+      </w:r>
+    </w:p>
+    <w:p>
+      <w:pPr>
+        <w:spacing w:after="40" w:before="140"/>
+      </w:pPr>
+      <w:r>
+        <w:rPr>
+          <w:b/>
+          <w:bCs/>
+          <w:color w:val="0B1B33"/>
+          <w:sz w:val="21"/>
+          <w:szCs w:val="21"/>
+        </w:rPr>
+        <w:t xml:space="preserve">30-second</w:t>
+      </w:r>
+    </w:p>
+    <w:p>
+      <w:pPr>
+        <w:pBdr>
+          <w:top w:val="single" w:color="C7D2E4" w:sz="6" w:space="8"/>
+          <w:bottom w:val="single" w:color="C7D2E4" w:sz="6" w:space="8"/>
+          <w:left w:val="single" w:color="2E6BC4" w:sz="18" w:space="8"/>
+          <w:right w:val="single" w:color="C7D2E4" w:sz="6" w:space="8"/>
+        </w:pBdr>
+        <w:shd w:fill="F3F6FB" w:val="clear"/>
+        <w:spacing w:after="140" w:before="60"/>
+        <w:ind w:left="120" w:right="120"/>
+      </w:pPr>
+      <w:r>
+        <w:rPr>
+          <w:rFonts w:ascii="Consolas" w:cs="Consolas" w:eastAsia="Consolas" w:hAnsi="Consolas"/>
+          <w:sz w:val="20"/>
+          <w:szCs w:val="20"/>
+        </w:rPr>
+        <w:t xml:space="preserve">0–4s   Hook: “Cramming doesn’t work. This does.”</w:t>
+      </w:r>
+      <w:r>
+        <w:rPr>
+          <w:rFonts w:ascii="Consolas" w:cs="Consolas" w:eastAsia="Consolas" w:hAnsi="Consolas"/>
+          <w:sz w:val="20"/>
+          <w:szCs w:val="20"/>
+        </w:rPr>
+        <w:br/>
+        <w:t xml:space="preserve">4–12s  AI tutor teaches the method (not the answer) on any topic.</w:t>
+      </w:r>
+      <w:r>
+        <w:rPr>
+          <w:rFonts w:ascii="Consolas" w:cs="Consolas" w:eastAsia="Consolas" w:hAnsi="Consolas"/>
+          <w:sz w:val="20"/>
+          <w:szCs w:val="20"/>
+        </w:rPr>
+        <w:br/>
+        <w:t xml:space="preserve">12–20s Smart Review brings weak topics back; the planner builds the week.</w:t>
+      </w:r>
+      <w:r>
+        <w:rPr>
+          <w:rFonts w:ascii="Consolas" w:cs="Consolas" w:eastAsia="Consolas" w:hAnsi="Consolas"/>
+          <w:sz w:val="20"/>
+          <w:szCs w:val="20"/>
+        </w:rPr>
+        <w:br/>
+        <w:t xml:space="preserve">20–26s Sit real past papers; watch the predicted grade move.</w:t>
+      </w:r>
+      <w:r>
+        <w:rPr>
+          <w:rFonts w:ascii="Consolas" w:cs="Consolas" w:eastAsia="Consolas" w:hAnsi="Consolas"/>
+          <w:sz w:val="20"/>
+          <w:szCs w:val="20"/>
+        </w:rPr>
+        <w:br/>
+        <w:t xml:space="preserve">26–30s “Start free — no sign-up.” End card: studyear.com/free</w:t>
+      </w:r>
+    </w:p>
+    <w:p>
+      <w:pPr>
+        <w:spacing w:after="0"/>
+      </w:pPr>
+      <w:r>
+        <w:br w:type="page"/>
+      </w:r>
+    </w:p>
+    <w:p>
+      <w:pPr>
+        <w:pStyle w:val="Heading1"/>
+      </w:pPr>
+      <w:r>
+        <w:t xml:space="preserve">10. Email nurture sequence (free sign-ups &amp; leads)</w:t>
+      </w:r>
+    </w:p>
+    <w:p>
+      <w:pPr>
+        <w:spacing w:after="120"/>
+      </w:pPr>
+      <w:r>
+        <w:rPr>
+          <w:i/>
+          <w:iCs/>
+          <w:color w:val="5B6B85"/>
+        </w:rPr>
+        <w:t xml:space="preserve">Send after someone tries the free tool or leaves an email. Feature-led, one job per email. Swap in your sender name.</w:t>
+      </w:r>
+    </w:p>
+    <w:p>
+      <w:pPr>
+        <w:spacing w:after="40" w:before="140"/>
+      </w:pPr>
+      <w:r>
+        <w:rPr>
+          <w:b/>
+          <w:bCs/>
+          <w:color w:val="0B1B33"/>
+          <w:sz w:val="21"/>
+          <w:szCs w:val="21"/>
+        </w:rPr>
+        <w:t xml:space="preserve">Email 1 (send now) — Welcome + activate</w:t>
+      </w:r>
+    </w:p>
+    <w:p>
+      <w:pPr>
+        <w:spacing w:after="60"/>
+      </w:pPr>
+      <w:r>
+        <w:rPr>
+          <w:b/>
+          <w:bCs/>
+          <w:color w:val="0B1B33"/>
+        </w:rPr>
+        <w:t xml:space="preserve">Subject: </w:t>
+      </w:r>
+      <w:r>
+        <w:t xml:space="preserve">Your study plan is ready 🎯</w:t>
+      </w:r>
+    </w:p>
+    <w:p>
+      <w:pPr>
+        <w:spacing w:after="60"/>
+      </w:pPr>
+      <w:r>
+        <w:rPr>
+          <w:b/>
+          <w:bCs/>
+          <w:color w:val="0B1B33"/>
+        </w:rPr>
+        <w:t xml:space="preserve">Preview: </w:t>
+      </w:r>
+      <w:r>
+        <w:t xml:space="preserve">Your predicted grade + first step inside.</w:t>
+      </w:r>
+    </w:p>
+    <w:p>
+      <w:pPr>
+        <w:pBdr>
+          <w:top w:val="single" w:color="C7D2E4" w:sz="6" w:space="8"/>
+          <w:bottom w:val="single" w:color="C7D2E4" w:sz="6" w:space="8"/>
+          <w:left w:val="single" w:color="2E6BC4" w:sz="18" w:space="8"/>
+          <w:right w:val="single" w:color="C7D2E4" w:sz="6" w:space="8"/>
+        </w:pBdr>
+        <w:shd w:fill="F3F6FB" w:val="clear"/>
+        <w:spacing w:after="140" w:before="60"/>
+        <w:ind w:left="120" w:right="120"/>
+      </w:pPr>
+      <w:r>
+        <w:rPr>
+          <w:rFonts w:ascii="Consolas" w:cs="Consolas" w:eastAsia="Consolas" w:hAnsi="Consolas"/>
+          <w:sz w:val="20"/>
+          <w:szCs w:val="20"/>
+        </w:rPr>
+        <w:t xml:space="preserve">Hi [first name],</w:t>
+      </w:r>
+      <w:r>
+        <w:rPr>
+          <w:rFonts w:ascii="Consolas" w:cs="Consolas" w:eastAsia="Consolas" w:hAnsi="Consolas"/>
+          <w:sz w:val="20"/>
+          <w:szCs w:val="20"/>
+        </w:rPr>
+        <w:br/>
+        <w:t xml:space="preserve"/>
+      </w:r>
+      <w:r>
+        <w:rPr>
+          <w:rFonts w:ascii="Consolas" w:cs="Consolas" w:eastAsia="Consolas" w:hAnsi="Consolas"/>
+          <w:sz w:val="20"/>
+          <w:szCs w:val="20"/>
+        </w:rPr>
+        <w:br/>
+        <w:t xml:space="preserve">Your StudYear plan is ready. You’ve got your predicted grade and a personalised, week-by-week route to move it.</w:t>
+      </w:r>
+      <w:r>
+        <w:rPr>
+          <w:rFonts w:ascii="Consolas" w:cs="Consolas" w:eastAsia="Consolas" w:hAnsi="Consolas"/>
+          <w:sz w:val="20"/>
+          <w:szCs w:val="20"/>
+        </w:rPr>
+        <w:br/>
+        <w:t xml:space="preserve"/>
+      </w:r>
+      <w:r>
+        <w:rPr>
+          <w:rFonts w:ascii="Consolas" w:cs="Consolas" w:eastAsia="Consolas" w:hAnsi="Consolas"/>
+          <w:sz w:val="20"/>
+          <w:szCs w:val="20"/>
+        </w:rPr>
+        <w:br/>
+        <w:t xml:space="preserve">Do just one thing today: a 15-minute Smart Review session. It brings back exactly what you get wrong — so it actually sticks.</w:t>
+      </w:r>
+      <w:r>
+        <w:rPr>
+          <w:rFonts w:ascii="Consolas" w:cs="Consolas" w:eastAsia="Consolas" w:hAnsi="Consolas"/>
+          <w:sz w:val="20"/>
+          <w:szCs w:val="20"/>
+        </w:rPr>
+        <w:br/>
+        <w:t xml:space="preserve"/>
+      </w:r>
+      <w:r>
+        <w:rPr>
+          <w:rFonts w:ascii="Consolas" w:cs="Consolas" w:eastAsia="Consolas" w:hAnsi="Consolas"/>
+          <w:sz w:val="20"/>
+          <w:szCs w:val="20"/>
+        </w:rPr>
+        <w:br/>
+        <w:t xml:space="preserve">See your plan → studyear.com/free</w:t>
+      </w:r>
+    </w:p>
+    <w:p>
+      <w:pPr>
+        <w:spacing w:after="60"/>
+      </w:pPr>
+      <w:r>
+        <w:rPr>
+          <w:b/>
+          <w:bCs/>
+          <w:color w:val="0B1B33"/>
+        </w:rPr>
+        <w:t xml:space="preserve">CTA button: </w:t>
+      </w:r>
+      <w:r>
+        <w:t xml:space="preserve">Open my plan</w:t>
+      </w:r>
+    </w:p>
+    <w:p>
+      <w:pPr>
+        <w:spacing w:after="40" w:before="140"/>
+      </w:pPr>
+      <w:r>
+        <w:rPr>
+          <w:b/>
+          <w:bCs/>
+          <w:color w:val="0B1B33"/>
+          <w:sz w:val="21"/>
+          <w:szCs w:val="21"/>
+        </w:rPr>
+        <w:t xml:space="preserve">Email 2 (day 2) — AI Tutor</w:t>
+      </w:r>
+    </w:p>
+    <w:p>
+      <w:pPr>
+        <w:spacing w:after="60"/>
+      </w:pPr>
+      <w:r>
+        <w:rPr>
+          <w:b/>
+          <w:bCs/>
+          <w:color w:val="0B1B33"/>
+        </w:rPr>
+        <w:t xml:space="preserve">Subject: </w:t>
+      </w:r>
+      <w:r>
+        <w:t xml:space="preserve">Stuck? Ask this anything 🤖</w:t>
+      </w:r>
+    </w:p>
+    <w:p>
+      <w:pPr>
+        <w:spacing w:after="60"/>
+      </w:pPr>
+      <w:r>
+        <w:rPr>
+          <w:b/>
+          <w:bCs/>
+          <w:color w:val="0B1B33"/>
+        </w:rPr>
+        <w:t xml:space="preserve">Preview: </w:t>
+      </w:r>
+      <w:r>
+        <w:t xml:space="preserve">A tutor that teaches, not tells.</w:t>
+      </w:r>
+    </w:p>
+    <w:p>
+      <w:pPr>
+        <w:pBdr>
+          <w:top w:val="single" w:color="C7D2E4" w:sz="6" w:space="8"/>
+          <w:bottom w:val="single" w:color="C7D2E4" w:sz="6" w:space="8"/>
+          <w:left w:val="single" w:color="2E6BC4" w:sz="18" w:space="8"/>
+          <w:right w:val="single" w:color="C7D2E4" w:sz="6" w:space="8"/>
+        </w:pBdr>
+        <w:shd w:fill="F3F6FB" w:val="clear"/>
+        <w:spacing w:after="140" w:before="60"/>
+        <w:ind w:left="120" w:right="120"/>
+      </w:pPr>
+      <w:r>
+        <w:rPr>
+          <w:rFonts w:ascii="Consolas" w:cs="Consolas" w:eastAsia="Consolas" w:hAnsi="Consolas"/>
+          <w:sz w:val="20"/>
+          <w:szCs w:val="20"/>
+        </w:rPr>
+        <w:t xml:space="preserve">Hi [first name],</w:t>
+      </w:r>
+      <w:r>
+        <w:rPr>
+          <w:rFonts w:ascii="Consolas" w:cs="Consolas" w:eastAsia="Consolas" w:hAnsi="Consolas"/>
+          <w:sz w:val="20"/>
+          <w:szCs w:val="20"/>
+        </w:rPr>
+        <w:br/>
+        <w:t xml:space="preserve"/>
+      </w:r>
+      <w:r>
+        <w:rPr>
+          <w:rFonts w:ascii="Consolas" w:cs="Consolas" w:eastAsia="Consolas" w:hAnsi="Consolas"/>
+          <w:sz w:val="20"/>
+          <w:szCs w:val="20"/>
+        </w:rPr>
+        <w:br/>
+        <w:t xml:space="preserve">Meet your AI tutor. Ask it anything — any subject, any time — and it explains at your pace and teaches the method, so you can do it yourself next time.</w:t>
+      </w:r>
+      <w:r>
+        <w:rPr>
+          <w:rFonts w:ascii="Consolas" w:cs="Consolas" w:eastAsia="Consolas" w:hAnsi="Consolas"/>
+          <w:sz w:val="20"/>
+          <w:szCs w:val="20"/>
+        </w:rPr>
+        <w:br/>
+        <w:t xml:space="preserve"/>
+      </w:r>
+      <w:r>
+        <w:rPr>
+          <w:rFonts w:ascii="Consolas" w:cs="Consolas" w:eastAsia="Consolas" w:hAnsi="Consolas"/>
+          <w:sz w:val="20"/>
+          <w:szCs w:val="20"/>
+        </w:rPr>
+        <w:br/>
+        <w:t xml:space="preserve">Try it now → studyear.com/study/#tutor</w:t>
+      </w:r>
+    </w:p>
+    <w:p>
+      <w:pPr>
+        <w:spacing w:after="60"/>
+      </w:pPr>
+      <w:r>
+        <w:rPr>
+          <w:b/>
+          <w:bCs/>
+          <w:color w:val="0B1B33"/>
+        </w:rPr>
+        <w:t xml:space="preserve">CTA button: </w:t>
+      </w:r>
+      <w:r>
+        <w:t xml:space="preserve">Ask the tutor</w:t>
+      </w:r>
+    </w:p>
+    <w:p>
+      <w:pPr>
+        <w:spacing w:after="40" w:before="140"/>
+      </w:pPr>
+      <w:r>
+        <w:rPr>
+          <w:b/>
+          <w:bCs/>
+          <w:color w:val="0B1B33"/>
+          <w:sz w:val="21"/>
+          <w:szCs w:val="21"/>
+        </w:rPr>
+        <w:t xml:space="preserve">Email 3 (day 4) — Smart Review</w:t>
+      </w:r>
+    </w:p>
+    <w:p>
+      <w:pPr>
+        <w:spacing w:after="60"/>
+      </w:pPr>
+      <w:r>
+        <w:rPr>
+          <w:b/>
+          <w:bCs/>
+          <w:color w:val="0B1B33"/>
+        </w:rPr>
+        <w:t xml:space="preserve">Subject: </w:t>
+      </w:r>
+      <w:r>
+        <w:t xml:space="preserve">The revision trick that beats cramming</w:t>
+      </w:r>
+    </w:p>
+    <w:p>
+      <w:pPr>
+        <w:spacing w:after="60"/>
+      </w:pPr>
+      <w:r>
+        <w:rPr>
+          <w:b/>
+          <w:bCs/>
+          <w:color w:val="0B1B33"/>
+        </w:rPr>
+        <w:t xml:space="preserve">Preview: </w:t>
+      </w:r>
+      <w:r>
+        <w:t xml:space="preserve">Why 15 focused minutes win.</w:t>
+      </w:r>
+    </w:p>
+    <w:p>
+      <w:pPr>
+        <w:pBdr>
+          <w:top w:val="single" w:color="C7D2E4" w:sz="6" w:space="8"/>
+          <w:bottom w:val="single" w:color="C7D2E4" w:sz="6" w:space="8"/>
+          <w:left w:val="single" w:color="2E6BC4" w:sz="18" w:space="8"/>
+          <w:right w:val="single" w:color="C7D2E4" w:sz="6" w:space="8"/>
+        </w:pBdr>
+        <w:shd w:fill="F3F6FB" w:val="clear"/>
+        <w:spacing w:after="140" w:before="60"/>
+        <w:ind w:left="120" w:right="120"/>
+      </w:pPr>
+      <w:r>
+        <w:rPr>
+          <w:rFonts w:ascii="Consolas" w:cs="Consolas" w:eastAsia="Consolas" w:hAnsi="Consolas"/>
+          <w:sz w:val="20"/>
+          <w:szCs w:val="20"/>
+        </w:rPr>
+        <w:t xml:space="preserve">Hi [first name],</w:t>
+      </w:r>
+      <w:r>
+        <w:rPr>
+          <w:rFonts w:ascii="Consolas" w:cs="Consolas" w:eastAsia="Consolas" w:hAnsi="Consolas"/>
+          <w:sz w:val="20"/>
+          <w:szCs w:val="20"/>
+        </w:rPr>
+        <w:br/>
+        <w:t xml:space="preserve"/>
+      </w:r>
+      <w:r>
+        <w:rPr>
+          <w:rFonts w:ascii="Consolas" w:cs="Consolas" w:eastAsia="Consolas" w:hAnsi="Consolas"/>
+          <w:sz w:val="20"/>
+          <w:szCs w:val="20"/>
+        </w:rPr>
+        <w:br/>
+        <w:t xml:space="preserve">Re-reading feels productive but fades fast. StudYear’s Smart Review resurfaces your weak topics at the perfect moment — so short, spaced sessions beat marathon cramming every time.</w:t>
+      </w:r>
+      <w:r>
+        <w:rPr>
+          <w:rFonts w:ascii="Consolas" w:cs="Consolas" w:eastAsia="Consolas" w:hAnsi="Consolas"/>
+          <w:sz w:val="20"/>
+          <w:szCs w:val="20"/>
+        </w:rPr>
+        <w:br/>
+        <w:t xml:space="preserve"/>
+      </w:r>
+      <w:r>
+        <w:rPr>
+          <w:rFonts w:ascii="Consolas" w:cs="Consolas" w:eastAsia="Consolas" w:hAnsi="Consolas"/>
+          <w:sz w:val="20"/>
+          <w:szCs w:val="20"/>
+        </w:rPr>
+        <w:br/>
+        <w:t xml:space="preserve">Do today’s review → studyear.com/study/#smartreview</w:t>
+      </w:r>
+    </w:p>
+    <w:p>
+      <w:pPr>
+        <w:spacing w:after="60"/>
+      </w:pPr>
+      <w:r>
+        <w:rPr>
+          <w:b/>
+          <w:bCs/>
+          <w:color w:val="0B1B33"/>
+        </w:rPr>
+        <w:t xml:space="preserve">CTA button: </w:t>
+      </w:r>
+      <w:r>
+        <w:t xml:space="preserve">Start today’s review</w:t>
+      </w:r>
+    </w:p>
+    <w:p>
+      <w:pPr>
+        <w:spacing w:after="40" w:before="140"/>
+      </w:pPr>
+      <w:r>
+        <w:rPr>
+          <w:b/>
+          <w:bCs/>
+          <w:color w:val="0B1B33"/>
+          <w:sz w:val="21"/>
+          <w:szCs w:val="21"/>
+        </w:rPr>
+        <w:t xml:space="preserve">Email 4 (day 7) — Exam practice + predicted grade</w:t>
+      </w:r>
+    </w:p>
+    <w:p>
+      <w:pPr>
+        <w:spacing w:after="60"/>
+      </w:pPr>
+      <w:r>
+        <w:rPr>
+          <w:b/>
+          <w:bCs/>
+          <w:color w:val="0B1B33"/>
+        </w:rPr>
+        <w:t xml:space="preserve">Subject: </w:t>
+      </w:r>
+      <w:r>
+        <w:t xml:space="preserve">Sit the exam before the exam</w:t>
+      </w:r>
+    </w:p>
+    <w:p>
+      <w:pPr>
+        <w:spacing w:after="60"/>
+      </w:pPr>
+      <w:r>
+        <w:rPr>
+          <w:b/>
+          <w:bCs/>
+          <w:color w:val="0B1B33"/>
+        </w:rPr>
+        <w:t xml:space="preserve">Preview: </w:t>
+      </w:r>
+      <w:r>
+        <w:t xml:space="preserve">Real papers. Real feedback.</w:t>
+      </w:r>
+    </w:p>
+    <w:p>
+      <w:pPr>
+        <w:pBdr>
+          <w:top w:val="single" w:color="C7D2E4" w:sz="6" w:space="8"/>
+          <w:bottom w:val="single" w:color="C7D2E4" w:sz="6" w:space="8"/>
+          <w:left w:val="single" w:color="2E6BC4" w:sz="18" w:space="8"/>
+          <w:right w:val="single" w:color="C7D2E4" w:sz="6" w:space="8"/>
+        </w:pBdr>
+        <w:shd w:fill="F3F6FB" w:val="clear"/>
+        <w:spacing w:after="140" w:before="60"/>
+        <w:ind w:left="120" w:right="120"/>
+      </w:pPr>
+      <w:r>
+        <w:rPr>
+          <w:rFonts w:ascii="Consolas" w:cs="Consolas" w:eastAsia="Consolas" w:hAnsi="Consolas"/>
+          <w:sz w:val="20"/>
+          <w:szCs w:val="20"/>
+        </w:rPr>
+        <w:t xml:space="preserve">Hi [first name],</w:t>
+      </w:r>
+      <w:r>
+        <w:rPr>
+          <w:rFonts w:ascii="Consolas" w:cs="Consolas" w:eastAsia="Consolas" w:hAnsi="Consolas"/>
+          <w:sz w:val="20"/>
+          <w:szCs w:val="20"/>
+        </w:rPr>
+        <w:br/>
+        <w:t xml:space="preserve"/>
+      </w:r>
+      <w:r>
+        <w:rPr>
+          <w:rFonts w:ascii="Consolas" w:cs="Consolas" w:eastAsia="Consolas" w:hAnsi="Consolas"/>
+          <w:sz w:val="20"/>
+          <w:szCs w:val="20"/>
+        </w:rPr>
+        <w:br/>
+        <w:t xml:space="preserve">Confidence comes from rehearsal. Sit timed past papers by exam board, get mark-scheme feedback, and watch your predicted grade move as you improve.</w:t>
+      </w:r>
+      <w:r>
+        <w:rPr>
+          <w:rFonts w:ascii="Consolas" w:cs="Consolas" w:eastAsia="Consolas" w:hAnsi="Consolas"/>
+          <w:sz w:val="20"/>
+          <w:szCs w:val="20"/>
+        </w:rPr>
+        <w:br/>
+        <w:t xml:space="preserve"/>
+      </w:r>
+      <w:r>
+        <w:rPr>
+          <w:rFonts w:ascii="Consolas" w:cs="Consolas" w:eastAsia="Consolas" w:hAnsi="Consolas"/>
+          <w:sz w:val="20"/>
+          <w:szCs w:val="20"/>
+        </w:rPr>
+        <w:br/>
+        <w:t xml:space="preserve">Practise now → studyear.com/study/#papers</w:t>
+      </w:r>
+    </w:p>
+    <w:p>
+      <w:pPr>
+        <w:spacing w:after="60"/>
+      </w:pPr>
+      <w:r>
+        <w:rPr>
+          <w:b/>
+          <w:bCs/>
+          <w:color w:val="0B1B33"/>
+        </w:rPr>
+        <w:t xml:space="preserve">CTA button: </w:t>
+      </w:r>
+      <w:r>
+        <w:t xml:space="preserve">Try a past paper</w:t>
+      </w:r>
+    </w:p>
+    <w:p>
+      <w:pPr>
+        <w:spacing w:after="40" w:before="140"/>
+      </w:pPr>
+      <w:r>
+        <w:rPr>
+          <w:b/>
+          <w:bCs/>
+          <w:color w:val="0B1B33"/>
+          <w:sz w:val="21"/>
+          <w:szCs w:val="21"/>
+        </w:rPr>
+        <w:t xml:space="preserve">Email 5 (day 10) — Keep going / soft upgrade</w:t>
+      </w:r>
+    </w:p>
+    <w:p>
+      <w:pPr>
+        <w:spacing w:after="60"/>
+      </w:pPr>
+      <w:r>
+        <w:rPr>
+          <w:b/>
+          <w:bCs/>
+          <w:color w:val="0B1B33"/>
+        </w:rPr>
+        <w:t xml:space="preserve">Subject: </w:t>
+      </w:r>
+      <w:r>
+        <w:t xml:space="preserve">You’re building momentum 🔥</w:t>
+      </w:r>
+    </w:p>
+    <w:p>
+      <w:pPr>
+        <w:spacing w:after="60"/>
+      </w:pPr>
+      <w:r>
+        <w:rPr>
+          <w:b/>
+          <w:bCs/>
+          <w:color w:val="0B1B33"/>
+        </w:rPr>
+        <w:t xml:space="preserve">Preview: </w:t>
+      </w:r>
+      <w:r>
+        <w:t xml:space="preserve">Keep the streak alive.</w:t>
+      </w:r>
+    </w:p>
+    <w:p>
+      <w:pPr>
+        <w:pBdr>
+          <w:top w:val="single" w:color="C7D2E4" w:sz="6" w:space="8"/>
+          <w:bottom w:val="single" w:color="C7D2E4" w:sz="6" w:space="8"/>
+          <w:left w:val="single" w:color="2E6BC4" w:sz="18" w:space="8"/>
+          <w:right w:val="single" w:color="C7D2E4" w:sz="6" w:space="8"/>
+        </w:pBdr>
+        <w:shd w:fill="F3F6FB" w:val="clear"/>
+        <w:spacing w:after="140" w:before="60"/>
+        <w:ind w:left="120" w:right="120"/>
+      </w:pPr>
+      <w:r>
+        <w:rPr>
+          <w:rFonts w:ascii="Consolas" w:cs="Consolas" w:eastAsia="Consolas" w:hAnsi="Consolas"/>
+          <w:sz w:val="20"/>
+          <w:szCs w:val="20"/>
+        </w:rPr>
+        <w:t xml:space="preserve">Hi [first name],</w:t>
+      </w:r>
+      <w:r>
+        <w:rPr>
+          <w:rFonts w:ascii="Consolas" w:cs="Consolas" w:eastAsia="Consolas" w:hAnsi="Consolas"/>
+          <w:sz w:val="20"/>
+          <w:szCs w:val="20"/>
+        </w:rPr>
+        <w:br/>
+        <w:t xml:space="preserve"/>
+      </w:r>
+      <w:r>
+        <w:rPr>
+          <w:rFonts w:ascii="Consolas" w:cs="Consolas" w:eastAsia="Consolas" w:hAnsi="Consolas"/>
+          <w:sz w:val="20"/>
+          <w:szCs w:val="20"/>
+        </w:rPr>
+        <w:br/>
+        <w:t xml:space="preserve">You’ve made a strong start. Keep the streak going — your plan adapts as you go, and everything you need is in one place.</w:t>
+      </w:r>
+      <w:r>
+        <w:rPr>
+          <w:rFonts w:ascii="Consolas" w:cs="Consolas" w:eastAsia="Consolas" w:hAnsi="Consolas"/>
+          <w:sz w:val="20"/>
+          <w:szCs w:val="20"/>
+        </w:rPr>
+        <w:br/>
+        <w:t xml:space="preserve"/>
+      </w:r>
+      <w:r>
+        <w:rPr>
+          <w:rFonts w:ascii="Consolas" w:cs="Consolas" w:eastAsia="Consolas" w:hAnsi="Consolas"/>
+          <w:sz w:val="20"/>
+          <w:szCs w:val="20"/>
+        </w:rPr>
+        <w:br/>
+        <w:t xml:space="preserve">When you’re ready for more AI power (unlimited tutoring, essay marking, full courses), you can top up any time. No pressure — the free tier keeps working.</w:t>
+      </w:r>
+      <w:r>
+        <w:rPr>
+          <w:rFonts w:ascii="Consolas" w:cs="Consolas" w:eastAsia="Consolas" w:hAnsi="Consolas"/>
+          <w:sz w:val="20"/>
+          <w:szCs w:val="20"/>
+        </w:rPr>
+        <w:br/>
+        <w:t xml:space="preserve"/>
+      </w:r>
+      <w:r>
+        <w:rPr>
+          <w:rFonts w:ascii="Consolas" w:cs="Consolas" w:eastAsia="Consolas" w:hAnsi="Consolas"/>
+          <w:sz w:val="20"/>
+          <w:szCs w:val="20"/>
+        </w:rPr>
+        <w:br/>
+        <w:t xml:space="preserve">Continue → studyear.com/free</w:t>
+      </w:r>
+    </w:p>
+    <w:p>
+      <w:pPr>
+        <w:spacing w:after="60"/>
+      </w:pPr>
+      <w:r>
+        <w:rPr>
+          <w:b/>
+          <w:bCs/>
+          <w:color w:val="0B1B33"/>
+        </w:rPr>
+        <w:t xml:space="preserve">CTA button: </w:t>
+      </w:r>
+      <w:r>
+        <w:t xml:space="preserve">Keep learning</w:t>
+      </w:r>
+    </w:p>
+    <w:p>
+      <w:pPr>
+        <w:spacing w:after="0"/>
+      </w:pPr>
+      <w:r>
+        <w:br w:type="page"/>
+      </w:r>
+    </w:p>
+    <w:p>
+      <w:pPr>
+        <w:pStyle w:val="Heading1"/>
+      </w:pPr>
+      <w:r>
+        <w:t xml:space="preserve">11. marketwaros.com switch-over pack</w:t>
+      </w:r>
+    </w:p>
+    <w:p>
+      <w:pPr>
+        <w:spacing w:after="120"/>
+      </w:pPr>
+      <w:r>
+        <w:rPr>
+          <w:color w:val="1B2A44"/>
+          <w:sz w:val="20"/>
+          <w:szCs w:val="20"/>
+        </w:rPr>
+        <w:t xml:space="preserve">When you shift the marketing focus to </w:t>
+      </w:r>
+      <w:r>
+        <w:rPr>
+          <w:b/>
+          <w:bCs/>
+          <w:color w:val="0B1B33"/>
+          <w:sz w:val="20"/>
+          <w:szCs w:val="20"/>
+        </w:rPr>
+        <w:t xml:space="preserve">marketwaros.com</w:t>
+      </w:r>
+      <w:r>
+        <w:rPr>
+          <w:color w:val="1B2A44"/>
+          <w:sz w:val="20"/>
+          <w:szCs w:val="20"/>
+        </w:rPr>
+        <w:t xml:space="preserve">, you don’t start from zero — you reuse everything above. Here’s the switch-over.</w:t>
+      </w:r>
+    </w:p>
+    <w:p>
+      <w:pPr>
+        <w:spacing w:after="40" w:before="140"/>
+      </w:pPr>
+      <w:r>
+        <w:rPr>
+          <w:b/>
+          <w:bCs/>
+          <w:color w:val="0B1B33"/>
+          <w:sz w:val="21"/>
+          <w:szCs w:val="21"/>
+        </w:rPr>
+        <w:t xml:space="preserve">What to change (that’s it)</w:t>
+      </w:r>
+    </w:p>
+    <w:p>
+      <w:pPr>
+        <w:pStyle w:val="ListParagraph"/>
+        <w:numPr>
+          <w:ilvl w:val="0"/>
+          <w:numId w:val="2"/>
+        </w:numPr>
+        <w:spacing w:after="60"/>
+      </w:pPr>
+      <w:r>
+        <w:rPr>
+          <w:b/>
+          <w:bCs/>
+          <w:color w:val="0B1B33"/>
+          <w:sz w:val="20"/>
+          <w:szCs w:val="20"/>
+        </w:rPr>
+        <w:t xml:space="preserve">Destination URL → </w:t>
+      </w:r>
+      <w:r>
+        <w:rPr>
+          <w:color w:val="1B2A44"/>
+          <w:sz w:val="20"/>
+          <w:szCs w:val="20"/>
+        </w:rPr>
+        <w:t xml:space="preserve">https://www.marketwaros.com  (final CTA line + Website URL field)</w:t>
+      </w:r>
+    </w:p>
+    <w:p>
+      <w:pPr>
+        <w:pStyle w:val="ListParagraph"/>
+        <w:numPr>
+          <w:ilvl w:val="0"/>
+          <w:numId w:val="2"/>
+        </w:numPr>
+        <w:spacing w:after="60"/>
+      </w:pPr>
+      <w:r>
+        <w:rPr>
+          <w:b/>
+          <w:bCs/>
+          <w:color w:val="0B1B33"/>
+          <w:sz w:val="20"/>
+          <w:szCs w:val="20"/>
+        </w:rPr>
+        <w:t xml:space="preserve">UTM campaign → </w:t>
+      </w:r>
+      <w:r>
+        <w:rPr>
+          <w:color w:val="1B2A44"/>
+          <w:sz w:val="20"/>
+          <w:szCs w:val="20"/>
+        </w:rPr>
+        <w:t xml:space="preserve">utm_source=facebook&amp;utm_medium=paid_social&amp;utm_campaign=marketwaros_launch&amp;utm_content={{ad.name}}</w:t>
+      </w:r>
+    </w:p>
+    <w:p>
+      <w:pPr>
+        <w:pStyle w:val="ListParagraph"/>
+        <w:numPr>
+          <w:ilvl w:val="0"/>
+          <w:numId w:val="2"/>
+        </w:numPr>
+        <w:spacing w:after="60"/>
+      </w:pPr>
+      <w:r>
+        <w:rPr>
+          <w:b/>
+          <w:bCs/>
+          <w:color w:val="0B1B33"/>
+          <w:sz w:val="20"/>
+          <w:szCs w:val="20"/>
+        </w:rPr>
+        <w:t xml:space="preserve">Message match → </w:t>
+      </w:r>
+      <w:r>
+        <w:rPr>
+          <w:color w:val="1B2A44"/>
+          <w:sz w:val="20"/>
+          <w:szCs w:val="20"/>
+        </w:rPr>
+        <w:t xml:space="preserve">the ad’s promise must match what marketwaros.com actually shows on arrival (headline + offer).</w:t>
+      </w:r>
+    </w:p>
+    <w:p>
+      <w:pPr>
+        <w:pStyle w:val="ListParagraph"/>
+        <w:numPr>
+          <w:ilvl w:val="0"/>
+          <w:numId w:val="2"/>
+        </w:numPr>
+        <w:spacing w:after="60"/>
+      </w:pPr>
+      <w:r>
+        <w:rPr>
+          <w:b/>
+          <w:bCs/>
+          <w:color w:val="0B1B33"/>
+          <w:sz w:val="20"/>
+          <w:szCs w:val="20"/>
+        </w:rPr>
+        <w:t xml:space="preserve">Retarget first → </w:t>
+      </w:r>
+      <w:r>
+        <w:rPr>
+          <w:color w:val="1B2A44"/>
+          <w:sz w:val="20"/>
+          <w:szCs w:val="20"/>
+        </w:rPr>
+        <w:t xml:space="preserve">launch to the Custom Audience of studyear.com visitors + the 1% Lookalike you built. Warm audiences convert cheapest.</w:t>
+      </w:r>
+    </w:p>
+    <w:p>
+      <w:pPr>
+        <w:spacing w:after="120"/>
+      </w:pPr>
+      <w:r>
+        <w:rPr>
+          <w:b/>
+          <w:bCs/>
+          <w:color w:val="B00020"/>
+        </w:rPr>
+        <w:t xml:space="preserve">Note: </w:t>
+      </w:r>
+      <w:r>
+        <w:rPr>
+          <w:color w:val="1B2A44"/>
+          <w:sz w:val="20"/>
+          <w:szCs w:val="20"/>
+        </w:rPr>
+        <w:t xml:space="preserve">the ad copy below is a template — fill the [brackets] with marketwaros.com’s real offer/benefit (I couldn’t access the site to write it precisely). Keep it as punchy as the StudYear ads.</w:t>
+      </w:r>
+    </w:p>
+    <w:p>
+      <w:pPr>
+        <w:spacing w:after="40" w:before="140"/>
+      </w:pPr>
+      <w:r>
+        <w:rPr>
+          <w:b/>
+          <w:bCs/>
+          <w:color w:val="0B1B33"/>
+          <w:sz w:val="21"/>
+          <w:szCs w:val="21"/>
+        </w:rPr>
+        <w:t xml:space="preserve">Template ad — Variant 1</w:t>
+      </w:r>
+    </w:p>
+    <w:p>
+      <w:pPr>
+        <w:pBdr>
+          <w:top w:val="single" w:color="C7D2E4" w:sz="6" w:space="8"/>
+          <w:bottom w:val="single" w:color="C7D2E4" w:sz="6" w:space="8"/>
+          <w:left w:val="single" w:color="2E6BC4" w:sz="18" w:space="8"/>
+          <w:right w:val="single" w:color="C7D2E4" w:sz="6" w:space="8"/>
+        </w:pBdr>
+        <w:shd w:fill="F3F6FB" w:val="clear"/>
+        <w:spacing w:after="140" w:before="60"/>
+        <w:ind w:left="120" w:right="120"/>
+      </w:pPr>
+      <w:r>
+        <w:rPr>
+          <w:rFonts w:ascii="Consolas" w:cs="Consolas" w:eastAsia="Consolas" w:hAnsi="Consolas"/>
+          <w:sz w:val="20"/>
+          <w:szCs w:val="20"/>
+        </w:rPr>
+        <w:t xml:space="preserve">[One-line hook: the #1 thing marketwaros.com does for the user].</w:t>
+      </w:r>
+      <w:r>
+        <w:rPr>
+          <w:rFonts w:ascii="Consolas" w:cs="Consolas" w:eastAsia="Consolas" w:hAnsi="Consolas"/>
+          <w:sz w:val="20"/>
+          <w:szCs w:val="20"/>
+        </w:rPr>
+        <w:br/>
+        <w:t xml:space="preserve"/>
+      </w:r>
+      <w:r>
+        <w:rPr>
+          <w:rFonts w:ascii="Consolas" w:cs="Consolas" w:eastAsia="Consolas" w:hAnsi="Consolas"/>
+          <w:sz w:val="20"/>
+          <w:szCs w:val="20"/>
+        </w:rPr>
+        <w:br/>
+        <w:t xml:space="preserve">[What it is] — [the main benefit, in plain words]. [Why now / what’s new].</w:t>
+      </w:r>
+      <w:r>
+        <w:rPr>
+          <w:rFonts w:ascii="Consolas" w:cs="Consolas" w:eastAsia="Consolas" w:hAnsi="Consolas"/>
+          <w:sz w:val="20"/>
+          <w:szCs w:val="20"/>
+        </w:rPr>
+        <w:br/>
+        <w:t xml:space="preserve"/>
+      </w:r>
+      <w:r>
+        <w:rPr>
+          <w:rFonts w:ascii="Consolas" w:cs="Consolas" w:eastAsia="Consolas" w:hAnsi="Consolas"/>
+          <w:sz w:val="20"/>
+          <w:szCs w:val="20"/>
+        </w:rPr>
+        <w:br/>
+        <w:t xml:space="preserve">👉 See it: marketwaros.com</w:t>
+      </w:r>
+    </w:p>
+    <w:p>
+      <w:pPr>
+        <w:spacing w:after="40" w:before="140"/>
+      </w:pPr>
+      <w:r>
+        <w:rPr>
+          <w:b/>
+          <w:bCs/>
+          <w:color w:val="0B1B33"/>
+          <w:sz w:val="21"/>
+          <w:szCs w:val="21"/>
+        </w:rPr>
+        <w:t xml:space="preserve">Template ad — Variant 2</w:t>
+      </w:r>
+    </w:p>
+    <w:p>
+      <w:pPr>
+        <w:pBdr>
+          <w:top w:val="single" w:color="C7D2E4" w:sz="6" w:space="8"/>
+          <w:bottom w:val="single" w:color="C7D2E4" w:sz="6" w:space="8"/>
+          <w:left w:val="single" w:color="2E6BC4" w:sz="18" w:space="8"/>
+          <w:right w:val="single" w:color="C7D2E4" w:sz="6" w:space="8"/>
+        </w:pBdr>
+        <w:shd w:fill="F3F6FB" w:val="clear"/>
+        <w:spacing w:after="140" w:before="60"/>
+        <w:ind w:left="120" w:right="120"/>
+      </w:pPr>
+      <w:r>
+        <w:rPr>
+          <w:rFonts w:ascii="Consolas" w:cs="Consolas" w:eastAsia="Consolas" w:hAnsi="Consolas"/>
+          <w:sz w:val="20"/>
+          <w:szCs w:val="20"/>
+        </w:rPr>
+        <w:t xml:space="preserve">[Problem your audience feels].</w:t>
+      </w:r>
+      <w:r>
+        <w:rPr>
+          <w:rFonts w:ascii="Consolas" w:cs="Consolas" w:eastAsia="Consolas" w:hAnsi="Consolas"/>
+          <w:sz w:val="20"/>
+          <w:szCs w:val="20"/>
+        </w:rPr>
+        <w:br/>
+        <w:t xml:space="preserve"/>
+      </w:r>
+      <w:r>
+        <w:rPr>
+          <w:rFonts w:ascii="Consolas" w:cs="Consolas" w:eastAsia="Consolas" w:hAnsi="Consolas"/>
+          <w:sz w:val="20"/>
+          <w:szCs w:val="20"/>
+        </w:rPr>
+        <w:br/>
+        <w:t xml:space="preserve">marketwaros.com [solves it by …] — [proof / speed / “free to try”].</w:t>
+      </w:r>
+      <w:r>
+        <w:rPr>
+          <w:rFonts w:ascii="Consolas" w:cs="Consolas" w:eastAsia="Consolas" w:hAnsi="Consolas"/>
+          <w:sz w:val="20"/>
+          <w:szCs w:val="20"/>
+        </w:rPr>
+        <w:br/>
+        <w:t xml:space="preserve"/>
+      </w:r>
+      <w:r>
+        <w:rPr>
+          <w:rFonts w:ascii="Consolas" w:cs="Consolas" w:eastAsia="Consolas" w:hAnsi="Consolas"/>
+          <w:sz w:val="20"/>
+          <w:szCs w:val="20"/>
+        </w:rPr>
+        <w:br/>
+        <w:t xml:space="preserve">Take a look 👇</w:t>
+      </w:r>
+    </w:p>
+    <w:p>
+      <w:pPr>
+        <w:spacing w:after="40" w:before="140"/>
+      </w:pPr>
+      <w:r>
+        <w:rPr>
+          <w:b/>
+          <w:bCs/>
+          <w:color w:val="0B1B33"/>
+          <w:sz w:val="21"/>
+          <w:szCs w:val="21"/>
+        </w:rPr>
+        <w:t xml:space="preserve">Headline templates (≤40 chars)</w:t>
+      </w:r>
+    </w:p>
+    <w:p>
+      <w:pPr>
+        <w:pBdr>
+          <w:top w:val="single" w:color="C7D2E4" w:sz="6" w:space="8"/>
+          <w:bottom w:val="single" w:color="C7D2E4" w:sz="6" w:space="8"/>
+          <w:left w:val="single" w:color="2E6BC4" w:sz="18" w:space="8"/>
+          <w:right w:val="single" w:color="C7D2E4" w:sz="6" w:space="8"/>
+        </w:pBdr>
+        <w:shd w:fill="F3F6FB" w:val="clear"/>
+        <w:spacing w:after="140" w:before="60"/>
+        <w:ind w:left="120" w:right="120"/>
+      </w:pPr>
+      <w:r>
+        <w:rPr>
+          <w:rFonts w:ascii="Consolas" w:cs="Consolas" w:eastAsia="Consolas" w:hAnsi="Consolas"/>
+          <w:sz w:val="20"/>
+          <w:szCs w:val="20"/>
+        </w:rPr>
+        <w:t xml:space="preserve">[Benefit] in one place</w:t>
+      </w:r>
+      <w:r>
+        <w:rPr>
+          <w:rFonts w:ascii="Consolas" w:cs="Consolas" w:eastAsia="Consolas" w:hAnsi="Consolas"/>
+          <w:sz w:val="20"/>
+          <w:szCs w:val="20"/>
+        </w:rPr>
+        <w:br/>
+        <w:t xml:space="preserve">Meet marketwaros.com</w:t>
+      </w:r>
+      <w:r>
+        <w:rPr>
+          <w:rFonts w:ascii="Consolas" w:cs="Consolas" w:eastAsia="Consolas" w:hAnsi="Consolas"/>
+          <w:sz w:val="20"/>
+          <w:szCs w:val="20"/>
+        </w:rPr>
+        <w:br/>
+        <w:t xml:space="preserve">The new way to [job-to-be-done]</w:t>
+      </w:r>
+    </w:p>
+    <w:p>
+      <w:pPr>
+        <w:pStyle w:val="Heading1"/>
+      </w:pPr>
+      <w:r>
+        <w:t xml:space="preserve">12. Organic social captions (free posts — bonus)</w:t>
+      </w:r>
+    </w:p>
+    <w:p>
+      <w:pPr>
+        <w:spacing w:after="120"/>
+      </w:pPr>
+      <w:r>
+        <w:rPr>
+          <w:i/>
+          <w:iCs/>
+          <w:color w:val="5B6B85"/>
+        </w:rPr>
+        <w:t xml:space="preserve">Post these between ads to build the page. Feature-led, no budget needed.</w:t>
+      </w:r>
+    </w:p>
+    <w:p>
+      <w:pPr>
+        <w:pBdr>
+          <w:top w:val="single" w:color="C7D2E4" w:sz="6" w:space="8"/>
+          <w:bottom w:val="single" w:color="C7D2E4" w:sz="6" w:space="8"/>
+          <w:left w:val="single" w:color="2E6BC4" w:sz="18" w:space="8"/>
+          <w:right w:val="single" w:color="C7D2E4" w:sz="6" w:space="8"/>
+        </w:pBdr>
+        <w:shd w:fill="F3F6FB" w:val="clear"/>
+        <w:spacing w:after="140" w:before="60"/>
+        <w:ind w:left="120" w:right="120"/>
+      </w:pPr>
+      <w:r>
+        <w:rPr>
+          <w:rFonts w:ascii="Consolas" w:cs="Consolas" w:eastAsia="Consolas" w:hAnsi="Consolas"/>
+          <w:sz w:val="20"/>
+          <w:szCs w:val="20"/>
+        </w:rPr>
+        <w:t xml:space="preserve">POST 1 — “Cramming doesn’t work. Here’s what does.” Smart Review brings back exactly what you get wrong, at the perfect moment. Try it free → studyear.com/free</w:t>
+      </w:r>
+      <w:r>
+        <w:rPr>
+          <w:rFonts w:ascii="Consolas" w:cs="Consolas" w:eastAsia="Consolas" w:hAnsi="Consolas"/>
+          <w:sz w:val="20"/>
+          <w:szCs w:val="20"/>
+        </w:rPr>
+        <w:br/>
+        <w:t xml:space="preserve"/>
+      </w:r>
+      <w:r>
+        <w:rPr>
+          <w:rFonts w:ascii="Consolas" w:cs="Consolas" w:eastAsia="Consolas" w:hAnsi="Consolas"/>
+          <w:sz w:val="20"/>
+          <w:szCs w:val="20"/>
+        </w:rPr>
+        <w:br/>
+        <w:t xml:space="preserve">POST 2 — Your child’s predicted grade, from real marks, in 60 seconds. Free. No sign-up. studyear.com/free</w:t>
+      </w:r>
+      <w:r>
+        <w:rPr>
+          <w:rFonts w:ascii="Consolas" w:cs="Consolas" w:eastAsia="Consolas" w:hAnsi="Consolas"/>
+          <w:sz w:val="20"/>
+          <w:szCs w:val="20"/>
+        </w:rPr>
+        <w:br/>
+        <w:t xml:space="preserve"/>
+      </w:r>
+      <w:r>
+        <w:rPr>
+          <w:rFonts w:ascii="Consolas" w:cs="Consolas" w:eastAsia="Consolas" w:hAnsi="Consolas"/>
+          <w:sz w:val="20"/>
+          <w:szCs w:val="20"/>
+        </w:rPr>
+        <w:br/>
+        <w:t xml:space="preserve">POST 3 — An AI tutor that teaches the method, never just the answer. Any subject, any time. studyear.com/free</w:t>
+      </w:r>
+      <w:r>
+        <w:rPr>
+          <w:rFonts w:ascii="Consolas" w:cs="Consolas" w:eastAsia="Consolas" w:hAnsi="Consolas"/>
+          <w:sz w:val="20"/>
+          <w:szCs w:val="20"/>
+        </w:rPr>
+        <w:br/>
+        <w:t xml:space="preserve"/>
+      </w:r>
+      <w:r>
+        <w:rPr>
+          <w:rFonts w:ascii="Consolas" w:cs="Consolas" w:eastAsia="Consolas" w:hAnsi="Consolas"/>
+          <w:sz w:val="20"/>
+          <w:szCs w:val="20"/>
+        </w:rPr>
+        <w:br/>
+        <w:t xml:space="preserve">POST 4 — Sit the real exam before the real exam: timed past papers + mark schemes. studyear.com/free</w:t>
+      </w:r>
+    </w:p>
+    <w:p>
+      <w:pPr>
+        <w:spacing w:after="40" w:before="140"/>
+      </w:pPr>
+      <w:r>
+        <w:rPr>
+          <w:b/>
+          <w:bCs/>
+          <w:color w:val="0B1B33"/>
+          <w:sz w:val="21"/>
+          <w:szCs w:val="21"/>
+        </w:rPr>
+        <w:t xml:space="preserve">Hashtags (mix + rotate)</w:t>
+      </w:r>
+    </w:p>
+    <w:p>
+      <w:pPr>
+        <w:pBdr>
+          <w:top w:val="single" w:color="C7D2E4" w:sz="6" w:space="8"/>
+          <w:bottom w:val="single" w:color="C7D2E4" w:sz="6" w:space="8"/>
+          <w:left w:val="single" w:color="2E6BC4" w:sz="18" w:space="8"/>
+          <w:right w:val="single" w:color="C7D2E4" w:sz="6" w:space="8"/>
+        </w:pBdr>
+        <w:shd w:fill="F3F6FB" w:val="clear"/>
+        <w:spacing w:after="140" w:before="60"/>
+        <w:ind w:left="120" w:right="120"/>
+      </w:pPr>
+      <w:r>
+        <w:rPr>
+          <w:rFonts w:ascii="Consolas" w:cs="Consolas" w:eastAsia="Consolas" w:hAnsi="Consolas"/>
+          <w:sz w:val="20"/>
+          <w:szCs w:val="20"/>
+        </w:rPr>
+        <w:t xml:space="preserve">#GCSE #ALevel #revision #GCSErevision #studytips #UKschools #edtech #AItutor #examseason #parenting #homeschooluk #adultlearning</w:t>
       </w:r>
     </w:p>
     <w:p>
